--- a/UAT_WebApp_2026-09-05.docx
+++ b/UAT_WebApp_2026-09-05.docx
@@ -5457,2376 +5457,14 @@
         <w:t xml:space="preserve">6. Guest booking and payment (W-BOOK)</w:t>
       </w:r>
     </w:p>
-    <w:tbl>
-      <w:tblPr>
-        <w:tblW w:type="dxa" w:w="9026"/>
-        <w:tblBorders>
-          <w:top w:val="single" w:color="auto" w:sz="4"/>
-          <w:left w:val="single" w:color="auto" w:sz="4"/>
-          <w:bottom w:val="single" w:color="auto" w:sz="4"/>
-          <w:right w:val="single" w:color="auto" w:sz="4"/>
-          <w:insideH w:val="single" w:color="auto" w:sz="4"/>
-          <w:insideV w:val="single" w:color="auto" w:sz="4"/>
-        </w:tblBorders>
-      </w:tblPr>
-      <w:tblGrid>
-        <w:gridCol w:w="800"/>
-        <w:gridCol w:w="3450"/>
-        <w:gridCol w:w="2976"/>
-        <w:gridCol w:w="500"/>
-        <w:gridCol w:w="600"/>
-        <w:gridCol w:w="700"/>
-      </w:tblGrid>
-      <w:tr>
-        <w:trPr>
-          <w:tblHeader/>
-        </w:trPr>
-        <w:tc>
-          <w:tcPr>
-            <w:tcW w:type="dxa" w:w="800"/>
-            <w:tcBorders>
-              <w:top w:val="none" w:color="auto" w:sz="0"/>
-              <w:left w:val="none" w:color="auto" w:sz="0"/>
-              <w:bottom w:val="single" w:color="B8C1CA" w:sz="8"/>
-              <w:right w:val="none" w:color="auto" w:sz="0"/>
-            </w:tcBorders>
-            <w:shd w:fill="F1F3F5" w:color="auto" w:val="clear"/>
-            <w:tcMar>
-              <w:top w:type="dxa" w:w="80"/>
-              <w:left w:type="dxa" w:w="90"/>
-              <w:bottom w:type="dxa" w:w="80"/>
-              <w:right w:type="dxa" w:w="90"/>
-            </w:tcMar>
-          </w:tcPr>
-          <w:p>
-            <w:r>
-              <w:rPr>
-                <w:rFonts w:ascii="Arial" w:cs="Arial" w:eastAsia="Arial" w:hAnsi="Arial"/>
-                <w:b/>
-                <w:bCs/>
-                <w:color w:val="8A939E"/>
-                <w:spacing w:val="20"/>
-                <w:sz w:val="15"/>
-                <w:szCs w:val="15"/>
-              </w:rPr>
-              <w:t xml:space="preserve">ID</w:t>
-            </w:r>
-          </w:p>
-        </w:tc>
-        <w:tc>
-          <w:tcPr>
-            <w:tcW w:type="dxa" w:w="3450"/>
-            <w:tcBorders>
-              <w:top w:val="none" w:color="auto" w:sz="0"/>
-              <w:left w:val="none" w:color="auto" w:sz="0"/>
-              <w:bottom w:val="single" w:color="B8C1CA" w:sz="8"/>
-              <w:right w:val="none" w:color="auto" w:sz="0"/>
-            </w:tcBorders>
-            <w:shd w:fill="F1F3F5" w:color="auto" w:val="clear"/>
-            <w:tcMar>
-              <w:top w:type="dxa" w:w="80"/>
-              <w:left w:type="dxa" w:w="90"/>
-              <w:bottom w:type="dxa" w:w="80"/>
-              <w:right w:type="dxa" w:w="90"/>
-            </w:tcMar>
-          </w:tcPr>
-          <w:p>
-            <w:r>
-              <w:rPr>
-                <w:rFonts w:ascii="Arial" w:cs="Arial" w:eastAsia="Arial" w:hAnsi="Arial"/>
-                <w:b/>
-                <w:bCs/>
-                <w:color w:val="8A939E"/>
-                <w:spacing w:val="20"/>
-                <w:sz w:val="15"/>
-                <w:szCs w:val="15"/>
-              </w:rPr>
-              <w:t xml:space="preserve">SCENARIO AND STEPS</w:t>
-            </w:r>
-          </w:p>
-        </w:tc>
-        <w:tc>
-          <w:tcPr>
-            <w:tcW w:type="dxa" w:w="2976"/>
-            <w:tcBorders>
-              <w:top w:val="none" w:color="auto" w:sz="0"/>
-              <w:left w:val="none" w:color="auto" w:sz="0"/>
-              <w:bottom w:val="single" w:color="B8C1CA" w:sz="8"/>
-              <w:right w:val="none" w:color="auto" w:sz="0"/>
-            </w:tcBorders>
-            <w:shd w:fill="F1F3F5" w:color="auto" w:val="clear"/>
-            <w:tcMar>
-              <w:top w:type="dxa" w:w="80"/>
-              <w:left w:type="dxa" w:w="90"/>
-              <w:bottom w:type="dxa" w:w="80"/>
-              <w:right w:type="dxa" w:w="90"/>
-            </w:tcMar>
-          </w:tcPr>
-          <w:p>
-            <w:r>
-              <w:rPr>
-                <w:rFonts w:ascii="Arial" w:cs="Arial" w:eastAsia="Arial" w:hAnsi="Arial"/>
-                <w:b/>
-                <w:bCs/>
-                <w:color w:val="8A939E"/>
-                <w:spacing w:val="20"/>
-                <w:sz w:val="15"/>
-                <w:szCs w:val="15"/>
-              </w:rPr>
-              <w:t xml:space="preserve">EXPECTED RESULT</w:t>
-            </w:r>
-          </w:p>
-        </w:tc>
-        <w:tc>
-          <w:tcPr>
-            <w:tcW w:type="dxa" w:w="500"/>
-            <w:tcBorders>
-              <w:top w:val="none" w:color="auto" w:sz="0"/>
-              <w:left w:val="none" w:color="auto" w:sz="0"/>
-              <w:bottom w:val="single" w:color="B8C1CA" w:sz="8"/>
-              <w:right w:val="none" w:color="auto" w:sz="0"/>
-            </w:tcBorders>
-            <w:shd w:fill="F1F3F5" w:color="auto" w:val="clear"/>
-            <w:tcMar>
-              <w:top w:type="dxa" w:w="80"/>
-              <w:left w:type="dxa" w:w="90"/>
-              <w:bottom w:type="dxa" w:w="80"/>
-              <w:right w:type="dxa" w:w="90"/>
-            </w:tcMar>
-          </w:tcPr>
-          <w:p>
-            <w:r>
-              <w:rPr>
-                <w:rFonts w:ascii="Arial" w:cs="Arial" w:eastAsia="Arial" w:hAnsi="Arial"/>
-                <w:b/>
-                <w:bCs/>
-                <w:color w:val="8A939E"/>
-                <w:spacing w:val="20"/>
-                <w:sz w:val="15"/>
-                <w:szCs w:val="15"/>
-              </w:rPr>
-              <w:t xml:space="preserve">PRI</w:t>
-            </w:r>
-          </w:p>
-        </w:tc>
-        <w:tc>
-          <w:tcPr>
-            <w:tcW w:type="dxa" w:w="600"/>
-            <w:tcBorders>
-              <w:top w:val="none" w:color="auto" w:sz="0"/>
-              <w:left w:val="none" w:color="auto" w:sz="0"/>
-              <w:bottom w:val="single" w:color="B8C1CA" w:sz="8"/>
-              <w:right w:val="none" w:color="auto" w:sz="0"/>
-            </w:tcBorders>
-            <w:shd w:fill="F1F3F5" w:color="auto" w:val="clear"/>
-            <w:tcMar>
-              <w:top w:type="dxa" w:w="80"/>
-              <w:left w:type="dxa" w:w="90"/>
-              <w:bottom w:type="dxa" w:w="80"/>
-              <w:right w:type="dxa" w:w="90"/>
-            </w:tcMar>
-          </w:tcPr>
-          <w:p>
-            <w:r>
-              <w:rPr>
-                <w:rFonts w:ascii="Arial" w:cs="Arial" w:eastAsia="Arial" w:hAnsi="Arial"/>
-                <w:b/>
-                <w:bCs/>
-                <w:color w:val="8A939E"/>
-                <w:spacing w:val="20"/>
-                <w:sz w:val="15"/>
-                <w:szCs w:val="15"/>
-              </w:rPr>
-              <w:t xml:space="preserve">RESULT</w:t>
-            </w:r>
-          </w:p>
-        </w:tc>
-        <w:tc>
-          <w:tcPr>
-            <w:tcW w:type="dxa" w:w="700"/>
-            <w:tcBorders>
-              <w:top w:val="none" w:color="auto" w:sz="0"/>
-              <w:left w:val="none" w:color="auto" w:sz="0"/>
-              <w:bottom w:val="single" w:color="B8C1CA" w:sz="8"/>
-              <w:right w:val="none" w:color="auto" w:sz="0"/>
-            </w:tcBorders>
-            <w:shd w:fill="F1F3F5" w:color="auto" w:val="clear"/>
-            <w:tcMar>
-              <w:top w:type="dxa" w:w="80"/>
-              <w:left w:type="dxa" w:w="90"/>
-              <w:bottom w:type="dxa" w:w="80"/>
-              <w:right w:type="dxa" w:w="90"/>
-            </w:tcMar>
-          </w:tcPr>
-          <w:p>
-            <w:r>
-              <w:rPr>
-                <w:rFonts w:ascii="Arial" w:cs="Arial" w:eastAsia="Arial" w:hAnsi="Arial"/>
-                <w:b/>
-                <w:bCs/>
-                <w:color w:val="8A939E"/>
-                <w:spacing w:val="20"/>
-                <w:sz w:val="15"/>
-                <w:szCs w:val="15"/>
-              </w:rPr>
-              <w:t xml:space="preserve">REMARKS</w:t>
-            </w:r>
-          </w:p>
-        </w:tc>
-      </w:tr>
-      <w:tr>
-        <w:trPr>
-          <w:cantSplit/>
-        </w:trPr>
-        <w:tc>
-          <w:tcPr>
-            <w:tcW w:type="dxa" w:w="800"/>
-            <w:tcBorders>
-              <w:top w:val="none" w:color="auto" w:sz="0"/>
-              <w:left w:val="none" w:color="auto" w:sz="0"/>
-              <w:bottom w:val="single" w:color="DDE2E8" w:sz="4"/>
-              <w:right w:val="none" w:color="auto" w:sz="0"/>
-            </w:tcBorders>
-            <w:tcMar>
-              <w:top w:type="dxa" w:w="70"/>
-              <w:left w:type="dxa" w:w="90"/>
-              <w:bottom w:type="dxa" w:w="70"/>
-              <w:right w:type="dxa" w:w="90"/>
-            </w:tcMar>
-          </w:tcPr>
-          <w:p>
-            <w:pPr>
-              <w:spacing w:after="40" w:line="260"/>
-            </w:pPr>
-            <w:r>
-              <w:rPr>
-                <w:rFonts w:ascii="Arial" w:cs="Arial" w:eastAsia="Arial" w:hAnsi="Arial"/>
-                <w:color w:val="14181E"/>
-                <w:sz w:val="16"/>
-                <w:szCs w:val="16"/>
-              </w:rPr>
-              <w:t xml:space="preserve">W-BOOK-01</w:t>
-            </w:r>
-          </w:p>
-        </w:tc>
-        <w:tc>
-          <w:tcPr>
-            <w:tcW w:type="dxa" w:w="3450"/>
-            <w:tcBorders>
-              <w:top w:val="none" w:color="auto" w:sz="0"/>
-              <w:left w:val="none" w:color="auto" w:sz="0"/>
-              <w:bottom w:val="single" w:color="DDE2E8" w:sz="4"/>
-              <w:right w:val="none" w:color="auto" w:sz="0"/>
-            </w:tcBorders>
-            <w:tcMar>
-              <w:top w:type="dxa" w:w="70"/>
-              <w:left w:type="dxa" w:w="90"/>
-              <w:bottom w:type="dxa" w:w="70"/>
-              <w:right w:type="dxa" w:w="90"/>
-            </w:tcMar>
-          </w:tcPr>
-          <w:p>
-            <w:pPr>
-              <w:spacing w:after="40" w:line="260"/>
-            </w:pPr>
-            <w:r>
-              <w:rPr>
-                <w:rFonts w:ascii="Arial" w:cs="Arial" w:eastAsia="Arial" w:hAnsi="Arial"/>
-                <w:b w:val="false"/>
-                <w:bCs w:val="false"/>
-                <w:color w:val="14181E"/>
-                <w:sz w:val="16"/>
-                <w:szCs w:val="16"/>
-              </w:rPr>
-              <w:t xml:space="preserve">On a listing pick dates that include a weekend; set 4 adults on a listing whose included guests is 2; add a pet where pets are allowed.</w:t>
-            </w:r>
-          </w:p>
-        </w:tc>
-        <w:tc>
-          <w:tcPr>
-            <w:tcW w:type="dxa" w:w="2976"/>
-            <w:tcBorders>
-              <w:top w:val="none" w:color="auto" w:sz="0"/>
-              <w:left w:val="none" w:color="auto" w:sz="0"/>
-              <w:bottom w:val="single" w:color="DDE2E8" w:sz="4"/>
-              <w:right w:val="none" w:color="auto" w:sz="0"/>
-            </w:tcBorders>
-            <w:tcMar>
-              <w:top w:type="dxa" w:w="70"/>
-              <w:left w:type="dxa" w:w="90"/>
-              <w:bottom w:type="dxa" w:w="70"/>
-              <w:right w:type="dxa" w:w="90"/>
-            </w:tcMar>
-          </w:tcPr>
-          <w:p>
-            <w:pPr>
-              <w:spacing w:after="40" w:line="260"/>
-            </w:pPr>
-            <w:r>
-              <w:rPr>
-                <w:rFonts w:ascii="Arial" w:cs="Arial" w:eastAsia="Arial" w:hAnsi="Arial"/>
-                <w:b w:val="false"/>
-                <w:bCs w:val="false"/>
-                <w:color w:val="14181E"/>
-                <w:sz w:val="16"/>
-                <w:szCs w:val="16"/>
-              </w:rPr>
-              <w:t xml:space="preserve">Blocked nights are greyed and cannot be selected; the price breakdown shows per-night rates (weekend rate if set), extra-guest charge, pet fee and GST; the headline is the tax-inclusive total.</w:t>
-            </w:r>
-          </w:p>
-        </w:tc>
-        <w:tc>
-          <w:tcPr>
-            <w:tcW w:type="dxa" w:w="500"/>
-            <w:tcBorders>
-              <w:top w:val="none" w:color="auto" w:sz="0"/>
-              <w:left w:val="none" w:color="auto" w:sz="0"/>
-              <w:bottom w:val="single" w:color="DDE2E8" w:sz="4"/>
-              <w:right w:val="none" w:color="auto" w:sz="0"/>
-            </w:tcBorders>
-            <w:tcMar>
-              <w:top w:type="dxa" w:w="70"/>
-              <w:left w:type="dxa" w:w="90"/>
-              <w:bottom w:type="dxa" w:w="70"/>
-              <w:right w:type="dxa" w:w="90"/>
-            </w:tcMar>
-          </w:tcPr>
-          <w:p>
-            <w:pPr>
-              <w:spacing w:after="40" w:line="260"/>
-            </w:pPr>
-            <w:r>
-              <w:rPr>
-                <w:rFonts w:ascii="Arial" w:cs="Arial" w:eastAsia="Arial" w:hAnsi="Arial"/>
-                <w:b w:val="false"/>
-                <w:bCs w:val="false"/>
-                <w:color w:val="14181E"/>
-                <w:sz w:val="16"/>
-                <w:szCs w:val="16"/>
-              </w:rPr>
-              <w:t xml:space="preserve">C</w:t>
-            </w:r>
-          </w:p>
-        </w:tc>
-        <w:tc>
-          <w:tcPr>
-            <w:tcW w:type="dxa" w:w="600"/>
-            <w:tcBorders>
-              <w:top w:val="none" w:color="auto" w:sz="0"/>
-              <w:left w:val="none" w:color="auto" w:sz="0"/>
-              <w:bottom w:val="single" w:color="DDE2E8" w:sz="4"/>
-              <w:right w:val="none" w:color="auto" w:sz="0"/>
-            </w:tcBorders>
-            <w:tcMar>
-              <w:top w:type="dxa" w:w="70"/>
-              <w:left w:type="dxa" w:w="90"/>
-              <w:bottom w:type="dxa" w:w="70"/>
-              <w:right w:type="dxa" w:w="90"/>
-            </w:tcMar>
-          </w:tcPr>
-          <w:p>
-            <w:pPr>
-              <w:spacing w:after="40" w:line="260"/>
-            </w:pPr>
-          </w:p>
-        </w:tc>
-        <w:tc>
-          <w:tcPr>
-            <w:tcW w:type="dxa" w:w="700"/>
-            <w:tcBorders>
-              <w:top w:val="none" w:color="auto" w:sz="0"/>
-              <w:left w:val="none" w:color="auto" w:sz="0"/>
-              <w:bottom w:val="single" w:color="DDE2E8" w:sz="4"/>
-              <w:right w:val="none" w:color="auto" w:sz="0"/>
-            </w:tcBorders>
-            <w:tcMar>
-              <w:top w:type="dxa" w:w="70"/>
-              <w:left w:type="dxa" w:w="90"/>
-              <w:bottom w:type="dxa" w:w="70"/>
-              <w:right w:type="dxa" w:w="90"/>
-            </w:tcMar>
-          </w:tcPr>
-          <w:p>
-            <w:pPr>
-              <w:spacing w:after="40" w:line="260"/>
-            </w:pPr>
-          </w:p>
-        </w:tc>
-      </w:tr>
-      <w:tr>
-        <w:trPr>
-          <w:cantSplit/>
-        </w:trPr>
-        <w:tc>
-          <w:tcPr>
-            <w:tcW w:type="dxa" w:w="800"/>
-            <w:tcBorders>
-              <w:top w:val="none" w:color="auto" w:sz="0"/>
-              <w:left w:val="none" w:color="auto" w:sz="0"/>
-              <w:bottom w:val="single" w:color="DDE2E8" w:sz="4"/>
-              <w:right w:val="none" w:color="auto" w:sz="0"/>
-            </w:tcBorders>
-            <w:tcMar>
-              <w:top w:type="dxa" w:w="70"/>
-              <w:left w:type="dxa" w:w="90"/>
-              <w:bottom w:type="dxa" w:w="70"/>
-              <w:right w:type="dxa" w:w="90"/>
-            </w:tcMar>
-          </w:tcPr>
-          <w:p>
-            <w:pPr>
-              <w:spacing w:after="40" w:line="260"/>
-            </w:pPr>
-            <w:r>
-              <w:rPr>
-                <w:rFonts w:ascii="Arial" w:cs="Arial" w:eastAsia="Arial" w:hAnsi="Arial"/>
-                <w:color w:val="14181E"/>
-                <w:sz w:val="16"/>
-                <w:szCs w:val="16"/>
-              </w:rPr>
-              <w:t xml:space="preserve">W-BOOK-02</w:t>
-            </w:r>
-          </w:p>
-        </w:tc>
-        <w:tc>
-          <w:tcPr>
-            <w:tcW w:type="dxa" w:w="3450"/>
-            <w:tcBorders>
-              <w:top w:val="none" w:color="auto" w:sz="0"/>
-              <w:left w:val="none" w:color="auto" w:sz="0"/>
-              <w:bottom w:val="single" w:color="DDE2E8" w:sz="4"/>
-              <w:right w:val="none" w:color="auto" w:sz="0"/>
-            </w:tcBorders>
-            <w:tcMar>
-              <w:top w:type="dxa" w:w="70"/>
-              <w:left w:type="dxa" w:w="90"/>
-              <w:bottom w:type="dxa" w:w="70"/>
-              <w:right w:type="dxa" w:w="90"/>
-            </w:tcMar>
-          </w:tcPr>
-          <w:p>
-            <w:pPr>
-              <w:spacing w:after="40" w:line="260"/>
-            </w:pPr>
-            <w:r>
-              <w:rPr>
-                <w:rFonts w:ascii="Arial" w:cs="Arial" w:eastAsia="Arial" w:hAnsi="Arial"/>
-                <w:b w:val="false"/>
-                <w:bCs w:val="false"/>
-                <w:color w:val="14181E"/>
-                <w:sz w:val="16"/>
-                <w:szCs w:val="16"/>
-              </w:rPr>
-              <w:t xml:space="preserve">Try guests above the host's capacity; try check-out before check-in; try dates in the past.</w:t>
-            </w:r>
-          </w:p>
-        </w:tc>
-        <w:tc>
-          <w:tcPr>
-            <w:tcW w:type="dxa" w:w="2976"/>
-            <w:tcBorders>
-              <w:top w:val="none" w:color="auto" w:sz="0"/>
-              <w:left w:val="none" w:color="auto" w:sz="0"/>
-              <w:bottom w:val="single" w:color="DDE2E8" w:sz="4"/>
-              <w:right w:val="none" w:color="auto" w:sz="0"/>
-            </w:tcBorders>
-            <w:tcMar>
-              <w:top w:type="dxa" w:w="70"/>
-              <w:left w:type="dxa" w:w="90"/>
-              <w:bottom w:type="dxa" w:w="70"/>
-              <w:right w:type="dxa" w:w="90"/>
-            </w:tcMar>
-          </w:tcPr>
-          <w:p>
-            <w:pPr>
-              <w:spacing w:after="40" w:line="260"/>
-            </w:pPr>
-            <w:r>
-              <w:rPr>
-                <w:rFonts w:ascii="Arial" w:cs="Arial" w:eastAsia="Arial" w:hAnsi="Arial"/>
-                <w:b w:val="false"/>
-                <w:bCs w:val="false"/>
-                <w:color w:val="14181E"/>
-                <w:sz w:val="16"/>
-                <w:szCs w:val="16"/>
-              </w:rPr>
-              <w:t xml:space="preserve">Each is refused with a message; the button does not proceed.</w:t>
-            </w:r>
-          </w:p>
-        </w:tc>
-        <w:tc>
-          <w:tcPr>
-            <w:tcW w:type="dxa" w:w="500"/>
-            <w:tcBorders>
-              <w:top w:val="none" w:color="auto" w:sz="0"/>
-              <w:left w:val="none" w:color="auto" w:sz="0"/>
-              <w:bottom w:val="single" w:color="DDE2E8" w:sz="4"/>
-              <w:right w:val="none" w:color="auto" w:sz="0"/>
-            </w:tcBorders>
-            <w:tcMar>
-              <w:top w:type="dxa" w:w="70"/>
-              <w:left w:type="dxa" w:w="90"/>
-              <w:bottom w:type="dxa" w:w="70"/>
-              <w:right w:type="dxa" w:w="90"/>
-            </w:tcMar>
-          </w:tcPr>
-          <w:p>
-            <w:pPr>
-              <w:spacing w:after="40" w:line="260"/>
-            </w:pPr>
-            <w:r>
-              <w:rPr>
-                <w:rFonts w:ascii="Arial" w:cs="Arial" w:eastAsia="Arial" w:hAnsi="Arial"/>
-                <w:b w:val="false"/>
-                <w:bCs w:val="false"/>
-                <w:color w:val="14181E"/>
-                <w:sz w:val="16"/>
-                <w:szCs w:val="16"/>
-              </w:rPr>
-              <w:t xml:space="preserve">H</w:t>
-            </w:r>
-          </w:p>
-        </w:tc>
-        <w:tc>
-          <w:tcPr>
-            <w:tcW w:type="dxa" w:w="600"/>
-            <w:tcBorders>
-              <w:top w:val="none" w:color="auto" w:sz="0"/>
-              <w:left w:val="none" w:color="auto" w:sz="0"/>
-              <w:bottom w:val="single" w:color="DDE2E8" w:sz="4"/>
-              <w:right w:val="none" w:color="auto" w:sz="0"/>
-            </w:tcBorders>
-            <w:tcMar>
-              <w:top w:type="dxa" w:w="70"/>
-              <w:left w:type="dxa" w:w="90"/>
-              <w:bottom w:type="dxa" w:w="70"/>
-              <w:right w:type="dxa" w:w="90"/>
-            </w:tcMar>
-          </w:tcPr>
-          <w:p>
-            <w:pPr>
-              <w:spacing w:after="40" w:line="260"/>
-            </w:pPr>
-          </w:p>
-        </w:tc>
-        <w:tc>
-          <w:tcPr>
-            <w:tcW w:type="dxa" w:w="700"/>
-            <w:tcBorders>
-              <w:top w:val="none" w:color="auto" w:sz="0"/>
-              <w:left w:val="none" w:color="auto" w:sz="0"/>
-              <w:bottom w:val="single" w:color="DDE2E8" w:sz="4"/>
-              <w:right w:val="none" w:color="auto" w:sz="0"/>
-            </w:tcBorders>
-            <w:tcMar>
-              <w:top w:type="dxa" w:w="70"/>
-              <w:left w:type="dxa" w:w="90"/>
-              <w:bottom w:type="dxa" w:w="70"/>
-              <w:right w:type="dxa" w:w="90"/>
-            </w:tcMar>
-          </w:tcPr>
-          <w:p>
-            <w:pPr>
-              <w:spacing w:after="40" w:line="260"/>
-            </w:pPr>
-          </w:p>
-        </w:tc>
-      </w:tr>
-      <w:tr>
-        <w:trPr>
-          <w:cantSplit/>
-        </w:trPr>
-        <w:tc>
-          <w:tcPr>
-            <w:tcW w:type="dxa" w:w="800"/>
-            <w:tcBorders>
-              <w:top w:val="none" w:color="auto" w:sz="0"/>
-              <w:left w:val="none" w:color="auto" w:sz="0"/>
-              <w:bottom w:val="single" w:color="DDE2E8" w:sz="4"/>
-              <w:right w:val="none" w:color="auto" w:sz="0"/>
-            </w:tcBorders>
-            <w:tcMar>
-              <w:top w:type="dxa" w:w="70"/>
-              <w:left w:type="dxa" w:w="90"/>
-              <w:bottom w:type="dxa" w:w="70"/>
-              <w:right w:type="dxa" w:w="90"/>
-            </w:tcMar>
-          </w:tcPr>
-          <w:p>
-            <w:pPr>
-              <w:spacing w:after="40" w:line="260"/>
-            </w:pPr>
-            <w:r>
-              <w:rPr>
-                <w:rFonts w:ascii="Arial" w:cs="Arial" w:eastAsia="Arial" w:hAnsi="Arial"/>
-                <w:color w:val="14181E"/>
-                <w:sz w:val="16"/>
-                <w:szCs w:val="16"/>
-              </w:rPr>
-              <w:t xml:space="preserve">W-BOOK-03</w:t>
-            </w:r>
-          </w:p>
-        </w:tc>
-        <w:tc>
-          <w:tcPr>
-            <w:tcW w:type="dxa" w:w="3450"/>
-            <w:tcBorders>
-              <w:top w:val="none" w:color="auto" w:sz="0"/>
-              <w:left w:val="none" w:color="auto" w:sz="0"/>
-              <w:bottom w:val="single" w:color="DDE2E8" w:sz="4"/>
-              <w:right w:val="none" w:color="auto" w:sz="0"/>
-            </w:tcBorders>
-            <w:tcMar>
-              <w:top w:type="dxa" w:w="70"/>
-              <w:left w:type="dxa" w:w="90"/>
-              <w:bottom w:type="dxa" w:w="70"/>
-              <w:right w:type="dxa" w:w="90"/>
-            </w:tcMar>
-          </w:tcPr>
-          <w:p>
-            <w:pPr>
-              <w:spacing w:after="40" w:line="260"/>
-            </w:pPr>
-            <w:r>
-              <w:rPr>
-                <w:rFonts w:ascii="Arial" w:cs="Arial" w:eastAsia="Arial" w:hAnsi="Arial"/>
-                <w:b w:val="false"/>
-                <w:bCs w:val="false"/>
-                <w:color w:val="14181E"/>
-                <w:sz w:val="16"/>
-                <w:szCs w:val="16"/>
-              </w:rPr>
-              <w:t xml:space="preserve">Book now → Booking review. Leave name/phone/email blank and press Proceed; then fill them.</w:t>
-            </w:r>
-          </w:p>
-        </w:tc>
-        <w:tc>
-          <w:tcPr>
-            <w:tcW w:type="dxa" w:w="2976"/>
-            <w:tcBorders>
-              <w:top w:val="none" w:color="auto" w:sz="0"/>
-              <w:left w:val="none" w:color="auto" w:sz="0"/>
-              <w:bottom w:val="single" w:color="DDE2E8" w:sz="4"/>
-              <w:right w:val="none" w:color="auto" w:sz="0"/>
-            </w:tcBorders>
-            <w:tcMar>
-              <w:top w:type="dxa" w:w="70"/>
-              <w:left w:type="dxa" w:w="90"/>
-              <w:bottom w:type="dxa" w:w="70"/>
-              <w:right w:type="dxa" w:w="90"/>
-            </w:tcMar>
-          </w:tcPr>
-          <w:p>
-            <w:pPr>
-              <w:spacing w:after="40" w:line="260"/>
-            </w:pPr>
-            <w:r>
-              <w:rPr>
-                <w:rFonts w:ascii="Arial" w:cs="Arial" w:eastAsia="Arial" w:hAnsi="Arial"/>
-                <w:b w:val="false"/>
-                <w:bCs w:val="false"/>
-                <w:color w:val="14181E"/>
-                <w:sz w:val="16"/>
-                <w:szCs w:val="16"/>
-              </w:rPr>
-              <w:t xml:space="preserve">Named validation messages; nothing proceeds with blank details; a saved traveller can be picked.</w:t>
-            </w:r>
-          </w:p>
-        </w:tc>
-        <w:tc>
-          <w:tcPr>
-            <w:tcW w:type="dxa" w:w="500"/>
-            <w:tcBorders>
-              <w:top w:val="none" w:color="auto" w:sz="0"/>
-              <w:left w:val="none" w:color="auto" w:sz="0"/>
-              <w:bottom w:val="single" w:color="DDE2E8" w:sz="4"/>
-              <w:right w:val="none" w:color="auto" w:sz="0"/>
-            </w:tcBorders>
-            <w:tcMar>
-              <w:top w:type="dxa" w:w="70"/>
-              <w:left w:type="dxa" w:w="90"/>
-              <w:bottom w:type="dxa" w:w="70"/>
-              <w:right w:type="dxa" w:w="90"/>
-            </w:tcMar>
-          </w:tcPr>
-          <w:p>
-            <w:pPr>
-              <w:spacing w:after="40" w:line="260"/>
-            </w:pPr>
-            <w:r>
-              <w:rPr>
-                <w:rFonts w:ascii="Arial" w:cs="Arial" w:eastAsia="Arial" w:hAnsi="Arial"/>
-                <w:b w:val="false"/>
-                <w:bCs w:val="false"/>
-                <w:color w:val="14181E"/>
-                <w:sz w:val="16"/>
-                <w:szCs w:val="16"/>
-              </w:rPr>
-              <w:t xml:space="preserve">H</w:t>
-            </w:r>
-          </w:p>
-        </w:tc>
-        <w:tc>
-          <w:tcPr>
-            <w:tcW w:type="dxa" w:w="600"/>
-            <w:tcBorders>
-              <w:top w:val="none" w:color="auto" w:sz="0"/>
-              <w:left w:val="none" w:color="auto" w:sz="0"/>
-              <w:bottom w:val="single" w:color="DDE2E8" w:sz="4"/>
-              <w:right w:val="none" w:color="auto" w:sz="0"/>
-            </w:tcBorders>
-            <w:tcMar>
-              <w:top w:type="dxa" w:w="70"/>
-              <w:left w:type="dxa" w:w="90"/>
-              <w:bottom w:type="dxa" w:w="70"/>
-              <w:right w:type="dxa" w:w="90"/>
-            </w:tcMar>
-          </w:tcPr>
-          <w:p>
-            <w:pPr>
-              <w:spacing w:after="40" w:line="260"/>
-            </w:pPr>
-          </w:p>
-        </w:tc>
-        <w:tc>
-          <w:tcPr>
-            <w:tcW w:type="dxa" w:w="700"/>
-            <w:tcBorders>
-              <w:top w:val="none" w:color="auto" w:sz="0"/>
-              <w:left w:val="none" w:color="auto" w:sz="0"/>
-              <w:bottom w:val="single" w:color="DDE2E8" w:sz="4"/>
-              <w:right w:val="none" w:color="auto" w:sz="0"/>
-            </w:tcBorders>
-            <w:tcMar>
-              <w:top w:type="dxa" w:w="70"/>
-              <w:left w:type="dxa" w:w="90"/>
-              <w:bottom w:type="dxa" w:w="70"/>
-              <w:right w:type="dxa" w:w="90"/>
-            </w:tcMar>
-          </w:tcPr>
-          <w:p>
-            <w:pPr>
-              <w:spacing w:after="40" w:line="260"/>
-            </w:pPr>
-          </w:p>
-        </w:tc>
-      </w:tr>
-      <w:tr>
-        <w:trPr>
-          <w:cantSplit/>
-        </w:trPr>
-        <w:tc>
-          <w:tcPr>
-            <w:tcW w:type="dxa" w:w="800"/>
-            <w:tcBorders>
-              <w:top w:val="none" w:color="auto" w:sz="0"/>
-              <w:left w:val="none" w:color="auto" w:sz="0"/>
-              <w:bottom w:val="single" w:color="DDE2E8" w:sz="4"/>
-              <w:right w:val="none" w:color="auto" w:sz="0"/>
-            </w:tcBorders>
-            <w:tcMar>
-              <w:top w:type="dxa" w:w="70"/>
-              <w:left w:type="dxa" w:w="90"/>
-              <w:bottom w:type="dxa" w:w="70"/>
-              <w:right w:type="dxa" w:w="90"/>
-            </w:tcMar>
-          </w:tcPr>
-          <w:p>
-            <w:pPr>
-              <w:spacing w:after="40" w:line="260"/>
-            </w:pPr>
-            <w:r>
-              <w:rPr>
-                <w:rFonts w:ascii="Arial" w:cs="Arial" w:eastAsia="Arial" w:hAnsi="Arial"/>
-                <w:color w:val="14181E"/>
-                <w:sz w:val="16"/>
-                <w:szCs w:val="16"/>
-              </w:rPr>
-              <w:t xml:space="preserve">W-BOOK-04</w:t>
-            </w:r>
-          </w:p>
-        </w:tc>
-        <w:tc>
-          <w:tcPr>
-            <w:tcW w:type="dxa" w:w="3450"/>
-            <w:tcBorders>
-              <w:top w:val="none" w:color="auto" w:sz="0"/>
-              <w:left w:val="none" w:color="auto" w:sz="0"/>
-              <w:bottom w:val="single" w:color="DDE2E8" w:sz="4"/>
-              <w:right w:val="none" w:color="auto" w:sz="0"/>
-            </w:tcBorders>
-            <w:tcMar>
-              <w:top w:type="dxa" w:w="70"/>
-              <w:left w:type="dxa" w:w="90"/>
-              <w:bottom w:type="dxa" w:w="70"/>
-              <w:right w:type="dxa" w:w="90"/>
-            </w:tcMar>
-          </w:tcPr>
-          <w:p>
-            <w:pPr>
-              <w:spacing w:after="40" w:line="260"/>
-            </w:pPr>
-            <w:r>
-              <w:rPr>
-                <w:rFonts w:ascii="Arial" w:cs="Arial" w:eastAsia="Arial" w:hAnsi="Arial"/>
-                <w:b w:val="false"/>
-                <w:bCs w:val="false"/>
-                <w:color w:val="14181E"/>
-                <w:sz w:val="16"/>
-                <w:szCs w:val="16"/>
-              </w:rPr>
-              <w:t xml:space="preserve">On Booking review read the 'Cancellation policy for this stay' card; press Proceed without ticking; then tick.</w:t>
-            </w:r>
-          </w:p>
-        </w:tc>
-        <w:tc>
-          <w:tcPr>
-            <w:tcW w:type="dxa" w:w="2976"/>
-            <w:tcBorders>
-              <w:top w:val="none" w:color="auto" w:sz="0"/>
-              <w:left w:val="none" w:color="auto" w:sz="0"/>
-              <w:bottom w:val="single" w:color="DDE2E8" w:sz="4"/>
-              <w:right w:val="none" w:color="auto" w:sz="0"/>
-            </w:tcBorders>
-            <w:tcMar>
-              <w:top w:type="dxa" w:w="70"/>
-              <w:left w:type="dxa" w:w="90"/>
-              <w:bottom w:type="dxa" w:w="70"/>
-              <w:right w:type="dxa" w:w="90"/>
-            </w:tcMar>
-          </w:tcPr>
-          <w:p>
-            <w:pPr>
-              <w:spacing w:after="40" w:line="260"/>
-            </w:pPr>
-            <w:r>
-              <w:rPr>
-                <w:rFonts w:ascii="Arial" w:cs="Arial" w:eastAsia="Arial" w:hAnsi="Arial"/>
-                <w:b w:val="false"/>
-                <w:bCs w:val="false"/>
-                <w:color w:val="14181E"/>
-                <w:sz w:val="16"/>
-                <w:szCs w:val="16"/>
-              </w:rPr>
-              <w:t xml:space="preserve">The card shows the policy name, the dates until which 100% / 50% / 25% apply in IST, and a link to the full policy; Proceed is refused with a message until the box is ticked.</w:t>
-            </w:r>
-          </w:p>
-        </w:tc>
-        <w:tc>
-          <w:tcPr>
-            <w:tcW w:type="dxa" w:w="500"/>
-            <w:tcBorders>
-              <w:top w:val="none" w:color="auto" w:sz="0"/>
-              <w:left w:val="none" w:color="auto" w:sz="0"/>
-              <w:bottom w:val="single" w:color="DDE2E8" w:sz="4"/>
-              <w:right w:val="none" w:color="auto" w:sz="0"/>
-            </w:tcBorders>
-            <w:tcMar>
-              <w:top w:type="dxa" w:w="70"/>
-              <w:left w:type="dxa" w:w="90"/>
-              <w:bottom w:type="dxa" w:w="70"/>
-              <w:right w:type="dxa" w:w="90"/>
-            </w:tcMar>
-          </w:tcPr>
-          <w:p>
-            <w:pPr>
-              <w:spacing w:after="40" w:line="260"/>
-            </w:pPr>
-            <w:r>
-              <w:rPr>
-                <w:rFonts w:ascii="Arial" w:cs="Arial" w:eastAsia="Arial" w:hAnsi="Arial"/>
-                <w:b w:val="false"/>
-                <w:bCs w:val="false"/>
-                <w:color w:val="14181E"/>
-                <w:sz w:val="16"/>
-                <w:szCs w:val="16"/>
-              </w:rPr>
-              <w:t xml:space="preserve">C</w:t>
-            </w:r>
-          </w:p>
-        </w:tc>
-        <w:tc>
-          <w:tcPr>
-            <w:tcW w:type="dxa" w:w="600"/>
-            <w:tcBorders>
-              <w:top w:val="none" w:color="auto" w:sz="0"/>
-              <w:left w:val="none" w:color="auto" w:sz="0"/>
-              <w:bottom w:val="single" w:color="DDE2E8" w:sz="4"/>
-              <w:right w:val="none" w:color="auto" w:sz="0"/>
-            </w:tcBorders>
-            <w:tcMar>
-              <w:top w:type="dxa" w:w="70"/>
-              <w:left w:type="dxa" w:w="90"/>
-              <w:bottom w:type="dxa" w:w="70"/>
-              <w:right w:type="dxa" w:w="90"/>
-            </w:tcMar>
-          </w:tcPr>
-          <w:p>
-            <w:pPr>
-              <w:spacing w:after="40" w:line="260"/>
-            </w:pPr>
-          </w:p>
-        </w:tc>
-        <w:tc>
-          <w:tcPr>
-            <w:tcW w:type="dxa" w:w="700"/>
-            <w:tcBorders>
-              <w:top w:val="none" w:color="auto" w:sz="0"/>
-              <w:left w:val="none" w:color="auto" w:sz="0"/>
-              <w:bottom w:val="single" w:color="DDE2E8" w:sz="4"/>
-              <w:right w:val="none" w:color="auto" w:sz="0"/>
-            </w:tcBorders>
-            <w:tcMar>
-              <w:top w:type="dxa" w:w="70"/>
-              <w:left w:type="dxa" w:w="90"/>
-              <w:bottom w:type="dxa" w:w="70"/>
-              <w:right w:type="dxa" w:w="90"/>
-            </w:tcMar>
-          </w:tcPr>
-          <w:p>
-            <w:pPr>
-              <w:spacing w:after="40" w:line="260"/>
-            </w:pPr>
-          </w:p>
-        </w:tc>
-      </w:tr>
-      <w:tr>
-        <w:trPr>
-          <w:cantSplit/>
-        </w:trPr>
-        <w:tc>
-          <w:tcPr>
-            <w:tcW w:type="dxa" w:w="800"/>
-            <w:tcBorders>
-              <w:top w:val="none" w:color="auto" w:sz="0"/>
-              <w:left w:val="none" w:color="auto" w:sz="0"/>
-              <w:bottom w:val="single" w:color="DDE2E8" w:sz="4"/>
-              <w:right w:val="none" w:color="auto" w:sz="0"/>
-            </w:tcBorders>
-            <w:tcMar>
-              <w:top w:type="dxa" w:w="70"/>
-              <w:left w:type="dxa" w:w="90"/>
-              <w:bottom w:type="dxa" w:w="70"/>
-              <w:right w:type="dxa" w:w="90"/>
-            </w:tcMar>
-          </w:tcPr>
-          <w:p>
-            <w:pPr>
-              <w:spacing w:after="40" w:line="260"/>
-            </w:pPr>
-            <w:r>
-              <w:rPr>
-                <w:rFonts w:ascii="Arial" w:cs="Arial" w:eastAsia="Arial" w:hAnsi="Arial"/>
-                <w:color w:val="14181E"/>
-                <w:sz w:val="16"/>
-                <w:szCs w:val="16"/>
-              </w:rPr>
-              <w:t xml:space="preserve">W-BOOK-05</w:t>
-            </w:r>
-          </w:p>
-        </w:tc>
-        <w:tc>
-          <w:tcPr>
-            <w:tcW w:type="dxa" w:w="3450"/>
-            <w:tcBorders>
-              <w:top w:val="none" w:color="auto" w:sz="0"/>
-              <w:left w:val="none" w:color="auto" w:sz="0"/>
-              <w:bottom w:val="single" w:color="DDE2E8" w:sz="4"/>
-              <w:right w:val="none" w:color="auto" w:sz="0"/>
-            </w:tcBorders>
-            <w:tcMar>
-              <w:top w:type="dxa" w:w="70"/>
-              <w:left w:type="dxa" w:w="90"/>
-              <w:bottom w:type="dxa" w:w="70"/>
-              <w:right w:type="dxa" w:w="90"/>
-            </w:tcMar>
-          </w:tcPr>
-          <w:p>
-            <w:pPr>
-              <w:spacing w:after="40" w:line="260"/>
-            </w:pPr>
-            <w:r>
-              <w:rPr>
-                <w:rFonts w:ascii="Arial" w:cs="Arial" w:eastAsia="Arial" w:hAnsi="Arial"/>
-                <w:b w:val="false"/>
-                <w:bCs w:val="false"/>
-                <w:color w:val="14181E"/>
-                <w:sz w:val="16"/>
-                <w:szCs w:val="16"/>
-              </w:rPr>
-              <w:t xml:space="preserve">Apply a valid coupon; an expired one; a personal negotiation coupon on the wrong property.</w:t>
-            </w:r>
-          </w:p>
-        </w:tc>
-        <w:tc>
-          <w:tcPr>
-            <w:tcW w:type="dxa" w:w="2976"/>
-            <w:tcBorders>
-              <w:top w:val="none" w:color="auto" w:sz="0"/>
-              <w:left w:val="none" w:color="auto" w:sz="0"/>
-              <w:bottom w:val="single" w:color="DDE2E8" w:sz="4"/>
-              <w:right w:val="none" w:color="auto" w:sz="0"/>
-            </w:tcBorders>
-            <w:tcMar>
-              <w:top w:type="dxa" w:w="70"/>
-              <w:left w:type="dxa" w:w="90"/>
-              <w:bottom w:type="dxa" w:w="70"/>
-              <w:right w:type="dxa" w:w="90"/>
-            </w:tcMar>
-          </w:tcPr>
-          <w:p>
-            <w:pPr>
-              <w:spacing w:after="40" w:line="260"/>
-            </w:pPr>
-            <w:r>
-              <w:rPr>
-                <w:rFonts w:ascii="Arial" w:cs="Arial" w:eastAsia="Arial" w:hAnsi="Arial"/>
-                <w:b w:val="false"/>
-                <w:bCs w:val="false"/>
-                <w:color w:val="14181E"/>
-                <w:sz w:val="16"/>
-                <w:szCs w:val="16"/>
-              </w:rPr>
-              <w:t xml:space="preserve">Valid coupon reduces the total and carries into payment; invalid ones are refused with the reason; the discount shown here equals the amount charged.</w:t>
-            </w:r>
-          </w:p>
-        </w:tc>
-        <w:tc>
-          <w:tcPr>
-            <w:tcW w:type="dxa" w:w="500"/>
-            <w:tcBorders>
-              <w:top w:val="none" w:color="auto" w:sz="0"/>
-              <w:left w:val="none" w:color="auto" w:sz="0"/>
-              <w:bottom w:val="single" w:color="DDE2E8" w:sz="4"/>
-              <w:right w:val="none" w:color="auto" w:sz="0"/>
-            </w:tcBorders>
-            <w:tcMar>
-              <w:top w:type="dxa" w:w="70"/>
-              <w:left w:type="dxa" w:w="90"/>
-              <w:bottom w:type="dxa" w:w="70"/>
-              <w:right w:type="dxa" w:w="90"/>
-            </w:tcMar>
-          </w:tcPr>
-          <w:p>
-            <w:pPr>
-              <w:spacing w:after="40" w:line="260"/>
-            </w:pPr>
-            <w:r>
-              <w:rPr>
-                <w:rFonts w:ascii="Arial" w:cs="Arial" w:eastAsia="Arial" w:hAnsi="Arial"/>
-                <w:b w:val="false"/>
-                <w:bCs w:val="false"/>
-                <w:color w:val="14181E"/>
-                <w:sz w:val="16"/>
-                <w:szCs w:val="16"/>
-              </w:rPr>
-              <w:t xml:space="preserve">H</w:t>
-            </w:r>
-          </w:p>
-        </w:tc>
-        <w:tc>
-          <w:tcPr>
-            <w:tcW w:type="dxa" w:w="600"/>
-            <w:tcBorders>
-              <w:top w:val="none" w:color="auto" w:sz="0"/>
-              <w:left w:val="none" w:color="auto" w:sz="0"/>
-              <w:bottom w:val="single" w:color="DDE2E8" w:sz="4"/>
-              <w:right w:val="none" w:color="auto" w:sz="0"/>
-            </w:tcBorders>
-            <w:tcMar>
-              <w:top w:type="dxa" w:w="70"/>
-              <w:left w:type="dxa" w:w="90"/>
-              <w:bottom w:type="dxa" w:w="70"/>
-              <w:right w:type="dxa" w:w="90"/>
-            </w:tcMar>
-          </w:tcPr>
-          <w:p>
-            <w:pPr>
-              <w:spacing w:after="40" w:line="260"/>
-            </w:pPr>
-          </w:p>
-        </w:tc>
-        <w:tc>
-          <w:tcPr>
-            <w:tcW w:type="dxa" w:w="700"/>
-            <w:tcBorders>
-              <w:top w:val="none" w:color="auto" w:sz="0"/>
-              <w:left w:val="none" w:color="auto" w:sz="0"/>
-              <w:bottom w:val="single" w:color="DDE2E8" w:sz="4"/>
-              <w:right w:val="none" w:color="auto" w:sz="0"/>
-            </w:tcBorders>
-            <w:tcMar>
-              <w:top w:type="dxa" w:w="70"/>
-              <w:left w:type="dxa" w:w="90"/>
-              <w:bottom w:type="dxa" w:w="70"/>
-              <w:right w:type="dxa" w:w="90"/>
-            </w:tcMar>
-          </w:tcPr>
-          <w:p>
-            <w:pPr>
-              <w:spacing w:after="40" w:line="260"/>
-            </w:pPr>
-          </w:p>
-        </w:tc>
-      </w:tr>
-      <w:tr>
-        <w:trPr>
-          <w:cantSplit/>
-        </w:trPr>
-        <w:tc>
-          <w:tcPr>
-            <w:tcW w:type="dxa" w:w="800"/>
-            <w:tcBorders>
-              <w:top w:val="none" w:color="auto" w:sz="0"/>
-              <w:left w:val="none" w:color="auto" w:sz="0"/>
-              <w:bottom w:val="single" w:color="DDE2E8" w:sz="4"/>
-              <w:right w:val="none" w:color="auto" w:sz="0"/>
-            </w:tcBorders>
-            <w:tcMar>
-              <w:top w:type="dxa" w:w="70"/>
-              <w:left w:type="dxa" w:w="90"/>
-              <w:bottom w:type="dxa" w:w="70"/>
-              <w:right w:type="dxa" w:w="90"/>
-            </w:tcMar>
-          </w:tcPr>
-          <w:p>
-            <w:pPr>
-              <w:spacing w:after="40" w:line="260"/>
-            </w:pPr>
-            <w:r>
-              <w:rPr>
-                <w:rFonts w:ascii="Arial" w:cs="Arial" w:eastAsia="Arial" w:hAnsi="Arial"/>
-                <w:color w:val="14181E"/>
-                <w:sz w:val="16"/>
-                <w:szCs w:val="16"/>
-              </w:rPr>
-              <w:t xml:space="preserve">W-BOOK-06</w:t>
-            </w:r>
-          </w:p>
-        </w:tc>
-        <w:tc>
-          <w:tcPr>
-            <w:tcW w:type="dxa" w:w="3450"/>
-            <w:tcBorders>
-              <w:top w:val="none" w:color="auto" w:sz="0"/>
-              <w:left w:val="none" w:color="auto" w:sz="0"/>
-              <w:bottom w:val="single" w:color="DDE2E8" w:sz="4"/>
-              <w:right w:val="none" w:color="auto" w:sz="0"/>
-            </w:tcBorders>
-            <w:tcMar>
-              <w:top w:type="dxa" w:w="70"/>
-              <w:left w:type="dxa" w:w="90"/>
-              <w:bottom w:type="dxa" w:w="70"/>
-              <w:right w:type="dxa" w:w="90"/>
-            </w:tcMar>
-          </w:tcPr>
-          <w:p>
-            <w:pPr>
-              <w:spacing w:after="40" w:line="260"/>
-            </w:pPr>
-            <w:r>
-              <w:rPr>
-                <w:rFonts w:ascii="Arial" w:cs="Arial" w:eastAsia="Arial" w:hAnsi="Arial"/>
-                <w:b w:val="false"/>
-                <w:bCs w:val="false"/>
-                <w:color w:val="14181E"/>
-                <w:sz w:val="16"/>
-                <w:szCs w:val="16"/>
-              </w:rPr>
-              <w:t xml:space="preserve">Pay online with the Razorpay test card. Complete.</w:t>
-            </w:r>
-          </w:p>
-        </w:tc>
-        <w:tc>
-          <w:tcPr>
-            <w:tcW w:type="dxa" w:w="2976"/>
-            <w:tcBorders>
-              <w:top w:val="none" w:color="auto" w:sz="0"/>
-              <w:left w:val="none" w:color="auto" w:sz="0"/>
-              <w:bottom w:val="single" w:color="DDE2E8" w:sz="4"/>
-              <w:right w:val="none" w:color="auto" w:sz="0"/>
-            </w:tcBorders>
-            <w:tcMar>
-              <w:top w:type="dxa" w:w="70"/>
-              <w:left w:type="dxa" w:w="90"/>
-              <w:bottom w:type="dxa" w:w="70"/>
-              <w:right w:type="dxa" w:w="90"/>
-            </w:tcMar>
-          </w:tcPr>
-          <w:p>
-            <w:pPr>
-              <w:spacing w:after="40" w:line="260"/>
-            </w:pPr>
-            <w:r>
-              <w:rPr>
-                <w:rFonts w:ascii="Arial" w:cs="Arial" w:eastAsia="Arial" w:hAnsi="Arial"/>
-                <w:b w:val="false"/>
-                <w:bCs w:val="false"/>
-                <w:color w:val="14181E"/>
-                <w:sz w:val="16"/>
-                <w:szCs w:val="16"/>
-              </w:rPr>
-              <w:t xml:space="preserve">Booking confirmed page with booking ID; invoice available from the account; guest and host both receive a notification and an email; the listing's calendar shows the nights as booked.</w:t>
-            </w:r>
-          </w:p>
-        </w:tc>
-        <w:tc>
-          <w:tcPr>
-            <w:tcW w:type="dxa" w:w="500"/>
-            <w:tcBorders>
-              <w:top w:val="none" w:color="auto" w:sz="0"/>
-              <w:left w:val="none" w:color="auto" w:sz="0"/>
-              <w:bottom w:val="single" w:color="DDE2E8" w:sz="4"/>
-              <w:right w:val="none" w:color="auto" w:sz="0"/>
-            </w:tcBorders>
-            <w:tcMar>
-              <w:top w:type="dxa" w:w="70"/>
-              <w:left w:type="dxa" w:w="90"/>
-              <w:bottom w:type="dxa" w:w="70"/>
-              <w:right w:type="dxa" w:w="90"/>
-            </w:tcMar>
-          </w:tcPr>
-          <w:p>
-            <w:pPr>
-              <w:spacing w:after="40" w:line="260"/>
-            </w:pPr>
-            <w:r>
-              <w:rPr>
-                <w:rFonts w:ascii="Arial" w:cs="Arial" w:eastAsia="Arial" w:hAnsi="Arial"/>
-                <w:b w:val="false"/>
-                <w:bCs w:val="false"/>
-                <w:color w:val="14181E"/>
-                <w:sz w:val="16"/>
-                <w:szCs w:val="16"/>
-              </w:rPr>
-              <w:t xml:space="preserve">C</w:t>
-            </w:r>
-          </w:p>
-        </w:tc>
-        <w:tc>
-          <w:tcPr>
-            <w:tcW w:type="dxa" w:w="600"/>
-            <w:tcBorders>
-              <w:top w:val="none" w:color="auto" w:sz="0"/>
-              <w:left w:val="none" w:color="auto" w:sz="0"/>
-              <w:bottom w:val="single" w:color="DDE2E8" w:sz="4"/>
-              <w:right w:val="none" w:color="auto" w:sz="0"/>
-            </w:tcBorders>
-            <w:tcMar>
-              <w:top w:type="dxa" w:w="70"/>
-              <w:left w:type="dxa" w:w="90"/>
-              <w:bottom w:type="dxa" w:w="70"/>
-              <w:right w:type="dxa" w:w="90"/>
-            </w:tcMar>
-          </w:tcPr>
-          <w:p>
-            <w:pPr>
-              <w:spacing w:after="40" w:line="260"/>
-            </w:pPr>
-          </w:p>
-        </w:tc>
-        <w:tc>
-          <w:tcPr>
-            <w:tcW w:type="dxa" w:w="700"/>
-            <w:tcBorders>
-              <w:top w:val="none" w:color="auto" w:sz="0"/>
-              <w:left w:val="none" w:color="auto" w:sz="0"/>
-              <w:bottom w:val="single" w:color="DDE2E8" w:sz="4"/>
-              <w:right w:val="none" w:color="auto" w:sz="0"/>
-            </w:tcBorders>
-            <w:tcMar>
-              <w:top w:type="dxa" w:w="70"/>
-              <w:left w:type="dxa" w:w="90"/>
-              <w:bottom w:type="dxa" w:w="70"/>
-              <w:right w:type="dxa" w:w="90"/>
-            </w:tcMar>
-          </w:tcPr>
-          <w:p>
-            <w:pPr>
-              <w:spacing w:after="40" w:line="260"/>
-            </w:pPr>
-          </w:p>
-        </w:tc>
-      </w:tr>
-      <w:tr>
-        <w:trPr>
-          <w:cantSplit/>
-        </w:trPr>
-        <w:tc>
-          <w:tcPr>
-            <w:tcW w:type="dxa" w:w="800"/>
-            <w:tcBorders>
-              <w:top w:val="none" w:color="auto" w:sz="0"/>
-              <w:left w:val="none" w:color="auto" w:sz="0"/>
-              <w:bottom w:val="single" w:color="DDE2E8" w:sz="4"/>
-              <w:right w:val="none" w:color="auto" w:sz="0"/>
-            </w:tcBorders>
-            <w:tcMar>
-              <w:top w:type="dxa" w:w="70"/>
-              <w:left w:type="dxa" w:w="90"/>
-              <w:bottom w:type="dxa" w:w="70"/>
-              <w:right w:type="dxa" w:w="90"/>
-            </w:tcMar>
-          </w:tcPr>
-          <w:p>
-            <w:pPr>
-              <w:spacing w:after="40" w:line="260"/>
-            </w:pPr>
-            <w:r>
-              <w:rPr>
-                <w:rFonts w:ascii="Arial" w:cs="Arial" w:eastAsia="Arial" w:hAnsi="Arial"/>
-                <w:color w:val="14181E"/>
-                <w:sz w:val="16"/>
-                <w:szCs w:val="16"/>
-              </w:rPr>
-              <w:t xml:space="preserve">W-BOOK-07</w:t>
-            </w:r>
-          </w:p>
-        </w:tc>
-        <w:tc>
-          <w:tcPr>
-            <w:tcW w:type="dxa" w:w="3450"/>
-            <w:tcBorders>
-              <w:top w:val="none" w:color="auto" w:sz="0"/>
-              <w:left w:val="none" w:color="auto" w:sz="0"/>
-              <w:bottom w:val="single" w:color="DDE2E8" w:sz="4"/>
-              <w:right w:val="none" w:color="auto" w:sz="0"/>
-            </w:tcBorders>
-            <w:tcMar>
-              <w:top w:type="dxa" w:w="70"/>
-              <w:left w:type="dxa" w:w="90"/>
-              <w:bottom w:type="dxa" w:w="70"/>
-              <w:right w:type="dxa" w:w="90"/>
-            </w:tcMar>
-          </w:tcPr>
-          <w:p>
-            <w:pPr>
-              <w:spacing w:after="40" w:line="260"/>
-            </w:pPr>
-            <w:r>
-              <w:rPr>
-                <w:rFonts w:ascii="Arial" w:cs="Arial" w:eastAsia="Arial" w:hAnsi="Arial"/>
-                <w:b w:val="false"/>
-                <w:bCs w:val="false"/>
-                <w:color w:val="14181E"/>
-                <w:sz w:val="16"/>
-                <w:szCs w:val="16"/>
-              </w:rPr>
-              <w:t xml:space="preserve">Close the Razorpay window without paying.</w:t>
-            </w:r>
-          </w:p>
-        </w:tc>
-        <w:tc>
-          <w:tcPr>
-            <w:tcW w:type="dxa" w:w="2976"/>
-            <w:tcBorders>
-              <w:top w:val="none" w:color="auto" w:sz="0"/>
-              <w:left w:val="none" w:color="auto" w:sz="0"/>
-              <w:bottom w:val="single" w:color="DDE2E8" w:sz="4"/>
-              <w:right w:val="none" w:color="auto" w:sz="0"/>
-            </w:tcBorders>
-            <w:tcMar>
-              <w:top w:type="dxa" w:w="70"/>
-              <w:left w:type="dxa" w:w="90"/>
-              <w:bottom w:type="dxa" w:w="70"/>
-              <w:right w:type="dxa" w:w="90"/>
-            </w:tcMar>
-          </w:tcPr>
-          <w:p>
-            <w:pPr>
-              <w:spacing w:after="40" w:line="260"/>
-            </w:pPr>
-            <w:r>
-              <w:rPr>
-                <w:rFonts w:ascii="Arial" w:cs="Arial" w:eastAsia="Arial" w:hAnsi="Arial"/>
-                <w:b w:val="false"/>
-                <w:bCs w:val="false"/>
-                <w:color w:val="14181E"/>
-                <w:sz w:val="16"/>
-                <w:szCs w:val="16"/>
-              </w:rPr>
-              <w:t xml:space="preserve">Booking stays 'Payment pending'; the dates are held only briefly and become available again; no invoice is issued.</w:t>
-            </w:r>
-          </w:p>
-        </w:tc>
-        <w:tc>
-          <w:tcPr>
-            <w:tcW w:type="dxa" w:w="500"/>
-            <w:tcBorders>
-              <w:top w:val="none" w:color="auto" w:sz="0"/>
-              <w:left w:val="none" w:color="auto" w:sz="0"/>
-              <w:bottom w:val="single" w:color="DDE2E8" w:sz="4"/>
-              <w:right w:val="none" w:color="auto" w:sz="0"/>
-            </w:tcBorders>
-            <w:tcMar>
-              <w:top w:type="dxa" w:w="70"/>
-              <w:left w:type="dxa" w:w="90"/>
-              <w:bottom w:type="dxa" w:w="70"/>
-              <w:right w:type="dxa" w:w="90"/>
-            </w:tcMar>
-          </w:tcPr>
-          <w:p>
-            <w:pPr>
-              <w:spacing w:after="40" w:line="260"/>
-            </w:pPr>
-            <w:r>
-              <w:rPr>
-                <w:rFonts w:ascii="Arial" w:cs="Arial" w:eastAsia="Arial" w:hAnsi="Arial"/>
-                <w:b w:val="false"/>
-                <w:bCs w:val="false"/>
-                <w:color w:val="14181E"/>
-                <w:sz w:val="16"/>
-                <w:szCs w:val="16"/>
-              </w:rPr>
-              <w:t xml:space="preserve">H</w:t>
-            </w:r>
-          </w:p>
-        </w:tc>
-        <w:tc>
-          <w:tcPr>
-            <w:tcW w:type="dxa" w:w="600"/>
-            <w:tcBorders>
-              <w:top w:val="none" w:color="auto" w:sz="0"/>
-              <w:left w:val="none" w:color="auto" w:sz="0"/>
-              <w:bottom w:val="single" w:color="DDE2E8" w:sz="4"/>
-              <w:right w:val="none" w:color="auto" w:sz="0"/>
-            </w:tcBorders>
-            <w:tcMar>
-              <w:top w:type="dxa" w:w="70"/>
-              <w:left w:type="dxa" w:w="90"/>
-              <w:bottom w:type="dxa" w:w="70"/>
-              <w:right w:type="dxa" w:w="90"/>
-            </w:tcMar>
-          </w:tcPr>
-          <w:p>
-            <w:pPr>
-              <w:spacing w:after="40" w:line="260"/>
-            </w:pPr>
-          </w:p>
-        </w:tc>
-        <w:tc>
-          <w:tcPr>
-            <w:tcW w:type="dxa" w:w="700"/>
-            <w:tcBorders>
-              <w:top w:val="none" w:color="auto" w:sz="0"/>
-              <w:left w:val="none" w:color="auto" w:sz="0"/>
-              <w:bottom w:val="single" w:color="DDE2E8" w:sz="4"/>
-              <w:right w:val="none" w:color="auto" w:sz="0"/>
-            </w:tcBorders>
-            <w:tcMar>
-              <w:top w:type="dxa" w:w="70"/>
-              <w:left w:type="dxa" w:w="90"/>
-              <w:bottom w:type="dxa" w:w="70"/>
-              <w:right w:type="dxa" w:w="90"/>
-            </w:tcMar>
-          </w:tcPr>
-          <w:p>
-            <w:pPr>
-              <w:spacing w:after="40" w:line="260"/>
-            </w:pPr>
-          </w:p>
-        </w:tc>
-      </w:tr>
-      <w:tr>
-        <w:trPr>
-          <w:cantSplit/>
-        </w:trPr>
-        <w:tc>
-          <w:tcPr>
-            <w:tcW w:type="dxa" w:w="800"/>
-            <w:tcBorders>
-              <w:top w:val="none" w:color="auto" w:sz="0"/>
-              <w:left w:val="none" w:color="auto" w:sz="0"/>
-              <w:bottom w:val="single" w:color="DDE2E8" w:sz="4"/>
-              <w:right w:val="none" w:color="auto" w:sz="0"/>
-            </w:tcBorders>
-            <w:tcMar>
-              <w:top w:type="dxa" w:w="70"/>
-              <w:left w:type="dxa" w:w="90"/>
-              <w:bottom w:type="dxa" w:w="70"/>
-              <w:right w:type="dxa" w:w="90"/>
-            </w:tcMar>
-          </w:tcPr>
-          <w:p>
-            <w:pPr>
-              <w:spacing w:after="40" w:line="260"/>
-            </w:pPr>
-            <w:r>
-              <w:rPr>
-                <w:rFonts w:ascii="Arial" w:cs="Arial" w:eastAsia="Arial" w:hAnsi="Arial"/>
-                <w:color w:val="14181E"/>
-                <w:sz w:val="16"/>
-                <w:szCs w:val="16"/>
-              </w:rPr>
-              <w:t xml:space="preserve">W-BOOK-08</w:t>
-            </w:r>
-          </w:p>
-        </w:tc>
-        <w:tc>
-          <w:tcPr>
-            <w:tcW w:type="dxa" w:w="3450"/>
-            <w:tcBorders>
-              <w:top w:val="none" w:color="auto" w:sz="0"/>
-              <w:left w:val="none" w:color="auto" w:sz="0"/>
-              <w:bottom w:val="single" w:color="DDE2E8" w:sz="4"/>
-              <w:right w:val="none" w:color="auto" w:sz="0"/>
-            </w:tcBorders>
-            <w:tcMar>
-              <w:top w:type="dxa" w:w="70"/>
-              <w:left w:type="dxa" w:w="90"/>
-              <w:bottom w:type="dxa" w:w="70"/>
-              <w:right w:type="dxa" w:w="90"/>
-            </w:tcMar>
-          </w:tcPr>
-          <w:p>
-            <w:pPr>
-              <w:spacing w:after="40" w:line="260"/>
-            </w:pPr>
-            <w:r>
-              <w:rPr>
-                <w:rFonts w:ascii="Arial" w:cs="Arial" w:eastAsia="Arial" w:hAnsi="Arial"/>
-                <w:b w:val="false"/>
-                <w:bCs w:val="false"/>
-                <w:color w:val="14181E"/>
-                <w:sz w:val="16"/>
-                <w:szCs w:val="16"/>
-              </w:rPr>
-              <w:t xml:space="preserve">Pay at property on a listing that allows it (and on a discounted offer that does not).</w:t>
-            </w:r>
-          </w:p>
-        </w:tc>
-        <w:tc>
-          <w:tcPr>
-            <w:tcW w:type="dxa" w:w="2976"/>
-            <w:tcBorders>
-              <w:top w:val="none" w:color="auto" w:sz="0"/>
-              <w:left w:val="none" w:color="auto" w:sz="0"/>
-              <w:bottom w:val="single" w:color="DDE2E8" w:sz="4"/>
-              <w:right w:val="none" w:color="auto" w:sz="0"/>
-            </w:tcBorders>
-            <w:tcMar>
-              <w:top w:type="dxa" w:w="70"/>
-              <w:left w:type="dxa" w:w="90"/>
-              <w:bottom w:type="dxa" w:w="70"/>
-              <w:right w:type="dxa" w:w="90"/>
-            </w:tcMar>
-          </w:tcPr>
-          <w:p>
-            <w:pPr>
-              <w:spacing w:after="40" w:line="260"/>
-            </w:pPr>
-            <w:r>
-              <w:rPr>
-                <w:rFonts w:ascii="Arial" w:cs="Arial" w:eastAsia="Arial" w:hAnsi="Arial"/>
-                <w:b w:val="false"/>
-                <w:bCs w:val="false"/>
-                <w:color w:val="14181E"/>
-                <w:sz w:val="16"/>
-                <w:szCs w:val="16"/>
-              </w:rPr>
-              <w:t xml:space="preserve">Allowed listing: booking created as Booked awaiting host confirmation, no card step; discounted listing: the option is withdrawn with a reason.</w:t>
-            </w:r>
-          </w:p>
-        </w:tc>
-        <w:tc>
-          <w:tcPr>
-            <w:tcW w:type="dxa" w:w="500"/>
-            <w:tcBorders>
-              <w:top w:val="none" w:color="auto" w:sz="0"/>
-              <w:left w:val="none" w:color="auto" w:sz="0"/>
-              <w:bottom w:val="single" w:color="DDE2E8" w:sz="4"/>
-              <w:right w:val="none" w:color="auto" w:sz="0"/>
-            </w:tcBorders>
-            <w:tcMar>
-              <w:top w:type="dxa" w:w="70"/>
-              <w:left w:type="dxa" w:w="90"/>
-              <w:bottom w:type="dxa" w:w="70"/>
-              <w:right w:type="dxa" w:w="90"/>
-            </w:tcMar>
-          </w:tcPr>
-          <w:p>
-            <w:pPr>
-              <w:spacing w:after="40" w:line="260"/>
-            </w:pPr>
-            <w:r>
-              <w:rPr>
-                <w:rFonts w:ascii="Arial" w:cs="Arial" w:eastAsia="Arial" w:hAnsi="Arial"/>
-                <w:b w:val="false"/>
-                <w:bCs w:val="false"/>
-                <w:color w:val="14181E"/>
-                <w:sz w:val="16"/>
-                <w:szCs w:val="16"/>
-              </w:rPr>
-              <w:t xml:space="preserve">H</w:t>
-            </w:r>
-          </w:p>
-        </w:tc>
-        <w:tc>
-          <w:tcPr>
-            <w:tcW w:type="dxa" w:w="600"/>
-            <w:tcBorders>
-              <w:top w:val="none" w:color="auto" w:sz="0"/>
-              <w:left w:val="none" w:color="auto" w:sz="0"/>
-              <w:bottom w:val="single" w:color="DDE2E8" w:sz="4"/>
-              <w:right w:val="none" w:color="auto" w:sz="0"/>
-            </w:tcBorders>
-            <w:tcMar>
-              <w:top w:type="dxa" w:w="70"/>
-              <w:left w:type="dxa" w:w="90"/>
-              <w:bottom w:type="dxa" w:w="70"/>
-              <w:right w:type="dxa" w:w="90"/>
-            </w:tcMar>
-          </w:tcPr>
-          <w:p>
-            <w:pPr>
-              <w:spacing w:after="40" w:line="260"/>
-            </w:pPr>
-          </w:p>
-        </w:tc>
-        <w:tc>
-          <w:tcPr>
-            <w:tcW w:type="dxa" w:w="700"/>
-            <w:tcBorders>
-              <w:top w:val="none" w:color="auto" w:sz="0"/>
-              <w:left w:val="none" w:color="auto" w:sz="0"/>
-              <w:bottom w:val="single" w:color="DDE2E8" w:sz="4"/>
-              <w:right w:val="none" w:color="auto" w:sz="0"/>
-            </w:tcBorders>
-            <w:tcMar>
-              <w:top w:type="dxa" w:w="70"/>
-              <w:left w:type="dxa" w:w="90"/>
-              <w:bottom w:type="dxa" w:w="70"/>
-              <w:right w:type="dxa" w:w="90"/>
-            </w:tcMar>
-          </w:tcPr>
-          <w:p>
-            <w:pPr>
-              <w:spacing w:after="40" w:line="260"/>
-            </w:pPr>
-          </w:p>
-        </w:tc>
-      </w:tr>
-      <w:tr>
-        <w:trPr>
-          <w:cantSplit/>
-        </w:trPr>
-        <w:tc>
-          <w:tcPr>
-            <w:tcW w:type="dxa" w:w="800"/>
-            <w:tcBorders>
-              <w:top w:val="none" w:color="auto" w:sz="0"/>
-              <w:left w:val="none" w:color="auto" w:sz="0"/>
-              <w:bottom w:val="single" w:color="DDE2E8" w:sz="4"/>
-              <w:right w:val="none" w:color="auto" w:sz="0"/>
-            </w:tcBorders>
-            <w:tcMar>
-              <w:top w:type="dxa" w:w="70"/>
-              <w:left w:type="dxa" w:w="90"/>
-              <w:bottom w:type="dxa" w:w="70"/>
-              <w:right w:type="dxa" w:w="90"/>
-            </w:tcMar>
-          </w:tcPr>
-          <w:p>
-            <w:pPr>
-              <w:spacing w:after="40" w:line="260"/>
-            </w:pPr>
-            <w:r>
-              <w:rPr>
-                <w:rFonts w:ascii="Arial" w:cs="Arial" w:eastAsia="Arial" w:hAnsi="Arial"/>
-                <w:color w:val="14181E"/>
-                <w:sz w:val="16"/>
-                <w:szCs w:val="16"/>
-              </w:rPr>
-              <w:t xml:space="preserve">W-BOOK-09</w:t>
-            </w:r>
-          </w:p>
-        </w:tc>
-        <w:tc>
-          <w:tcPr>
-            <w:tcW w:type="dxa" w:w="3450"/>
-            <w:tcBorders>
-              <w:top w:val="none" w:color="auto" w:sz="0"/>
-              <w:left w:val="none" w:color="auto" w:sz="0"/>
-              <w:bottom w:val="single" w:color="DDE2E8" w:sz="4"/>
-              <w:right w:val="none" w:color="auto" w:sz="0"/>
-            </w:tcBorders>
-            <w:tcMar>
-              <w:top w:type="dxa" w:w="70"/>
-              <w:left w:type="dxa" w:w="90"/>
-              <w:bottom w:type="dxa" w:w="70"/>
-              <w:right w:type="dxa" w:w="90"/>
-            </w:tcMar>
-          </w:tcPr>
-          <w:p>
-            <w:pPr>
-              <w:spacing w:after="40" w:line="260"/>
-            </w:pPr>
-            <w:r>
-              <w:rPr>
-                <w:rFonts w:ascii="Arial" w:cs="Arial" w:eastAsia="Arial" w:hAnsi="Arial"/>
-                <w:b w:val="false"/>
-                <w:bCs w:val="false"/>
-                <w:color w:val="14181E"/>
-                <w:sz w:val="16"/>
-                <w:szCs w:val="16"/>
-              </w:rPr>
-              <w:t xml:space="preserve">Pre-booking (deposit): book a listing with pay-10%-now; then from the account use Pay now for the balance.</w:t>
-            </w:r>
-          </w:p>
-        </w:tc>
-        <w:tc>
-          <w:tcPr>
-            <w:tcW w:type="dxa" w:w="2976"/>
-            <w:tcBorders>
-              <w:top w:val="none" w:color="auto" w:sz="0"/>
-              <w:left w:val="none" w:color="auto" w:sz="0"/>
-              <w:bottom w:val="single" w:color="DDE2E8" w:sz="4"/>
-              <w:right w:val="none" w:color="auto" w:sz="0"/>
-            </w:tcBorders>
-            <w:tcMar>
-              <w:top w:type="dxa" w:w="70"/>
-              <w:left w:type="dxa" w:w="90"/>
-              <w:bottom w:type="dxa" w:w="70"/>
-              <w:right w:type="dxa" w:w="90"/>
-            </w:tcMar>
-          </w:tcPr>
-          <w:p>
-            <w:pPr>
-              <w:spacing w:after="40" w:line="260"/>
-            </w:pPr>
-            <w:r>
-              <w:rPr>
-                <w:rFonts w:ascii="Arial" w:cs="Arial" w:eastAsia="Arial" w:hAnsi="Arial"/>
-                <w:b w:val="false"/>
-                <w:bCs w:val="false"/>
-                <w:color w:val="14181E"/>
-                <w:sz w:val="16"/>
-                <w:szCs w:val="16"/>
-              </w:rPr>
-              <w:t xml:space="preserve">10% charged first, balance shown on the booking; Pay now charges exactly the balance; the invoice reflects both.</w:t>
-            </w:r>
-          </w:p>
-        </w:tc>
-        <w:tc>
-          <w:tcPr>
-            <w:tcW w:type="dxa" w:w="500"/>
-            <w:tcBorders>
-              <w:top w:val="none" w:color="auto" w:sz="0"/>
-              <w:left w:val="none" w:color="auto" w:sz="0"/>
-              <w:bottom w:val="single" w:color="DDE2E8" w:sz="4"/>
-              <w:right w:val="none" w:color="auto" w:sz="0"/>
-            </w:tcBorders>
-            <w:tcMar>
-              <w:top w:type="dxa" w:w="70"/>
-              <w:left w:type="dxa" w:w="90"/>
-              <w:bottom w:type="dxa" w:w="70"/>
-              <w:right w:type="dxa" w:w="90"/>
-            </w:tcMar>
-          </w:tcPr>
-          <w:p>
-            <w:pPr>
-              <w:spacing w:after="40" w:line="260"/>
-            </w:pPr>
-            <w:r>
-              <w:rPr>
-                <w:rFonts w:ascii="Arial" w:cs="Arial" w:eastAsia="Arial" w:hAnsi="Arial"/>
-                <w:b w:val="false"/>
-                <w:bCs w:val="false"/>
-                <w:color w:val="14181E"/>
-                <w:sz w:val="16"/>
-                <w:szCs w:val="16"/>
-              </w:rPr>
-              <w:t xml:space="preserve">H</w:t>
-            </w:r>
-          </w:p>
-        </w:tc>
-        <w:tc>
-          <w:tcPr>
-            <w:tcW w:type="dxa" w:w="600"/>
-            <w:tcBorders>
-              <w:top w:val="none" w:color="auto" w:sz="0"/>
-              <w:left w:val="none" w:color="auto" w:sz="0"/>
-              <w:bottom w:val="single" w:color="DDE2E8" w:sz="4"/>
-              <w:right w:val="none" w:color="auto" w:sz="0"/>
-            </w:tcBorders>
-            <w:tcMar>
-              <w:top w:type="dxa" w:w="70"/>
-              <w:left w:type="dxa" w:w="90"/>
-              <w:bottom w:type="dxa" w:w="70"/>
-              <w:right w:type="dxa" w:w="90"/>
-            </w:tcMar>
-          </w:tcPr>
-          <w:p>
-            <w:pPr>
-              <w:spacing w:after="40" w:line="260"/>
-            </w:pPr>
-          </w:p>
-        </w:tc>
-        <w:tc>
-          <w:tcPr>
-            <w:tcW w:type="dxa" w:w="700"/>
-            <w:tcBorders>
-              <w:top w:val="none" w:color="auto" w:sz="0"/>
-              <w:left w:val="none" w:color="auto" w:sz="0"/>
-              <w:bottom w:val="single" w:color="DDE2E8" w:sz="4"/>
-              <w:right w:val="none" w:color="auto" w:sz="0"/>
-            </w:tcBorders>
-            <w:tcMar>
-              <w:top w:type="dxa" w:w="70"/>
-              <w:left w:type="dxa" w:w="90"/>
-              <w:bottom w:type="dxa" w:w="70"/>
-              <w:right w:type="dxa" w:w="90"/>
-            </w:tcMar>
-          </w:tcPr>
-          <w:p>
-            <w:pPr>
-              <w:spacing w:after="40" w:line="260"/>
-            </w:pPr>
-          </w:p>
-        </w:tc>
-      </w:tr>
-      <w:tr>
-        <w:trPr>
-          <w:cantSplit/>
-        </w:trPr>
-        <w:tc>
-          <w:tcPr>
-            <w:tcW w:type="dxa" w:w="800"/>
-            <w:tcBorders>
-              <w:top w:val="none" w:color="auto" w:sz="0"/>
-              <w:left w:val="none" w:color="auto" w:sz="0"/>
-              <w:bottom w:val="single" w:color="DDE2E8" w:sz="4"/>
-              <w:right w:val="none" w:color="auto" w:sz="0"/>
-            </w:tcBorders>
-            <w:tcMar>
-              <w:top w:type="dxa" w:w="70"/>
-              <w:left w:type="dxa" w:w="90"/>
-              <w:bottom w:type="dxa" w:w="70"/>
-              <w:right w:type="dxa" w:w="90"/>
-            </w:tcMar>
-          </w:tcPr>
-          <w:p>
-            <w:pPr>
-              <w:spacing w:after="40" w:line="260"/>
-            </w:pPr>
-            <w:r>
-              <w:rPr>
-                <w:rFonts w:ascii="Arial" w:cs="Arial" w:eastAsia="Arial" w:hAnsi="Arial"/>
-                <w:color w:val="14181E"/>
-                <w:sz w:val="16"/>
-                <w:szCs w:val="16"/>
-              </w:rPr>
-              <w:t xml:space="preserve">W-BOOK-10</w:t>
-            </w:r>
-          </w:p>
-        </w:tc>
-        <w:tc>
-          <w:tcPr>
-            <w:tcW w:type="dxa" w:w="3450"/>
-            <w:tcBorders>
-              <w:top w:val="none" w:color="auto" w:sz="0"/>
-              <w:left w:val="none" w:color="auto" w:sz="0"/>
-              <w:bottom w:val="single" w:color="DDE2E8" w:sz="4"/>
-              <w:right w:val="none" w:color="auto" w:sz="0"/>
-            </w:tcBorders>
-            <w:tcMar>
-              <w:top w:type="dxa" w:w="70"/>
-              <w:left w:type="dxa" w:w="90"/>
-              <w:bottom w:type="dxa" w:w="70"/>
-              <w:right w:type="dxa" w:w="90"/>
-            </w:tcMar>
-          </w:tcPr>
-          <w:p>
-            <w:pPr>
-              <w:spacing w:after="40" w:line="260"/>
-            </w:pPr>
-            <w:r>
-              <w:rPr>
-                <w:rFonts w:ascii="Arial" w:cs="Arial" w:eastAsia="Arial" w:hAnsi="Arial"/>
-                <w:b w:val="false"/>
-                <w:bCs w:val="false"/>
-                <w:color w:val="14181E"/>
-                <w:sz w:val="16"/>
-                <w:szCs w:val="16"/>
-              </w:rPr>
-              <w:t xml:space="preserve">Use wallet balance at checkout (account with referral credit).</w:t>
-            </w:r>
-          </w:p>
-        </w:tc>
-        <w:tc>
-          <w:tcPr>
-            <w:tcW w:type="dxa" w:w="2976"/>
-            <w:tcBorders>
-              <w:top w:val="none" w:color="auto" w:sz="0"/>
-              <w:left w:val="none" w:color="auto" w:sz="0"/>
-              <w:bottom w:val="single" w:color="DDE2E8" w:sz="4"/>
-              <w:right w:val="none" w:color="auto" w:sz="0"/>
-            </w:tcBorders>
-            <w:tcMar>
-              <w:top w:type="dxa" w:w="70"/>
-              <w:left w:type="dxa" w:w="90"/>
-              <w:bottom w:type="dxa" w:w="70"/>
-              <w:right w:type="dxa" w:w="90"/>
-            </w:tcMar>
-          </w:tcPr>
-          <w:p>
-            <w:pPr>
-              <w:spacing w:after="40" w:line="260"/>
-            </w:pPr>
-            <w:r>
-              <w:rPr>
-                <w:rFonts w:ascii="Arial" w:cs="Arial" w:eastAsia="Arial" w:hAnsi="Arial"/>
-                <w:b w:val="false"/>
-                <w:bCs w:val="false"/>
-                <w:color w:val="14181E"/>
-                <w:sz w:val="16"/>
-                <w:szCs w:val="16"/>
-              </w:rPr>
-              <w:t xml:space="preserve">Wallet amount is deducted and shown as a line; the gateway charges the remainder.</w:t>
-            </w:r>
-          </w:p>
-        </w:tc>
-        <w:tc>
-          <w:tcPr>
-            <w:tcW w:type="dxa" w:w="500"/>
-            <w:tcBorders>
-              <w:top w:val="none" w:color="auto" w:sz="0"/>
-              <w:left w:val="none" w:color="auto" w:sz="0"/>
-              <w:bottom w:val="single" w:color="DDE2E8" w:sz="4"/>
-              <w:right w:val="none" w:color="auto" w:sz="0"/>
-            </w:tcBorders>
-            <w:tcMar>
-              <w:top w:type="dxa" w:w="70"/>
-              <w:left w:type="dxa" w:w="90"/>
-              <w:bottom w:type="dxa" w:w="70"/>
-              <w:right w:type="dxa" w:w="90"/>
-            </w:tcMar>
-          </w:tcPr>
-          <w:p>
-            <w:pPr>
-              <w:spacing w:after="40" w:line="260"/>
-            </w:pPr>
-            <w:r>
-              <w:rPr>
-                <w:rFonts w:ascii="Arial" w:cs="Arial" w:eastAsia="Arial" w:hAnsi="Arial"/>
-                <w:b w:val="false"/>
-                <w:bCs w:val="false"/>
-                <w:color w:val="14181E"/>
-                <w:sz w:val="16"/>
-                <w:szCs w:val="16"/>
-              </w:rPr>
-              <w:t xml:space="preserve">M</w:t>
-            </w:r>
-          </w:p>
-        </w:tc>
-        <w:tc>
-          <w:tcPr>
-            <w:tcW w:type="dxa" w:w="600"/>
-            <w:tcBorders>
-              <w:top w:val="none" w:color="auto" w:sz="0"/>
-              <w:left w:val="none" w:color="auto" w:sz="0"/>
-              <w:bottom w:val="single" w:color="DDE2E8" w:sz="4"/>
-              <w:right w:val="none" w:color="auto" w:sz="0"/>
-            </w:tcBorders>
-            <w:tcMar>
-              <w:top w:type="dxa" w:w="70"/>
-              <w:left w:type="dxa" w:w="90"/>
-              <w:bottom w:type="dxa" w:w="70"/>
-              <w:right w:type="dxa" w:w="90"/>
-            </w:tcMar>
-          </w:tcPr>
-          <w:p>
-            <w:pPr>
-              <w:spacing w:after="40" w:line="260"/>
-            </w:pPr>
-          </w:p>
-        </w:tc>
-        <w:tc>
-          <w:tcPr>
-            <w:tcW w:type="dxa" w:w="700"/>
-            <w:tcBorders>
-              <w:top w:val="none" w:color="auto" w:sz="0"/>
-              <w:left w:val="none" w:color="auto" w:sz="0"/>
-              <w:bottom w:val="single" w:color="DDE2E8" w:sz="4"/>
-              <w:right w:val="none" w:color="auto" w:sz="0"/>
-            </w:tcBorders>
-            <w:tcMar>
-              <w:top w:type="dxa" w:w="70"/>
-              <w:left w:type="dxa" w:w="90"/>
-              <w:bottom w:type="dxa" w:w="70"/>
-              <w:right w:type="dxa" w:w="90"/>
-            </w:tcMar>
-          </w:tcPr>
-          <w:p>
-            <w:pPr>
-              <w:spacing w:after="40" w:line="260"/>
-            </w:pPr>
-          </w:p>
-        </w:tc>
-      </w:tr>
-      <w:tr>
-        <w:trPr>
-          <w:cantSplit/>
-        </w:trPr>
-        <w:tc>
-          <w:tcPr>
-            <w:tcW w:type="dxa" w:w="800"/>
-            <w:tcBorders>
-              <w:top w:val="none" w:color="auto" w:sz="0"/>
-              <w:left w:val="none" w:color="auto" w:sz="0"/>
-              <w:bottom w:val="single" w:color="DDE2E8" w:sz="4"/>
-              <w:right w:val="none" w:color="auto" w:sz="0"/>
-            </w:tcBorders>
-            <w:tcMar>
-              <w:top w:type="dxa" w:w="70"/>
-              <w:left w:type="dxa" w:w="90"/>
-              <w:bottom w:type="dxa" w:w="70"/>
-              <w:right w:type="dxa" w:w="90"/>
-            </w:tcMar>
-          </w:tcPr>
-          <w:p>
-            <w:pPr>
-              <w:spacing w:after="40" w:line="260"/>
-            </w:pPr>
-            <w:r>
-              <w:rPr>
-                <w:rFonts w:ascii="Arial" w:cs="Arial" w:eastAsia="Arial" w:hAnsi="Arial"/>
-                <w:color w:val="14181E"/>
-                <w:sz w:val="16"/>
-                <w:szCs w:val="16"/>
-              </w:rPr>
-              <w:t xml:space="preserve">W-BOOK-11</w:t>
-            </w:r>
-          </w:p>
-        </w:tc>
-        <w:tc>
-          <w:tcPr>
-            <w:tcW w:type="dxa" w:w="3450"/>
-            <w:tcBorders>
-              <w:top w:val="none" w:color="auto" w:sz="0"/>
-              <w:left w:val="none" w:color="auto" w:sz="0"/>
-              <w:bottom w:val="single" w:color="DDE2E8" w:sz="4"/>
-              <w:right w:val="none" w:color="auto" w:sz="0"/>
-            </w:tcBorders>
-            <w:tcMar>
-              <w:top w:type="dxa" w:w="70"/>
-              <w:left w:type="dxa" w:w="90"/>
-              <w:bottom w:type="dxa" w:w="70"/>
-              <w:right w:type="dxa" w:w="90"/>
-            </w:tcMar>
-          </w:tcPr>
-          <w:p>
-            <w:pPr>
-              <w:spacing w:after="40" w:line="260"/>
-            </w:pPr>
-            <w:r>
-              <w:rPr>
-                <w:rFonts w:ascii="Arial" w:cs="Arial" w:eastAsia="Arial" w:hAnsi="Arial"/>
-                <w:b w:val="false"/>
-                <w:bCs w:val="false"/>
-                <w:color w:val="14181E"/>
-                <w:sz w:val="16"/>
-                <w:szCs w:val="16"/>
-              </w:rPr>
-              <w:t xml:space="preserve">Double booking: with two guest accounts in two browsers, book the same nights on the same listing; complete the first, then attempt the second.</w:t>
-            </w:r>
-          </w:p>
-        </w:tc>
-        <w:tc>
-          <w:tcPr>
-            <w:tcW w:type="dxa" w:w="2976"/>
-            <w:tcBorders>
-              <w:top w:val="none" w:color="auto" w:sz="0"/>
-              <w:left w:val="none" w:color="auto" w:sz="0"/>
-              <w:bottom w:val="single" w:color="DDE2E8" w:sz="4"/>
-              <w:right w:val="none" w:color="auto" w:sz="0"/>
-            </w:tcBorders>
-            <w:tcMar>
-              <w:top w:type="dxa" w:w="70"/>
-              <w:left w:type="dxa" w:w="90"/>
-              <w:bottom w:type="dxa" w:w="70"/>
-              <w:right w:type="dxa" w:w="90"/>
-            </w:tcMar>
-          </w:tcPr>
-          <w:p>
-            <w:pPr>
-              <w:spacing w:after="40" w:line="260"/>
-            </w:pPr>
-            <w:r>
-              <w:rPr>
-                <w:rFonts w:ascii="Arial" w:cs="Arial" w:eastAsia="Arial" w:hAnsi="Arial"/>
-                <w:b w:val="false"/>
-                <w:bCs w:val="false"/>
-                <w:color w:val="14181E"/>
-                <w:sz w:val="16"/>
-                <w:szCs w:val="16"/>
-              </w:rPr>
-              <w:t xml:space="preserve">The second is refused before payment ('no longer available'); the first is unaffected.</w:t>
-            </w:r>
-          </w:p>
-        </w:tc>
-        <w:tc>
-          <w:tcPr>
-            <w:tcW w:type="dxa" w:w="500"/>
-            <w:tcBorders>
-              <w:top w:val="none" w:color="auto" w:sz="0"/>
-              <w:left w:val="none" w:color="auto" w:sz="0"/>
-              <w:bottom w:val="single" w:color="DDE2E8" w:sz="4"/>
-              <w:right w:val="none" w:color="auto" w:sz="0"/>
-            </w:tcBorders>
-            <w:tcMar>
-              <w:top w:type="dxa" w:w="70"/>
-              <w:left w:type="dxa" w:w="90"/>
-              <w:bottom w:type="dxa" w:w="70"/>
-              <w:right w:type="dxa" w:w="90"/>
-            </w:tcMar>
-          </w:tcPr>
-          <w:p>
-            <w:pPr>
-              <w:spacing w:after="40" w:line="260"/>
-            </w:pPr>
-            <w:r>
-              <w:rPr>
-                <w:rFonts w:ascii="Arial" w:cs="Arial" w:eastAsia="Arial" w:hAnsi="Arial"/>
-                <w:b w:val="false"/>
-                <w:bCs w:val="false"/>
-                <w:color w:val="14181E"/>
-                <w:sz w:val="16"/>
-                <w:szCs w:val="16"/>
-              </w:rPr>
-              <w:t xml:space="preserve">C</w:t>
-            </w:r>
-          </w:p>
-        </w:tc>
-        <w:tc>
-          <w:tcPr>
-            <w:tcW w:type="dxa" w:w="600"/>
-            <w:tcBorders>
-              <w:top w:val="none" w:color="auto" w:sz="0"/>
-              <w:left w:val="none" w:color="auto" w:sz="0"/>
-              <w:bottom w:val="single" w:color="DDE2E8" w:sz="4"/>
-              <w:right w:val="none" w:color="auto" w:sz="0"/>
-            </w:tcBorders>
-            <w:tcMar>
-              <w:top w:type="dxa" w:w="70"/>
-              <w:left w:type="dxa" w:w="90"/>
-              <w:bottom w:type="dxa" w:w="70"/>
-              <w:right w:type="dxa" w:w="90"/>
-            </w:tcMar>
-          </w:tcPr>
-          <w:p>
-            <w:pPr>
-              <w:spacing w:after="40" w:line="260"/>
-            </w:pPr>
-          </w:p>
-        </w:tc>
-        <w:tc>
-          <w:tcPr>
-            <w:tcW w:type="dxa" w:w="700"/>
-            <w:tcBorders>
-              <w:top w:val="none" w:color="auto" w:sz="0"/>
-              <w:left w:val="none" w:color="auto" w:sz="0"/>
-              <w:bottom w:val="single" w:color="DDE2E8" w:sz="4"/>
-              <w:right w:val="none" w:color="auto" w:sz="0"/>
-            </w:tcBorders>
-            <w:tcMar>
-              <w:top w:type="dxa" w:w="70"/>
-              <w:left w:type="dxa" w:w="90"/>
-              <w:bottom w:type="dxa" w:w="70"/>
-              <w:right w:type="dxa" w:w="90"/>
-            </w:tcMar>
-          </w:tcPr>
-          <w:p>
-            <w:pPr>
-              <w:spacing w:after="40" w:line="260"/>
-            </w:pPr>
-          </w:p>
-        </w:tc>
-      </w:tr>
-      <w:tr>
-        <w:trPr>
-          <w:cantSplit/>
-        </w:trPr>
-        <w:tc>
-          <w:tcPr>
-            <w:tcW w:type="dxa" w:w="800"/>
-            <w:tcBorders>
-              <w:top w:val="none" w:color="auto" w:sz="0"/>
-              <w:left w:val="none" w:color="auto" w:sz="0"/>
-              <w:bottom w:val="single" w:color="DDE2E8" w:sz="4"/>
-              <w:right w:val="none" w:color="auto" w:sz="0"/>
-            </w:tcBorders>
-            <w:tcMar>
-              <w:top w:type="dxa" w:w="70"/>
-              <w:left w:type="dxa" w:w="90"/>
-              <w:bottom w:type="dxa" w:w="70"/>
-              <w:right w:type="dxa" w:w="90"/>
-            </w:tcMar>
-          </w:tcPr>
-          <w:p>
-            <w:pPr>
-              <w:spacing w:after="40" w:line="260"/>
-            </w:pPr>
-            <w:r>
-              <w:rPr>
-                <w:rFonts w:ascii="Arial" w:cs="Arial" w:eastAsia="Arial" w:hAnsi="Arial"/>
-                <w:color w:val="14181E"/>
-                <w:sz w:val="16"/>
-                <w:szCs w:val="16"/>
-              </w:rPr>
-              <w:t xml:space="preserve">W-BOOK-12</w:t>
-            </w:r>
-          </w:p>
-        </w:tc>
-        <w:tc>
-          <w:tcPr>
-            <w:tcW w:type="dxa" w:w="3450"/>
-            <w:tcBorders>
-              <w:top w:val="none" w:color="auto" w:sz="0"/>
-              <w:left w:val="none" w:color="auto" w:sz="0"/>
-              <w:bottom w:val="single" w:color="DDE2E8" w:sz="4"/>
-              <w:right w:val="none" w:color="auto" w:sz="0"/>
-            </w:tcBorders>
-            <w:tcMar>
-              <w:top w:type="dxa" w:w="70"/>
-              <w:left w:type="dxa" w:w="90"/>
-              <w:bottom w:type="dxa" w:w="70"/>
-              <w:right w:type="dxa" w:w="90"/>
-            </w:tcMar>
-          </w:tcPr>
-          <w:p>
-            <w:pPr>
-              <w:spacing w:after="40" w:line="260"/>
-            </w:pPr>
-            <w:r>
-              <w:rPr>
-                <w:rFonts w:ascii="Arial" w:cs="Arial" w:eastAsia="Arial" w:hAnsi="Arial"/>
-                <w:b w:val="false"/>
-                <w:bCs w:val="false"/>
-                <w:color w:val="14181E"/>
-                <w:sz w:val="16"/>
-                <w:szCs w:val="16"/>
-              </w:rPr>
-              <w:t xml:space="preserve">Instant book vs approval: book a listing with instant book on, and one with host approval.</w:t>
-            </w:r>
-          </w:p>
-        </w:tc>
-        <w:tc>
-          <w:tcPr>
-            <w:tcW w:type="dxa" w:w="2976"/>
-            <w:tcBorders>
-              <w:top w:val="none" w:color="auto" w:sz="0"/>
-              <w:left w:val="none" w:color="auto" w:sz="0"/>
-              <w:bottom w:val="single" w:color="DDE2E8" w:sz="4"/>
-              <w:right w:val="none" w:color="auto" w:sz="0"/>
-            </w:tcBorders>
-            <w:tcMar>
-              <w:top w:type="dxa" w:w="70"/>
-              <w:left w:type="dxa" w:w="90"/>
-              <w:bottom w:type="dxa" w:w="70"/>
-              <w:right w:type="dxa" w:w="90"/>
-            </w:tcMar>
-          </w:tcPr>
-          <w:p>
-            <w:pPr>
-              <w:spacing w:after="40" w:line="260"/>
-            </w:pPr>
-            <w:r>
-              <w:rPr>
-                <w:rFonts w:ascii="Arial" w:cs="Arial" w:eastAsia="Arial" w:hAnsi="Arial"/>
-                <w:b w:val="false"/>
-                <w:bCs w:val="false"/>
-                <w:color w:val="14181E"/>
-                <w:sz w:val="16"/>
-                <w:szCs w:val="16"/>
-              </w:rPr>
-              <w:t xml:space="preserve">Instant book confirms immediately; approval-required shows Booked until the host confirms, then Confirmed; the guest is notified at each step.</w:t>
-            </w:r>
-          </w:p>
-        </w:tc>
-        <w:tc>
-          <w:tcPr>
-            <w:tcW w:type="dxa" w:w="500"/>
-            <w:tcBorders>
-              <w:top w:val="none" w:color="auto" w:sz="0"/>
-              <w:left w:val="none" w:color="auto" w:sz="0"/>
-              <w:bottom w:val="single" w:color="DDE2E8" w:sz="4"/>
-              <w:right w:val="none" w:color="auto" w:sz="0"/>
-            </w:tcBorders>
-            <w:tcMar>
-              <w:top w:type="dxa" w:w="70"/>
-              <w:left w:type="dxa" w:w="90"/>
-              <w:bottom w:type="dxa" w:w="70"/>
-              <w:right w:type="dxa" w:w="90"/>
-            </w:tcMar>
-          </w:tcPr>
-          <w:p>
-            <w:pPr>
-              <w:spacing w:after="40" w:line="260"/>
-            </w:pPr>
-            <w:r>
-              <w:rPr>
-                <w:rFonts w:ascii="Arial" w:cs="Arial" w:eastAsia="Arial" w:hAnsi="Arial"/>
-                <w:b w:val="false"/>
-                <w:bCs w:val="false"/>
-                <w:color w:val="14181E"/>
-                <w:sz w:val="16"/>
-                <w:szCs w:val="16"/>
-              </w:rPr>
-              <w:t xml:space="preserve">H</w:t>
-            </w:r>
-          </w:p>
-        </w:tc>
-        <w:tc>
-          <w:tcPr>
-            <w:tcW w:type="dxa" w:w="600"/>
-            <w:tcBorders>
-              <w:top w:val="none" w:color="auto" w:sz="0"/>
-              <w:left w:val="none" w:color="auto" w:sz="0"/>
-              <w:bottom w:val="single" w:color="DDE2E8" w:sz="4"/>
-              <w:right w:val="none" w:color="auto" w:sz="0"/>
-            </w:tcBorders>
-            <w:tcMar>
-              <w:top w:type="dxa" w:w="70"/>
-              <w:left w:type="dxa" w:w="90"/>
-              <w:bottom w:type="dxa" w:w="70"/>
-              <w:right w:type="dxa" w:w="90"/>
-            </w:tcMar>
-          </w:tcPr>
-          <w:p>
-            <w:pPr>
-              <w:spacing w:after="40" w:line="260"/>
-            </w:pPr>
-          </w:p>
-        </w:tc>
-        <w:tc>
-          <w:tcPr>
-            <w:tcW w:type="dxa" w:w="700"/>
-            <w:tcBorders>
-              <w:top w:val="none" w:color="auto" w:sz="0"/>
-              <w:left w:val="none" w:color="auto" w:sz="0"/>
-              <w:bottom w:val="single" w:color="DDE2E8" w:sz="4"/>
-              <w:right w:val="none" w:color="auto" w:sz="0"/>
-            </w:tcBorders>
-            <w:tcMar>
-              <w:top w:type="dxa" w:w="70"/>
-              <w:left w:type="dxa" w:w="90"/>
-              <w:bottom w:type="dxa" w:w="70"/>
-              <w:right w:type="dxa" w:w="90"/>
-            </w:tcMar>
-          </w:tcPr>
-          <w:p>
-            <w:pPr>
-              <w:spacing w:after="40" w:line="260"/>
-            </w:pPr>
-          </w:p>
-        </w:tc>
-      </w:tr>
-    </w:tbl>
     <w:p>
       <w:pPr>
-        <w:pStyle w:val="Heading1"/>
-        <w:spacing w:after="160" w:before="420"/>
+        <w:pBdr>
+          <w:left w:val="single" w:color="0F766E" w:sz="18" w:space="10"/>
+        </w:pBdr>
+        <w:shd w:fill="E8F1F0" w:color="auto" w:val="clear"/>
+        <w:spacing w:after="200" w:before="100" w:line="276"/>
+        <w:ind w:left="170" w:right="170"/>
       </w:pPr>
       <w:r>
         <w:rPr>
@@ -7834,10 +5472,79 @@
           <w:b/>
           <w:bCs/>
           <w:color w:val="14181E"/>
-          <w:sz w:val="30"/>
-          <w:szCs w:val="30"/>
+          <w:sz w:val="20"/>
+          <w:szCs w:val="20"/>
         </w:rPr>
-        <w:t xml:space="preserve">7. Price negotiation (W-NEG)</w:t>
+        <w:t xml:space="preserve">Two kinds of booking, told apart by the day the stay STARTS.</w:t>
+      </w:r>
+      <w:r>
+        <w:rPr>
+          <w:rFonts w:ascii="Arial" w:cs="Arial" w:eastAsia="Arial" w:hAnsi="Arial"/>
+          <w:color w:val="14181E"/>
+          <w:sz w:val="20"/>
+          <w:szCs w:val="20"/>
+        </w:rPr>
+        <w:t xml:space="preserve"> A stay starting </w:t>
+      </w:r>
+      <w:r>
+        <w:rPr>
+          <w:rFonts w:ascii="Arial" w:cs="Arial" w:eastAsia="Arial" w:hAnsi="Arial"/>
+          <w:b/>
+          <w:bCs/>
+          <w:color w:val="14181E"/>
+          <w:sz w:val="20"/>
+          <w:szCs w:val="20"/>
+        </w:rPr>
+        <w:t xml:space="preserve">today</w:t>
+      </w:r>
+      <w:r>
+        <w:rPr>
+          <w:rFonts w:ascii="Arial" w:cs="Arial" w:eastAsia="Arial" w:hAnsi="Arial"/>
+          <w:color w:val="14181E"/>
+          <w:sz w:val="20"/>
+          <w:szCs w:val="20"/>
+        </w:rPr>
+        <w:t xml:space="preserve"> is a *normal booking*: it can be negotiated, and it is paid in full or at the property. A stay starting </w:t>
+      </w:r>
+      <w:r>
+        <w:rPr>
+          <w:rFonts w:ascii="Arial" w:cs="Arial" w:eastAsia="Arial" w:hAnsi="Arial"/>
+          <w:b/>
+          <w:bCs/>
+          <w:color w:val="14181E"/>
+          <w:sz w:val="20"/>
+          <w:szCs w:val="20"/>
+        </w:rPr>
+        <w:t xml:space="preserve">tomorrow or later</w:t>
+      </w:r>
+      <w:r>
+        <w:rPr>
+          <w:rFonts w:ascii="Arial" w:cs="Arial" w:eastAsia="Arial" w:hAnsi="Arial"/>
+          <w:color w:val="14181E"/>
+          <w:sz w:val="20"/>
+          <w:szCs w:val="20"/>
+        </w:rPr>
+        <w:t xml:space="preserve"> is an *advance booking* (also called a pre-booking): it cannot be negotiated, and in exchange it offers </w:t>
+      </w:r>
+      <w:r>
+        <w:rPr>
+          <w:rFonts w:ascii="Arial" w:cs="Arial" w:eastAsia="Arial" w:hAnsi="Arial"/>
+          <w:b/>
+          <w:bCs/>
+          <w:color w:val="14181E"/>
+          <w:sz w:val="20"/>
+          <w:szCs w:val="20"/>
+        </w:rPr>
+        <w:t xml:space="preserve">pay 10% and book</w:t>
+      </w:r>
+      <w:r>
+        <w:rPr>
+          <w:rFonts w:ascii="Arial" w:cs="Arial" w:eastAsia="Arial" w:hAnsi="Arial"/>
+          <w:color w:val="14181E"/>
+          <w:sz w:val="20"/>
+          <w:szCs w:val="20"/>
+        </w:rPr>
+        <w:t xml:space="preserve"> alongside full payment and pay at property. Weekly and monthly pricing applies to both alike — a fortnight starting today and the same fortnight starting tomorrow price identically. The rule is decided in Indian time and enforced by the backend, so the website, the app and the chatbot all behave the same way. Changed 6 September 2026: before that date an offer on a future stay was accepted.</w:t>
       </w:r>
     </w:p>
     <w:tbl>
@@ -8088,7 +5795,7 @@
                 <w:sz w:val="16"/>
                 <w:szCs w:val="16"/>
               </w:rPr>
-              <w:t xml:space="preserve">W-NEG-01</w:t>
+              <w:t xml:space="preserve">W-BOOK-01</w:t>
             </w:r>
           </w:p>
         </w:tc>
@@ -8121,7 +5828,7 @@
                 <w:sz w:val="16"/>
                 <w:szCs w:val="16"/>
               </w:rPr>
-              <w:t xml:space="preserve">On a listing send an offer below the host's floor; then one at or above the auto-accept threshold; set 3 guests on the listing first.</w:t>
+              <w:t xml:space="preserve">On a listing pick dates that include a weekend; set 4 adults on a listing whose included guests is 2; add a pet where pets are allowed.</w:t>
             </w:r>
           </w:p>
         </w:tc>
@@ -8154,7 +5861,7 @@
                 <w:sz w:val="16"/>
                 <w:szCs w:val="16"/>
               </w:rPr>
-              <w:t xml:space="preserve">Below floor: refused with a message; at threshold: accepted instantly and a personal coupon appears in the booking rail; the offer records the guest count.</w:t>
+              <w:t xml:space="preserve">Blocked nights are greyed and cannot be selected; the price breakdown shows per-night rates (weekend rate if set), extra-guest charge, pet fee and GST; the headline is the tax-inclusive total.</w:t>
             </w:r>
           </w:p>
         </w:tc>
@@ -8267,7 +5974,7 @@
                 <w:sz w:val="16"/>
                 <w:szCs w:val="16"/>
               </w:rPr>
-              <w:t xml:space="preserve">W-NEG-02</w:t>
+              <w:t xml:space="preserve">W-BOOK-02</w:t>
             </w:r>
           </w:p>
         </w:tc>
@@ -8300,7 +6007,7 @@
                 <w:sz w:val="16"/>
                 <w:szCs w:val="16"/>
               </w:rPr>
-              <w:t xml:space="preserve">Send an offer in the negotiable band. As the host (host portal → Negotiations) counter it. As the guest accept the counter.</w:t>
+              <w:t xml:space="preserve">Try guests above the host's capacity; try check-out before check-in; try dates in the past.</w:t>
             </w:r>
           </w:p>
         </w:tc>
@@ -8333,7 +6040,7 @@
                 <w:sz w:val="16"/>
                 <w:szCs w:val="16"/>
               </w:rPr>
-              <w:t xml:space="preserve">Guest sees the counter with the host's message; accepting mints a 24-hour coupon; 'Move to book at agreed price' reopens the listing with the same dates and the same guest count (not the default 2).</w:t>
+              <w:t xml:space="preserve">Each is refused with a message; the button does not proceed.</w:t>
             </w:r>
           </w:p>
         </w:tc>
@@ -8366,7 +6073,7 @@
                 <w:sz w:val="16"/>
                 <w:szCs w:val="16"/>
               </w:rPr>
-              <w:t xml:space="preserve">C</w:t>
+              <w:t xml:space="preserve">H</w:t>
             </w:r>
           </w:p>
         </w:tc>
@@ -8446,7 +6153,7 @@
                 <w:sz w:val="16"/>
                 <w:szCs w:val="16"/>
               </w:rPr>
-              <w:t xml:space="preserve">W-NEG-03</w:t>
+              <w:t xml:space="preserve">W-BOOK-03</w:t>
             </w:r>
           </w:p>
         </w:tc>
@@ -8479,7 +6186,7 @@
                 <w:sz w:val="16"/>
                 <w:szCs w:val="16"/>
               </w:rPr>
-              <w:t xml:space="preserve">Start a host/admin offer (discount) on a listing; open it as a guest.</w:t>
+              <w:t xml:space="preserve">Book now → Booking review. Leave name/phone/email blank and press Proceed; then fill them.</w:t>
             </w:r>
           </w:p>
         </w:tc>
@@ -8512,7 +6219,7 @@
                 <w:sz w:val="16"/>
                 <w:szCs w:val="16"/>
               </w:rPr>
-              <w:t xml:space="preserve">The displayed price is the discounted one everywhere (card, listing, review, payment); negotiation is unavailable while the offer runs; a coupon cannot stack on top.</w:t>
+              <w:t xml:space="preserve">Named validation messages; nothing proceeds with blank details; a saved traveller can be picked.</w:t>
             </w:r>
           </w:p>
         </w:tc>
@@ -8625,6 +6332,2479 @@
                 <w:sz w:val="16"/>
                 <w:szCs w:val="16"/>
               </w:rPr>
+              <w:t xml:space="preserve">W-BOOK-04</w:t>
+            </w:r>
+          </w:p>
+        </w:tc>
+        <w:tc>
+          <w:tcPr>
+            <w:tcW w:type="dxa" w:w="3450"/>
+            <w:tcBorders>
+              <w:top w:val="none" w:color="auto" w:sz="0"/>
+              <w:left w:val="none" w:color="auto" w:sz="0"/>
+              <w:bottom w:val="single" w:color="DDE2E8" w:sz="4"/>
+              <w:right w:val="none" w:color="auto" w:sz="0"/>
+            </w:tcBorders>
+            <w:tcMar>
+              <w:top w:type="dxa" w:w="70"/>
+              <w:left w:type="dxa" w:w="90"/>
+              <w:bottom w:type="dxa" w:w="70"/>
+              <w:right w:type="dxa" w:w="90"/>
+            </w:tcMar>
+          </w:tcPr>
+          <w:p>
+            <w:pPr>
+              <w:spacing w:after="40" w:line="260"/>
+            </w:pPr>
+            <w:r>
+              <w:rPr>
+                <w:rFonts w:ascii="Arial" w:cs="Arial" w:eastAsia="Arial" w:hAnsi="Arial"/>
+                <w:b w:val="false"/>
+                <w:bCs w:val="false"/>
+                <w:color w:val="14181E"/>
+                <w:sz w:val="16"/>
+                <w:szCs w:val="16"/>
+              </w:rPr>
+              <w:t xml:space="preserve">On Booking review read the 'Cancellation policy for this stay' card; press Proceed without ticking; then tick.</w:t>
+            </w:r>
+          </w:p>
+        </w:tc>
+        <w:tc>
+          <w:tcPr>
+            <w:tcW w:type="dxa" w:w="2976"/>
+            <w:tcBorders>
+              <w:top w:val="none" w:color="auto" w:sz="0"/>
+              <w:left w:val="none" w:color="auto" w:sz="0"/>
+              <w:bottom w:val="single" w:color="DDE2E8" w:sz="4"/>
+              <w:right w:val="none" w:color="auto" w:sz="0"/>
+            </w:tcBorders>
+            <w:tcMar>
+              <w:top w:type="dxa" w:w="70"/>
+              <w:left w:type="dxa" w:w="90"/>
+              <w:bottom w:type="dxa" w:w="70"/>
+              <w:right w:type="dxa" w:w="90"/>
+            </w:tcMar>
+          </w:tcPr>
+          <w:p>
+            <w:pPr>
+              <w:spacing w:after="40" w:line="260"/>
+            </w:pPr>
+            <w:r>
+              <w:rPr>
+                <w:rFonts w:ascii="Arial" w:cs="Arial" w:eastAsia="Arial" w:hAnsi="Arial"/>
+                <w:b w:val="false"/>
+                <w:bCs w:val="false"/>
+                <w:color w:val="14181E"/>
+                <w:sz w:val="16"/>
+                <w:szCs w:val="16"/>
+              </w:rPr>
+              <w:t xml:space="preserve">The card shows the policy name, the dates until which 100% / 50% / 25% apply in IST, and a link to the full policy; Proceed is refused with a message until the box is ticked.</w:t>
+            </w:r>
+          </w:p>
+        </w:tc>
+        <w:tc>
+          <w:tcPr>
+            <w:tcW w:type="dxa" w:w="500"/>
+            <w:tcBorders>
+              <w:top w:val="none" w:color="auto" w:sz="0"/>
+              <w:left w:val="none" w:color="auto" w:sz="0"/>
+              <w:bottom w:val="single" w:color="DDE2E8" w:sz="4"/>
+              <w:right w:val="none" w:color="auto" w:sz="0"/>
+            </w:tcBorders>
+            <w:tcMar>
+              <w:top w:type="dxa" w:w="70"/>
+              <w:left w:type="dxa" w:w="90"/>
+              <w:bottom w:type="dxa" w:w="70"/>
+              <w:right w:type="dxa" w:w="90"/>
+            </w:tcMar>
+          </w:tcPr>
+          <w:p>
+            <w:pPr>
+              <w:spacing w:after="40" w:line="260"/>
+            </w:pPr>
+            <w:r>
+              <w:rPr>
+                <w:rFonts w:ascii="Arial" w:cs="Arial" w:eastAsia="Arial" w:hAnsi="Arial"/>
+                <w:b w:val="false"/>
+                <w:bCs w:val="false"/>
+                <w:color w:val="14181E"/>
+                <w:sz w:val="16"/>
+                <w:szCs w:val="16"/>
+              </w:rPr>
+              <w:t xml:space="preserve">C</w:t>
+            </w:r>
+          </w:p>
+        </w:tc>
+        <w:tc>
+          <w:tcPr>
+            <w:tcW w:type="dxa" w:w="600"/>
+            <w:tcBorders>
+              <w:top w:val="none" w:color="auto" w:sz="0"/>
+              <w:left w:val="none" w:color="auto" w:sz="0"/>
+              <w:bottom w:val="single" w:color="DDE2E8" w:sz="4"/>
+              <w:right w:val="none" w:color="auto" w:sz="0"/>
+            </w:tcBorders>
+            <w:tcMar>
+              <w:top w:type="dxa" w:w="70"/>
+              <w:left w:type="dxa" w:w="90"/>
+              <w:bottom w:type="dxa" w:w="70"/>
+              <w:right w:type="dxa" w:w="90"/>
+            </w:tcMar>
+          </w:tcPr>
+          <w:p>
+            <w:pPr>
+              <w:spacing w:after="40" w:line="260"/>
+            </w:pPr>
+          </w:p>
+        </w:tc>
+        <w:tc>
+          <w:tcPr>
+            <w:tcW w:type="dxa" w:w="700"/>
+            <w:tcBorders>
+              <w:top w:val="none" w:color="auto" w:sz="0"/>
+              <w:left w:val="none" w:color="auto" w:sz="0"/>
+              <w:bottom w:val="single" w:color="DDE2E8" w:sz="4"/>
+              <w:right w:val="none" w:color="auto" w:sz="0"/>
+            </w:tcBorders>
+            <w:tcMar>
+              <w:top w:type="dxa" w:w="70"/>
+              <w:left w:type="dxa" w:w="90"/>
+              <w:bottom w:type="dxa" w:w="70"/>
+              <w:right w:type="dxa" w:w="90"/>
+            </w:tcMar>
+          </w:tcPr>
+          <w:p>
+            <w:pPr>
+              <w:spacing w:after="40" w:line="260"/>
+            </w:pPr>
+          </w:p>
+        </w:tc>
+      </w:tr>
+      <w:tr>
+        <w:trPr>
+          <w:cantSplit/>
+        </w:trPr>
+        <w:tc>
+          <w:tcPr>
+            <w:tcW w:type="dxa" w:w="800"/>
+            <w:tcBorders>
+              <w:top w:val="none" w:color="auto" w:sz="0"/>
+              <w:left w:val="none" w:color="auto" w:sz="0"/>
+              <w:bottom w:val="single" w:color="DDE2E8" w:sz="4"/>
+              <w:right w:val="none" w:color="auto" w:sz="0"/>
+            </w:tcBorders>
+            <w:tcMar>
+              <w:top w:type="dxa" w:w="70"/>
+              <w:left w:type="dxa" w:w="90"/>
+              <w:bottom w:type="dxa" w:w="70"/>
+              <w:right w:type="dxa" w:w="90"/>
+            </w:tcMar>
+          </w:tcPr>
+          <w:p>
+            <w:pPr>
+              <w:spacing w:after="40" w:line="260"/>
+            </w:pPr>
+            <w:r>
+              <w:rPr>
+                <w:rFonts w:ascii="Arial" w:cs="Arial" w:eastAsia="Arial" w:hAnsi="Arial"/>
+                <w:color w:val="14181E"/>
+                <w:sz w:val="16"/>
+                <w:szCs w:val="16"/>
+              </w:rPr>
+              <w:t xml:space="preserve">W-BOOK-05</w:t>
+            </w:r>
+          </w:p>
+        </w:tc>
+        <w:tc>
+          <w:tcPr>
+            <w:tcW w:type="dxa" w:w="3450"/>
+            <w:tcBorders>
+              <w:top w:val="none" w:color="auto" w:sz="0"/>
+              <w:left w:val="none" w:color="auto" w:sz="0"/>
+              <w:bottom w:val="single" w:color="DDE2E8" w:sz="4"/>
+              <w:right w:val="none" w:color="auto" w:sz="0"/>
+            </w:tcBorders>
+            <w:tcMar>
+              <w:top w:type="dxa" w:w="70"/>
+              <w:left w:type="dxa" w:w="90"/>
+              <w:bottom w:type="dxa" w:w="70"/>
+              <w:right w:type="dxa" w:w="90"/>
+            </w:tcMar>
+          </w:tcPr>
+          <w:p>
+            <w:pPr>
+              <w:spacing w:after="40" w:line="260"/>
+            </w:pPr>
+            <w:r>
+              <w:rPr>
+                <w:rFonts w:ascii="Arial" w:cs="Arial" w:eastAsia="Arial" w:hAnsi="Arial"/>
+                <w:b w:val="false"/>
+                <w:bCs w:val="false"/>
+                <w:color w:val="14181E"/>
+                <w:sz w:val="16"/>
+                <w:szCs w:val="16"/>
+              </w:rPr>
+              <w:t xml:space="preserve">Apply a valid coupon; an expired one; a personal negotiation coupon on the wrong property.</w:t>
+            </w:r>
+          </w:p>
+        </w:tc>
+        <w:tc>
+          <w:tcPr>
+            <w:tcW w:type="dxa" w:w="2976"/>
+            <w:tcBorders>
+              <w:top w:val="none" w:color="auto" w:sz="0"/>
+              <w:left w:val="none" w:color="auto" w:sz="0"/>
+              <w:bottom w:val="single" w:color="DDE2E8" w:sz="4"/>
+              <w:right w:val="none" w:color="auto" w:sz="0"/>
+            </w:tcBorders>
+            <w:tcMar>
+              <w:top w:type="dxa" w:w="70"/>
+              <w:left w:type="dxa" w:w="90"/>
+              <w:bottom w:type="dxa" w:w="70"/>
+              <w:right w:type="dxa" w:w="90"/>
+            </w:tcMar>
+          </w:tcPr>
+          <w:p>
+            <w:pPr>
+              <w:spacing w:after="40" w:line="260"/>
+            </w:pPr>
+            <w:r>
+              <w:rPr>
+                <w:rFonts w:ascii="Arial" w:cs="Arial" w:eastAsia="Arial" w:hAnsi="Arial"/>
+                <w:b w:val="false"/>
+                <w:bCs w:val="false"/>
+                <w:color w:val="14181E"/>
+                <w:sz w:val="16"/>
+                <w:szCs w:val="16"/>
+              </w:rPr>
+              <w:t xml:space="preserve">Valid coupon reduces the total and carries into payment; invalid ones are refused with the reason; the discount shown here equals the amount charged.</w:t>
+            </w:r>
+          </w:p>
+        </w:tc>
+        <w:tc>
+          <w:tcPr>
+            <w:tcW w:type="dxa" w:w="500"/>
+            <w:tcBorders>
+              <w:top w:val="none" w:color="auto" w:sz="0"/>
+              <w:left w:val="none" w:color="auto" w:sz="0"/>
+              <w:bottom w:val="single" w:color="DDE2E8" w:sz="4"/>
+              <w:right w:val="none" w:color="auto" w:sz="0"/>
+            </w:tcBorders>
+            <w:tcMar>
+              <w:top w:type="dxa" w:w="70"/>
+              <w:left w:type="dxa" w:w="90"/>
+              <w:bottom w:type="dxa" w:w="70"/>
+              <w:right w:type="dxa" w:w="90"/>
+            </w:tcMar>
+          </w:tcPr>
+          <w:p>
+            <w:pPr>
+              <w:spacing w:after="40" w:line="260"/>
+            </w:pPr>
+            <w:r>
+              <w:rPr>
+                <w:rFonts w:ascii="Arial" w:cs="Arial" w:eastAsia="Arial" w:hAnsi="Arial"/>
+                <w:b w:val="false"/>
+                <w:bCs w:val="false"/>
+                <w:color w:val="14181E"/>
+                <w:sz w:val="16"/>
+                <w:szCs w:val="16"/>
+              </w:rPr>
+              <w:t xml:space="preserve">H</w:t>
+            </w:r>
+          </w:p>
+        </w:tc>
+        <w:tc>
+          <w:tcPr>
+            <w:tcW w:type="dxa" w:w="600"/>
+            <w:tcBorders>
+              <w:top w:val="none" w:color="auto" w:sz="0"/>
+              <w:left w:val="none" w:color="auto" w:sz="0"/>
+              <w:bottom w:val="single" w:color="DDE2E8" w:sz="4"/>
+              <w:right w:val="none" w:color="auto" w:sz="0"/>
+            </w:tcBorders>
+            <w:tcMar>
+              <w:top w:type="dxa" w:w="70"/>
+              <w:left w:type="dxa" w:w="90"/>
+              <w:bottom w:type="dxa" w:w="70"/>
+              <w:right w:type="dxa" w:w="90"/>
+            </w:tcMar>
+          </w:tcPr>
+          <w:p>
+            <w:pPr>
+              <w:spacing w:after="40" w:line="260"/>
+            </w:pPr>
+          </w:p>
+        </w:tc>
+        <w:tc>
+          <w:tcPr>
+            <w:tcW w:type="dxa" w:w="700"/>
+            <w:tcBorders>
+              <w:top w:val="none" w:color="auto" w:sz="0"/>
+              <w:left w:val="none" w:color="auto" w:sz="0"/>
+              <w:bottom w:val="single" w:color="DDE2E8" w:sz="4"/>
+              <w:right w:val="none" w:color="auto" w:sz="0"/>
+            </w:tcBorders>
+            <w:tcMar>
+              <w:top w:type="dxa" w:w="70"/>
+              <w:left w:type="dxa" w:w="90"/>
+              <w:bottom w:type="dxa" w:w="70"/>
+              <w:right w:type="dxa" w:w="90"/>
+            </w:tcMar>
+          </w:tcPr>
+          <w:p>
+            <w:pPr>
+              <w:spacing w:after="40" w:line="260"/>
+            </w:pPr>
+          </w:p>
+        </w:tc>
+      </w:tr>
+      <w:tr>
+        <w:trPr>
+          <w:cantSplit/>
+        </w:trPr>
+        <w:tc>
+          <w:tcPr>
+            <w:tcW w:type="dxa" w:w="800"/>
+            <w:tcBorders>
+              <w:top w:val="none" w:color="auto" w:sz="0"/>
+              <w:left w:val="none" w:color="auto" w:sz="0"/>
+              <w:bottom w:val="single" w:color="DDE2E8" w:sz="4"/>
+              <w:right w:val="none" w:color="auto" w:sz="0"/>
+            </w:tcBorders>
+            <w:tcMar>
+              <w:top w:type="dxa" w:w="70"/>
+              <w:left w:type="dxa" w:w="90"/>
+              <w:bottom w:type="dxa" w:w="70"/>
+              <w:right w:type="dxa" w:w="90"/>
+            </w:tcMar>
+          </w:tcPr>
+          <w:p>
+            <w:pPr>
+              <w:spacing w:after="40" w:line="260"/>
+            </w:pPr>
+            <w:r>
+              <w:rPr>
+                <w:rFonts w:ascii="Arial" w:cs="Arial" w:eastAsia="Arial" w:hAnsi="Arial"/>
+                <w:color w:val="14181E"/>
+                <w:sz w:val="16"/>
+                <w:szCs w:val="16"/>
+              </w:rPr>
+              <w:t xml:space="preserve">W-BOOK-06</w:t>
+            </w:r>
+          </w:p>
+        </w:tc>
+        <w:tc>
+          <w:tcPr>
+            <w:tcW w:type="dxa" w:w="3450"/>
+            <w:tcBorders>
+              <w:top w:val="none" w:color="auto" w:sz="0"/>
+              <w:left w:val="none" w:color="auto" w:sz="0"/>
+              <w:bottom w:val="single" w:color="DDE2E8" w:sz="4"/>
+              <w:right w:val="none" w:color="auto" w:sz="0"/>
+            </w:tcBorders>
+            <w:tcMar>
+              <w:top w:type="dxa" w:w="70"/>
+              <w:left w:type="dxa" w:w="90"/>
+              <w:bottom w:type="dxa" w:w="70"/>
+              <w:right w:type="dxa" w:w="90"/>
+            </w:tcMar>
+          </w:tcPr>
+          <w:p>
+            <w:pPr>
+              <w:spacing w:after="40" w:line="260"/>
+            </w:pPr>
+            <w:r>
+              <w:rPr>
+                <w:rFonts w:ascii="Arial" w:cs="Arial" w:eastAsia="Arial" w:hAnsi="Arial"/>
+                <w:b w:val="false"/>
+                <w:bCs w:val="false"/>
+                <w:color w:val="14181E"/>
+                <w:sz w:val="16"/>
+                <w:szCs w:val="16"/>
+              </w:rPr>
+              <w:t xml:space="preserve">Pay online with the Razorpay test card. Complete.</w:t>
+            </w:r>
+          </w:p>
+        </w:tc>
+        <w:tc>
+          <w:tcPr>
+            <w:tcW w:type="dxa" w:w="2976"/>
+            <w:tcBorders>
+              <w:top w:val="none" w:color="auto" w:sz="0"/>
+              <w:left w:val="none" w:color="auto" w:sz="0"/>
+              <w:bottom w:val="single" w:color="DDE2E8" w:sz="4"/>
+              <w:right w:val="none" w:color="auto" w:sz="0"/>
+            </w:tcBorders>
+            <w:tcMar>
+              <w:top w:type="dxa" w:w="70"/>
+              <w:left w:type="dxa" w:w="90"/>
+              <w:bottom w:type="dxa" w:w="70"/>
+              <w:right w:type="dxa" w:w="90"/>
+            </w:tcMar>
+          </w:tcPr>
+          <w:p>
+            <w:pPr>
+              <w:spacing w:after="40" w:line="260"/>
+            </w:pPr>
+            <w:r>
+              <w:rPr>
+                <w:rFonts w:ascii="Arial" w:cs="Arial" w:eastAsia="Arial" w:hAnsi="Arial"/>
+                <w:b w:val="false"/>
+                <w:bCs w:val="false"/>
+                <w:color w:val="14181E"/>
+                <w:sz w:val="16"/>
+                <w:szCs w:val="16"/>
+              </w:rPr>
+              <w:t xml:space="preserve">Booking confirmed page with booking ID; invoice available from the account; guest and host both receive a notification and an email; the listing's calendar shows the nights as booked.</w:t>
+            </w:r>
+          </w:p>
+        </w:tc>
+        <w:tc>
+          <w:tcPr>
+            <w:tcW w:type="dxa" w:w="500"/>
+            <w:tcBorders>
+              <w:top w:val="none" w:color="auto" w:sz="0"/>
+              <w:left w:val="none" w:color="auto" w:sz="0"/>
+              <w:bottom w:val="single" w:color="DDE2E8" w:sz="4"/>
+              <w:right w:val="none" w:color="auto" w:sz="0"/>
+            </w:tcBorders>
+            <w:tcMar>
+              <w:top w:type="dxa" w:w="70"/>
+              <w:left w:type="dxa" w:w="90"/>
+              <w:bottom w:type="dxa" w:w="70"/>
+              <w:right w:type="dxa" w:w="90"/>
+            </w:tcMar>
+          </w:tcPr>
+          <w:p>
+            <w:pPr>
+              <w:spacing w:after="40" w:line="260"/>
+            </w:pPr>
+            <w:r>
+              <w:rPr>
+                <w:rFonts w:ascii="Arial" w:cs="Arial" w:eastAsia="Arial" w:hAnsi="Arial"/>
+                <w:b w:val="false"/>
+                <w:bCs w:val="false"/>
+                <w:color w:val="14181E"/>
+                <w:sz w:val="16"/>
+                <w:szCs w:val="16"/>
+              </w:rPr>
+              <w:t xml:space="preserve">C</w:t>
+            </w:r>
+          </w:p>
+        </w:tc>
+        <w:tc>
+          <w:tcPr>
+            <w:tcW w:type="dxa" w:w="600"/>
+            <w:tcBorders>
+              <w:top w:val="none" w:color="auto" w:sz="0"/>
+              <w:left w:val="none" w:color="auto" w:sz="0"/>
+              <w:bottom w:val="single" w:color="DDE2E8" w:sz="4"/>
+              <w:right w:val="none" w:color="auto" w:sz="0"/>
+            </w:tcBorders>
+            <w:tcMar>
+              <w:top w:type="dxa" w:w="70"/>
+              <w:left w:type="dxa" w:w="90"/>
+              <w:bottom w:type="dxa" w:w="70"/>
+              <w:right w:type="dxa" w:w="90"/>
+            </w:tcMar>
+          </w:tcPr>
+          <w:p>
+            <w:pPr>
+              <w:spacing w:after="40" w:line="260"/>
+            </w:pPr>
+          </w:p>
+        </w:tc>
+        <w:tc>
+          <w:tcPr>
+            <w:tcW w:type="dxa" w:w="700"/>
+            <w:tcBorders>
+              <w:top w:val="none" w:color="auto" w:sz="0"/>
+              <w:left w:val="none" w:color="auto" w:sz="0"/>
+              <w:bottom w:val="single" w:color="DDE2E8" w:sz="4"/>
+              <w:right w:val="none" w:color="auto" w:sz="0"/>
+            </w:tcBorders>
+            <w:tcMar>
+              <w:top w:type="dxa" w:w="70"/>
+              <w:left w:type="dxa" w:w="90"/>
+              <w:bottom w:type="dxa" w:w="70"/>
+              <w:right w:type="dxa" w:w="90"/>
+            </w:tcMar>
+          </w:tcPr>
+          <w:p>
+            <w:pPr>
+              <w:spacing w:after="40" w:line="260"/>
+            </w:pPr>
+          </w:p>
+        </w:tc>
+      </w:tr>
+      <w:tr>
+        <w:trPr>
+          <w:cantSplit/>
+        </w:trPr>
+        <w:tc>
+          <w:tcPr>
+            <w:tcW w:type="dxa" w:w="800"/>
+            <w:tcBorders>
+              <w:top w:val="none" w:color="auto" w:sz="0"/>
+              <w:left w:val="none" w:color="auto" w:sz="0"/>
+              <w:bottom w:val="single" w:color="DDE2E8" w:sz="4"/>
+              <w:right w:val="none" w:color="auto" w:sz="0"/>
+            </w:tcBorders>
+            <w:tcMar>
+              <w:top w:type="dxa" w:w="70"/>
+              <w:left w:type="dxa" w:w="90"/>
+              <w:bottom w:type="dxa" w:w="70"/>
+              <w:right w:type="dxa" w:w="90"/>
+            </w:tcMar>
+          </w:tcPr>
+          <w:p>
+            <w:pPr>
+              <w:spacing w:after="40" w:line="260"/>
+            </w:pPr>
+            <w:r>
+              <w:rPr>
+                <w:rFonts w:ascii="Arial" w:cs="Arial" w:eastAsia="Arial" w:hAnsi="Arial"/>
+                <w:color w:val="14181E"/>
+                <w:sz w:val="16"/>
+                <w:szCs w:val="16"/>
+              </w:rPr>
+              <w:t xml:space="preserve">W-BOOK-07</w:t>
+            </w:r>
+          </w:p>
+        </w:tc>
+        <w:tc>
+          <w:tcPr>
+            <w:tcW w:type="dxa" w:w="3450"/>
+            <w:tcBorders>
+              <w:top w:val="none" w:color="auto" w:sz="0"/>
+              <w:left w:val="none" w:color="auto" w:sz="0"/>
+              <w:bottom w:val="single" w:color="DDE2E8" w:sz="4"/>
+              <w:right w:val="none" w:color="auto" w:sz="0"/>
+            </w:tcBorders>
+            <w:tcMar>
+              <w:top w:type="dxa" w:w="70"/>
+              <w:left w:type="dxa" w:w="90"/>
+              <w:bottom w:type="dxa" w:w="70"/>
+              <w:right w:type="dxa" w:w="90"/>
+            </w:tcMar>
+          </w:tcPr>
+          <w:p>
+            <w:pPr>
+              <w:spacing w:after="40" w:line="260"/>
+            </w:pPr>
+            <w:r>
+              <w:rPr>
+                <w:rFonts w:ascii="Arial" w:cs="Arial" w:eastAsia="Arial" w:hAnsi="Arial"/>
+                <w:b w:val="false"/>
+                <w:bCs w:val="false"/>
+                <w:color w:val="14181E"/>
+                <w:sz w:val="16"/>
+                <w:szCs w:val="16"/>
+              </w:rPr>
+              <w:t xml:space="preserve">Close the Razorpay window without paying.</w:t>
+            </w:r>
+          </w:p>
+        </w:tc>
+        <w:tc>
+          <w:tcPr>
+            <w:tcW w:type="dxa" w:w="2976"/>
+            <w:tcBorders>
+              <w:top w:val="none" w:color="auto" w:sz="0"/>
+              <w:left w:val="none" w:color="auto" w:sz="0"/>
+              <w:bottom w:val="single" w:color="DDE2E8" w:sz="4"/>
+              <w:right w:val="none" w:color="auto" w:sz="0"/>
+            </w:tcBorders>
+            <w:tcMar>
+              <w:top w:type="dxa" w:w="70"/>
+              <w:left w:type="dxa" w:w="90"/>
+              <w:bottom w:type="dxa" w:w="70"/>
+              <w:right w:type="dxa" w:w="90"/>
+            </w:tcMar>
+          </w:tcPr>
+          <w:p>
+            <w:pPr>
+              <w:spacing w:after="40" w:line="260"/>
+            </w:pPr>
+            <w:r>
+              <w:rPr>
+                <w:rFonts w:ascii="Arial" w:cs="Arial" w:eastAsia="Arial" w:hAnsi="Arial"/>
+                <w:b w:val="false"/>
+                <w:bCs w:val="false"/>
+                <w:color w:val="14181E"/>
+                <w:sz w:val="16"/>
+                <w:szCs w:val="16"/>
+              </w:rPr>
+              <w:t xml:space="preserve">Booking stays 'Payment pending'; the dates are held only briefly and become available again; no invoice is issued.</w:t>
+            </w:r>
+          </w:p>
+        </w:tc>
+        <w:tc>
+          <w:tcPr>
+            <w:tcW w:type="dxa" w:w="500"/>
+            <w:tcBorders>
+              <w:top w:val="none" w:color="auto" w:sz="0"/>
+              <w:left w:val="none" w:color="auto" w:sz="0"/>
+              <w:bottom w:val="single" w:color="DDE2E8" w:sz="4"/>
+              <w:right w:val="none" w:color="auto" w:sz="0"/>
+            </w:tcBorders>
+            <w:tcMar>
+              <w:top w:type="dxa" w:w="70"/>
+              <w:left w:type="dxa" w:w="90"/>
+              <w:bottom w:type="dxa" w:w="70"/>
+              <w:right w:type="dxa" w:w="90"/>
+            </w:tcMar>
+          </w:tcPr>
+          <w:p>
+            <w:pPr>
+              <w:spacing w:after="40" w:line="260"/>
+            </w:pPr>
+            <w:r>
+              <w:rPr>
+                <w:rFonts w:ascii="Arial" w:cs="Arial" w:eastAsia="Arial" w:hAnsi="Arial"/>
+                <w:b w:val="false"/>
+                <w:bCs w:val="false"/>
+                <w:color w:val="14181E"/>
+                <w:sz w:val="16"/>
+                <w:szCs w:val="16"/>
+              </w:rPr>
+              <w:t xml:space="preserve">H</w:t>
+            </w:r>
+          </w:p>
+        </w:tc>
+        <w:tc>
+          <w:tcPr>
+            <w:tcW w:type="dxa" w:w="600"/>
+            <w:tcBorders>
+              <w:top w:val="none" w:color="auto" w:sz="0"/>
+              <w:left w:val="none" w:color="auto" w:sz="0"/>
+              <w:bottom w:val="single" w:color="DDE2E8" w:sz="4"/>
+              <w:right w:val="none" w:color="auto" w:sz="0"/>
+            </w:tcBorders>
+            <w:tcMar>
+              <w:top w:type="dxa" w:w="70"/>
+              <w:left w:type="dxa" w:w="90"/>
+              <w:bottom w:type="dxa" w:w="70"/>
+              <w:right w:type="dxa" w:w="90"/>
+            </w:tcMar>
+          </w:tcPr>
+          <w:p>
+            <w:pPr>
+              <w:spacing w:after="40" w:line="260"/>
+            </w:pPr>
+          </w:p>
+        </w:tc>
+        <w:tc>
+          <w:tcPr>
+            <w:tcW w:type="dxa" w:w="700"/>
+            <w:tcBorders>
+              <w:top w:val="none" w:color="auto" w:sz="0"/>
+              <w:left w:val="none" w:color="auto" w:sz="0"/>
+              <w:bottom w:val="single" w:color="DDE2E8" w:sz="4"/>
+              <w:right w:val="none" w:color="auto" w:sz="0"/>
+            </w:tcBorders>
+            <w:tcMar>
+              <w:top w:type="dxa" w:w="70"/>
+              <w:left w:type="dxa" w:w="90"/>
+              <w:bottom w:type="dxa" w:w="70"/>
+              <w:right w:type="dxa" w:w="90"/>
+            </w:tcMar>
+          </w:tcPr>
+          <w:p>
+            <w:pPr>
+              <w:spacing w:after="40" w:line="260"/>
+            </w:pPr>
+          </w:p>
+        </w:tc>
+      </w:tr>
+      <w:tr>
+        <w:trPr>
+          <w:cantSplit/>
+        </w:trPr>
+        <w:tc>
+          <w:tcPr>
+            <w:tcW w:type="dxa" w:w="800"/>
+            <w:tcBorders>
+              <w:top w:val="none" w:color="auto" w:sz="0"/>
+              <w:left w:val="none" w:color="auto" w:sz="0"/>
+              <w:bottom w:val="single" w:color="DDE2E8" w:sz="4"/>
+              <w:right w:val="none" w:color="auto" w:sz="0"/>
+            </w:tcBorders>
+            <w:tcMar>
+              <w:top w:type="dxa" w:w="70"/>
+              <w:left w:type="dxa" w:w="90"/>
+              <w:bottom w:type="dxa" w:w="70"/>
+              <w:right w:type="dxa" w:w="90"/>
+            </w:tcMar>
+          </w:tcPr>
+          <w:p>
+            <w:pPr>
+              <w:spacing w:after="40" w:line="260"/>
+            </w:pPr>
+            <w:r>
+              <w:rPr>
+                <w:rFonts w:ascii="Arial" w:cs="Arial" w:eastAsia="Arial" w:hAnsi="Arial"/>
+                <w:color w:val="14181E"/>
+                <w:sz w:val="16"/>
+                <w:szCs w:val="16"/>
+              </w:rPr>
+              <w:t xml:space="preserve">W-BOOK-08</w:t>
+            </w:r>
+          </w:p>
+        </w:tc>
+        <w:tc>
+          <w:tcPr>
+            <w:tcW w:type="dxa" w:w="3450"/>
+            <w:tcBorders>
+              <w:top w:val="none" w:color="auto" w:sz="0"/>
+              <w:left w:val="none" w:color="auto" w:sz="0"/>
+              <w:bottom w:val="single" w:color="DDE2E8" w:sz="4"/>
+              <w:right w:val="none" w:color="auto" w:sz="0"/>
+            </w:tcBorders>
+            <w:tcMar>
+              <w:top w:type="dxa" w:w="70"/>
+              <w:left w:type="dxa" w:w="90"/>
+              <w:bottom w:type="dxa" w:w="70"/>
+              <w:right w:type="dxa" w:w="90"/>
+            </w:tcMar>
+          </w:tcPr>
+          <w:p>
+            <w:pPr>
+              <w:spacing w:after="40" w:line="260"/>
+            </w:pPr>
+            <w:r>
+              <w:rPr>
+                <w:rFonts w:ascii="Arial" w:cs="Arial" w:eastAsia="Arial" w:hAnsi="Arial"/>
+                <w:b w:val="false"/>
+                <w:bCs w:val="false"/>
+                <w:color w:val="14181E"/>
+                <w:sz w:val="16"/>
+                <w:szCs w:val="16"/>
+              </w:rPr>
+              <w:t xml:space="preserve">Pay at property on a listing that allows it (and on a discounted offer that does not).</w:t>
+            </w:r>
+          </w:p>
+        </w:tc>
+        <w:tc>
+          <w:tcPr>
+            <w:tcW w:type="dxa" w:w="2976"/>
+            <w:tcBorders>
+              <w:top w:val="none" w:color="auto" w:sz="0"/>
+              <w:left w:val="none" w:color="auto" w:sz="0"/>
+              <w:bottom w:val="single" w:color="DDE2E8" w:sz="4"/>
+              <w:right w:val="none" w:color="auto" w:sz="0"/>
+            </w:tcBorders>
+            <w:tcMar>
+              <w:top w:type="dxa" w:w="70"/>
+              <w:left w:type="dxa" w:w="90"/>
+              <w:bottom w:type="dxa" w:w="70"/>
+              <w:right w:type="dxa" w:w="90"/>
+            </w:tcMar>
+          </w:tcPr>
+          <w:p>
+            <w:pPr>
+              <w:spacing w:after="40" w:line="260"/>
+            </w:pPr>
+            <w:r>
+              <w:rPr>
+                <w:rFonts w:ascii="Arial" w:cs="Arial" w:eastAsia="Arial" w:hAnsi="Arial"/>
+                <w:b w:val="false"/>
+                <w:bCs w:val="false"/>
+                <w:color w:val="14181E"/>
+                <w:sz w:val="16"/>
+                <w:szCs w:val="16"/>
+              </w:rPr>
+              <w:t xml:space="preserve">Allowed listing: booking created as Booked awaiting host confirmation, no card step; discounted listing: the option is withdrawn with a reason.</w:t>
+            </w:r>
+          </w:p>
+        </w:tc>
+        <w:tc>
+          <w:tcPr>
+            <w:tcW w:type="dxa" w:w="500"/>
+            <w:tcBorders>
+              <w:top w:val="none" w:color="auto" w:sz="0"/>
+              <w:left w:val="none" w:color="auto" w:sz="0"/>
+              <w:bottom w:val="single" w:color="DDE2E8" w:sz="4"/>
+              <w:right w:val="none" w:color="auto" w:sz="0"/>
+            </w:tcBorders>
+            <w:tcMar>
+              <w:top w:type="dxa" w:w="70"/>
+              <w:left w:type="dxa" w:w="90"/>
+              <w:bottom w:type="dxa" w:w="70"/>
+              <w:right w:type="dxa" w:w="90"/>
+            </w:tcMar>
+          </w:tcPr>
+          <w:p>
+            <w:pPr>
+              <w:spacing w:after="40" w:line="260"/>
+            </w:pPr>
+            <w:r>
+              <w:rPr>
+                <w:rFonts w:ascii="Arial" w:cs="Arial" w:eastAsia="Arial" w:hAnsi="Arial"/>
+                <w:b w:val="false"/>
+                <w:bCs w:val="false"/>
+                <w:color w:val="14181E"/>
+                <w:sz w:val="16"/>
+                <w:szCs w:val="16"/>
+              </w:rPr>
+              <w:t xml:space="preserve">H</w:t>
+            </w:r>
+          </w:p>
+        </w:tc>
+        <w:tc>
+          <w:tcPr>
+            <w:tcW w:type="dxa" w:w="600"/>
+            <w:tcBorders>
+              <w:top w:val="none" w:color="auto" w:sz="0"/>
+              <w:left w:val="none" w:color="auto" w:sz="0"/>
+              <w:bottom w:val="single" w:color="DDE2E8" w:sz="4"/>
+              <w:right w:val="none" w:color="auto" w:sz="0"/>
+            </w:tcBorders>
+            <w:tcMar>
+              <w:top w:type="dxa" w:w="70"/>
+              <w:left w:type="dxa" w:w="90"/>
+              <w:bottom w:type="dxa" w:w="70"/>
+              <w:right w:type="dxa" w:w="90"/>
+            </w:tcMar>
+          </w:tcPr>
+          <w:p>
+            <w:pPr>
+              <w:spacing w:after="40" w:line="260"/>
+            </w:pPr>
+          </w:p>
+        </w:tc>
+        <w:tc>
+          <w:tcPr>
+            <w:tcW w:type="dxa" w:w="700"/>
+            <w:tcBorders>
+              <w:top w:val="none" w:color="auto" w:sz="0"/>
+              <w:left w:val="none" w:color="auto" w:sz="0"/>
+              <w:bottom w:val="single" w:color="DDE2E8" w:sz="4"/>
+              <w:right w:val="none" w:color="auto" w:sz="0"/>
+            </w:tcBorders>
+            <w:tcMar>
+              <w:top w:type="dxa" w:w="70"/>
+              <w:left w:type="dxa" w:w="90"/>
+              <w:bottom w:type="dxa" w:w="70"/>
+              <w:right w:type="dxa" w:w="90"/>
+            </w:tcMar>
+          </w:tcPr>
+          <w:p>
+            <w:pPr>
+              <w:spacing w:after="40" w:line="260"/>
+            </w:pPr>
+          </w:p>
+        </w:tc>
+      </w:tr>
+      <w:tr>
+        <w:trPr>
+          <w:cantSplit/>
+        </w:trPr>
+        <w:tc>
+          <w:tcPr>
+            <w:tcW w:type="dxa" w:w="800"/>
+            <w:tcBorders>
+              <w:top w:val="none" w:color="auto" w:sz="0"/>
+              <w:left w:val="none" w:color="auto" w:sz="0"/>
+              <w:bottom w:val="single" w:color="DDE2E8" w:sz="4"/>
+              <w:right w:val="none" w:color="auto" w:sz="0"/>
+            </w:tcBorders>
+            <w:tcMar>
+              <w:top w:type="dxa" w:w="70"/>
+              <w:left w:type="dxa" w:w="90"/>
+              <w:bottom w:type="dxa" w:w="70"/>
+              <w:right w:type="dxa" w:w="90"/>
+            </w:tcMar>
+          </w:tcPr>
+          <w:p>
+            <w:pPr>
+              <w:spacing w:after="40" w:line="260"/>
+            </w:pPr>
+            <w:r>
+              <w:rPr>
+                <w:rFonts w:ascii="Arial" w:cs="Arial" w:eastAsia="Arial" w:hAnsi="Arial"/>
+                <w:color w:val="14181E"/>
+                <w:sz w:val="16"/>
+                <w:szCs w:val="16"/>
+              </w:rPr>
+              <w:t xml:space="preserve">W-BOOK-09</w:t>
+            </w:r>
+          </w:p>
+        </w:tc>
+        <w:tc>
+          <w:tcPr>
+            <w:tcW w:type="dxa" w:w="3450"/>
+            <w:tcBorders>
+              <w:top w:val="none" w:color="auto" w:sz="0"/>
+              <w:left w:val="none" w:color="auto" w:sz="0"/>
+              <w:bottom w:val="single" w:color="DDE2E8" w:sz="4"/>
+              <w:right w:val="none" w:color="auto" w:sz="0"/>
+            </w:tcBorders>
+            <w:tcMar>
+              <w:top w:type="dxa" w:w="70"/>
+              <w:left w:type="dxa" w:w="90"/>
+              <w:bottom w:type="dxa" w:w="70"/>
+              <w:right w:type="dxa" w:w="90"/>
+            </w:tcMar>
+          </w:tcPr>
+          <w:p>
+            <w:pPr>
+              <w:spacing w:after="40" w:line="260"/>
+            </w:pPr>
+            <w:r>
+              <w:rPr>
+                <w:rFonts w:ascii="Arial" w:cs="Arial" w:eastAsia="Arial" w:hAnsi="Arial"/>
+                <w:b w:val="false"/>
+                <w:bCs w:val="false"/>
+                <w:color w:val="14181E"/>
+                <w:sz w:val="16"/>
+                <w:szCs w:val="16"/>
+              </w:rPr>
+              <w:t xml:space="preserve">Pre-booking (deposit): book a listing with pay-10%-now; then from the account use Pay now for the balance.</w:t>
+            </w:r>
+          </w:p>
+        </w:tc>
+        <w:tc>
+          <w:tcPr>
+            <w:tcW w:type="dxa" w:w="2976"/>
+            <w:tcBorders>
+              <w:top w:val="none" w:color="auto" w:sz="0"/>
+              <w:left w:val="none" w:color="auto" w:sz="0"/>
+              <w:bottom w:val="single" w:color="DDE2E8" w:sz="4"/>
+              <w:right w:val="none" w:color="auto" w:sz="0"/>
+            </w:tcBorders>
+            <w:tcMar>
+              <w:top w:type="dxa" w:w="70"/>
+              <w:left w:type="dxa" w:w="90"/>
+              <w:bottom w:type="dxa" w:w="70"/>
+              <w:right w:type="dxa" w:w="90"/>
+            </w:tcMar>
+          </w:tcPr>
+          <w:p>
+            <w:pPr>
+              <w:spacing w:after="40" w:line="260"/>
+            </w:pPr>
+            <w:r>
+              <w:rPr>
+                <w:rFonts w:ascii="Arial" w:cs="Arial" w:eastAsia="Arial" w:hAnsi="Arial"/>
+                <w:b w:val="false"/>
+                <w:bCs w:val="false"/>
+                <w:color w:val="14181E"/>
+                <w:sz w:val="16"/>
+                <w:szCs w:val="16"/>
+              </w:rPr>
+              <w:t xml:space="preserve">10% charged first, balance shown on the booking; Pay now charges exactly the balance; the invoice reflects both.</w:t>
+            </w:r>
+          </w:p>
+        </w:tc>
+        <w:tc>
+          <w:tcPr>
+            <w:tcW w:type="dxa" w:w="500"/>
+            <w:tcBorders>
+              <w:top w:val="none" w:color="auto" w:sz="0"/>
+              <w:left w:val="none" w:color="auto" w:sz="0"/>
+              <w:bottom w:val="single" w:color="DDE2E8" w:sz="4"/>
+              <w:right w:val="none" w:color="auto" w:sz="0"/>
+            </w:tcBorders>
+            <w:tcMar>
+              <w:top w:type="dxa" w:w="70"/>
+              <w:left w:type="dxa" w:w="90"/>
+              <w:bottom w:type="dxa" w:w="70"/>
+              <w:right w:type="dxa" w:w="90"/>
+            </w:tcMar>
+          </w:tcPr>
+          <w:p>
+            <w:pPr>
+              <w:spacing w:after="40" w:line="260"/>
+            </w:pPr>
+            <w:r>
+              <w:rPr>
+                <w:rFonts w:ascii="Arial" w:cs="Arial" w:eastAsia="Arial" w:hAnsi="Arial"/>
+                <w:b w:val="false"/>
+                <w:bCs w:val="false"/>
+                <w:color w:val="14181E"/>
+                <w:sz w:val="16"/>
+                <w:szCs w:val="16"/>
+              </w:rPr>
+              <w:t xml:space="preserve">H</w:t>
+            </w:r>
+          </w:p>
+        </w:tc>
+        <w:tc>
+          <w:tcPr>
+            <w:tcW w:type="dxa" w:w="600"/>
+            <w:tcBorders>
+              <w:top w:val="none" w:color="auto" w:sz="0"/>
+              <w:left w:val="none" w:color="auto" w:sz="0"/>
+              <w:bottom w:val="single" w:color="DDE2E8" w:sz="4"/>
+              <w:right w:val="none" w:color="auto" w:sz="0"/>
+            </w:tcBorders>
+            <w:tcMar>
+              <w:top w:type="dxa" w:w="70"/>
+              <w:left w:type="dxa" w:w="90"/>
+              <w:bottom w:type="dxa" w:w="70"/>
+              <w:right w:type="dxa" w:w="90"/>
+            </w:tcMar>
+          </w:tcPr>
+          <w:p>
+            <w:pPr>
+              <w:spacing w:after="40" w:line="260"/>
+            </w:pPr>
+          </w:p>
+        </w:tc>
+        <w:tc>
+          <w:tcPr>
+            <w:tcW w:type="dxa" w:w="700"/>
+            <w:tcBorders>
+              <w:top w:val="none" w:color="auto" w:sz="0"/>
+              <w:left w:val="none" w:color="auto" w:sz="0"/>
+              <w:bottom w:val="single" w:color="DDE2E8" w:sz="4"/>
+              <w:right w:val="none" w:color="auto" w:sz="0"/>
+            </w:tcBorders>
+            <w:tcMar>
+              <w:top w:type="dxa" w:w="70"/>
+              <w:left w:type="dxa" w:w="90"/>
+              <w:bottom w:type="dxa" w:w="70"/>
+              <w:right w:type="dxa" w:w="90"/>
+            </w:tcMar>
+          </w:tcPr>
+          <w:p>
+            <w:pPr>
+              <w:spacing w:after="40" w:line="260"/>
+            </w:pPr>
+          </w:p>
+        </w:tc>
+      </w:tr>
+      <w:tr>
+        <w:trPr>
+          <w:cantSplit/>
+        </w:trPr>
+        <w:tc>
+          <w:tcPr>
+            <w:tcW w:type="dxa" w:w="800"/>
+            <w:tcBorders>
+              <w:top w:val="none" w:color="auto" w:sz="0"/>
+              <w:left w:val="none" w:color="auto" w:sz="0"/>
+              <w:bottom w:val="single" w:color="DDE2E8" w:sz="4"/>
+              <w:right w:val="none" w:color="auto" w:sz="0"/>
+            </w:tcBorders>
+            <w:tcMar>
+              <w:top w:type="dxa" w:w="70"/>
+              <w:left w:type="dxa" w:w="90"/>
+              <w:bottom w:type="dxa" w:w="70"/>
+              <w:right w:type="dxa" w:w="90"/>
+            </w:tcMar>
+          </w:tcPr>
+          <w:p>
+            <w:pPr>
+              <w:spacing w:after="40" w:line="260"/>
+            </w:pPr>
+            <w:r>
+              <w:rPr>
+                <w:rFonts w:ascii="Arial" w:cs="Arial" w:eastAsia="Arial" w:hAnsi="Arial"/>
+                <w:color w:val="14181E"/>
+                <w:sz w:val="16"/>
+                <w:szCs w:val="16"/>
+              </w:rPr>
+              <w:t xml:space="preserve">W-BOOK-10</w:t>
+            </w:r>
+          </w:p>
+        </w:tc>
+        <w:tc>
+          <w:tcPr>
+            <w:tcW w:type="dxa" w:w="3450"/>
+            <w:tcBorders>
+              <w:top w:val="none" w:color="auto" w:sz="0"/>
+              <w:left w:val="none" w:color="auto" w:sz="0"/>
+              <w:bottom w:val="single" w:color="DDE2E8" w:sz="4"/>
+              <w:right w:val="none" w:color="auto" w:sz="0"/>
+            </w:tcBorders>
+            <w:tcMar>
+              <w:top w:type="dxa" w:w="70"/>
+              <w:left w:type="dxa" w:w="90"/>
+              <w:bottom w:type="dxa" w:w="70"/>
+              <w:right w:type="dxa" w:w="90"/>
+            </w:tcMar>
+          </w:tcPr>
+          <w:p>
+            <w:pPr>
+              <w:spacing w:after="40" w:line="260"/>
+            </w:pPr>
+            <w:r>
+              <w:rPr>
+                <w:rFonts w:ascii="Arial" w:cs="Arial" w:eastAsia="Arial" w:hAnsi="Arial"/>
+                <w:b w:val="false"/>
+                <w:bCs w:val="false"/>
+                <w:color w:val="14181E"/>
+                <w:sz w:val="16"/>
+                <w:szCs w:val="16"/>
+              </w:rPr>
+              <w:t xml:space="preserve">Use wallet balance at checkout (account with referral credit).</w:t>
+            </w:r>
+          </w:p>
+        </w:tc>
+        <w:tc>
+          <w:tcPr>
+            <w:tcW w:type="dxa" w:w="2976"/>
+            <w:tcBorders>
+              <w:top w:val="none" w:color="auto" w:sz="0"/>
+              <w:left w:val="none" w:color="auto" w:sz="0"/>
+              <w:bottom w:val="single" w:color="DDE2E8" w:sz="4"/>
+              <w:right w:val="none" w:color="auto" w:sz="0"/>
+            </w:tcBorders>
+            <w:tcMar>
+              <w:top w:type="dxa" w:w="70"/>
+              <w:left w:type="dxa" w:w="90"/>
+              <w:bottom w:type="dxa" w:w="70"/>
+              <w:right w:type="dxa" w:w="90"/>
+            </w:tcMar>
+          </w:tcPr>
+          <w:p>
+            <w:pPr>
+              <w:spacing w:after="40" w:line="260"/>
+            </w:pPr>
+            <w:r>
+              <w:rPr>
+                <w:rFonts w:ascii="Arial" w:cs="Arial" w:eastAsia="Arial" w:hAnsi="Arial"/>
+                <w:b w:val="false"/>
+                <w:bCs w:val="false"/>
+                <w:color w:val="14181E"/>
+                <w:sz w:val="16"/>
+                <w:szCs w:val="16"/>
+              </w:rPr>
+              <w:t xml:space="preserve">Wallet amount is deducted and shown as a line; the gateway charges the remainder.</w:t>
+            </w:r>
+          </w:p>
+        </w:tc>
+        <w:tc>
+          <w:tcPr>
+            <w:tcW w:type="dxa" w:w="500"/>
+            <w:tcBorders>
+              <w:top w:val="none" w:color="auto" w:sz="0"/>
+              <w:left w:val="none" w:color="auto" w:sz="0"/>
+              <w:bottom w:val="single" w:color="DDE2E8" w:sz="4"/>
+              <w:right w:val="none" w:color="auto" w:sz="0"/>
+            </w:tcBorders>
+            <w:tcMar>
+              <w:top w:type="dxa" w:w="70"/>
+              <w:left w:type="dxa" w:w="90"/>
+              <w:bottom w:type="dxa" w:w="70"/>
+              <w:right w:type="dxa" w:w="90"/>
+            </w:tcMar>
+          </w:tcPr>
+          <w:p>
+            <w:pPr>
+              <w:spacing w:after="40" w:line="260"/>
+            </w:pPr>
+            <w:r>
+              <w:rPr>
+                <w:rFonts w:ascii="Arial" w:cs="Arial" w:eastAsia="Arial" w:hAnsi="Arial"/>
+                <w:b w:val="false"/>
+                <w:bCs w:val="false"/>
+                <w:color w:val="14181E"/>
+                <w:sz w:val="16"/>
+                <w:szCs w:val="16"/>
+              </w:rPr>
+              <w:t xml:space="preserve">M</w:t>
+            </w:r>
+          </w:p>
+        </w:tc>
+        <w:tc>
+          <w:tcPr>
+            <w:tcW w:type="dxa" w:w="600"/>
+            <w:tcBorders>
+              <w:top w:val="none" w:color="auto" w:sz="0"/>
+              <w:left w:val="none" w:color="auto" w:sz="0"/>
+              <w:bottom w:val="single" w:color="DDE2E8" w:sz="4"/>
+              <w:right w:val="none" w:color="auto" w:sz="0"/>
+            </w:tcBorders>
+            <w:tcMar>
+              <w:top w:type="dxa" w:w="70"/>
+              <w:left w:type="dxa" w:w="90"/>
+              <w:bottom w:type="dxa" w:w="70"/>
+              <w:right w:type="dxa" w:w="90"/>
+            </w:tcMar>
+          </w:tcPr>
+          <w:p>
+            <w:pPr>
+              <w:spacing w:after="40" w:line="260"/>
+            </w:pPr>
+          </w:p>
+        </w:tc>
+        <w:tc>
+          <w:tcPr>
+            <w:tcW w:type="dxa" w:w="700"/>
+            <w:tcBorders>
+              <w:top w:val="none" w:color="auto" w:sz="0"/>
+              <w:left w:val="none" w:color="auto" w:sz="0"/>
+              <w:bottom w:val="single" w:color="DDE2E8" w:sz="4"/>
+              <w:right w:val="none" w:color="auto" w:sz="0"/>
+            </w:tcBorders>
+            <w:tcMar>
+              <w:top w:type="dxa" w:w="70"/>
+              <w:left w:type="dxa" w:w="90"/>
+              <w:bottom w:type="dxa" w:w="70"/>
+              <w:right w:type="dxa" w:w="90"/>
+            </w:tcMar>
+          </w:tcPr>
+          <w:p>
+            <w:pPr>
+              <w:spacing w:after="40" w:line="260"/>
+            </w:pPr>
+          </w:p>
+        </w:tc>
+      </w:tr>
+      <w:tr>
+        <w:trPr>
+          <w:cantSplit/>
+        </w:trPr>
+        <w:tc>
+          <w:tcPr>
+            <w:tcW w:type="dxa" w:w="800"/>
+            <w:tcBorders>
+              <w:top w:val="none" w:color="auto" w:sz="0"/>
+              <w:left w:val="none" w:color="auto" w:sz="0"/>
+              <w:bottom w:val="single" w:color="DDE2E8" w:sz="4"/>
+              <w:right w:val="none" w:color="auto" w:sz="0"/>
+            </w:tcBorders>
+            <w:tcMar>
+              <w:top w:type="dxa" w:w="70"/>
+              <w:left w:type="dxa" w:w="90"/>
+              <w:bottom w:type="dxa" w:w="70"/>
+              <w:right w:type="dxa" w:w="90"/>
+            </w:tcMar>
+          </w:tcPr>
+          <w:p>
+            <w:pPr>
+              <w:spacing w:after="40" w:line="260"/>
+            </w:pPr>
+            <w:r>
+              <w:rPr>
+                <w:rFonts w:ascii="Arial" w:cs="Arial" w:eastAsia="Arial" w:hAnsi="Arial"/>
+                <w:color w:val="14181E"/>
+                <w:sz w:val="16"/>
+                <w:szCs w:val="16"/>
+              </w:rPr>
+              <w:t xml:space="preserve">W-BOOK-11</w:t>
+            </w:r>
+          </w:p>
+        </w:tc>
+        <w:tc>
+          <w:tcPr>
+            <w:tcW w:type="dxa" w:w="3450"/>
+            <w:tcBorders>
+              <w:top w:val="none" w:color="auto" w:sz="0"/>
+              <w:left w:val="none" w:color="auto" w:sz="0"/>
+              <w:bottom w:val="single" w:color="DDE2E8" w:sz="4"/>
+              <w:right w:val="none" w:color="auto" w:sz="0"/>
+            </w:tcBorders>
+            <w:tcMar>
+              <w:top w:type="dxa" w:w="70"/>
+              <w:left w:type="dxa" w:w="90"/>
+              <w:bottom w:type="dxa" w:w="70"/>
+              <w:right w:type="dxa" w:w="90"/>
+            </w:tcMar>
+          </w:tcPr>
+          <w:p>
+            <w:pPr>
+              <w:spacing w:after="40" w:line="260"/>
+            </w:pPr>
+            <w:r>
+              <w:rPr>
+                <w:rFonts w:ascii="Arial" w:cs="Arial" w:eastAsia="Arial" w:hAnsi="Arial"/>
+                <w:b w:val="false"/>
+                <w:bCs w:val="false"/>
+                <w:color w:val="14181E"/>
+                <w:sz w:val="16"/>
+                <w:szCs w:val="16"/>
+              </w:rPr>
+              <w:t xml:space="preserve">Double booking: with two guest accounts in two browsers, book the same nights on the same listing; complete the first, then attempt the second.</w:t>
+            </w:r>
+          </w:p>
+        </w:tc>
+        <w:tc>
+          <w:tcPr>
+            <w:tcW w:type="dxa" w:w="2976"/>
+            <w:tcBorders>
+              <w:top w:val="none" w:color="auto" w:sz="0"/>
+              <w:left w:val="none" w:color="auto" w:sz="0"/>
+              <w:bottom w:val="single" w:color="DDE2E8" w:sz="4"/>
+              <w:right w:val="none" w:color="auto" w:sz="0"/>
+            </w:tcBorders>
+            <w:tcMar>
+              <w:top w:type="dxa" w:w="70"/>
+              <w:left w:type="dxa" w:w="90"/>
+              <w:bottom w:type="dxa" w:w="70"/>
+              <w:right w:type="dxa" w:w="90"/>
+            </w:tcMar>
+          </w:tcPr>
+          <w:p>
+            <w:pPr>
+              <w:spacing w:after="40" w:line="260"/>
+            </w:pPr>
+            <w:r>
+              <w:rPr>
+                <w:rFonts w:ascii="Arial" w:cs="Arial" w:eastAsia="Arial" w:hAnsi="Arial"/>
+                <w:b w:val="false"/>
+                <w:bCs w:val="false"/>
+                <w:color w:val="14181E"/>
+                <w:sz w:val="16"/>
+                <w:szCs w:val="16"/>
+              </w:rPr>
+              <w:t xml:space="preserve">The second is refused before payment ('no longer available'); the first is unaffected.</w:t>
+            </w:r>
+          </w:p>
+        </w:tc>
+        <w:tc>
+          <w:tcPr>
+            <w:tcW w:type="dxa" w:w="500"/>
+            <w:tcBorders>
+              <w:top w:val="none" w:color="auto" w:sz="0"/>
+              <w:left w:val="none" w:color="auto" w:sz="0"/>
+              <w:bottom w:val="single" w:color="DDE2E8" w:sz="4"/>
+              <w:right w:val="none" w:color="auto" w:sz="0"/>
+            </w:tcBorders>
+            <w:tcMar>
+              <w:top w:type="dxa" w:w="70"/>
+              <w:left w:type="dxa" w:w="90"/>
+              <w:bottom w:type="dxa" w:w="70"/>
+              <w:right w:type="dxa" w:w="90"/>
+            </w:tcMar>
+          </w:tcPr>
+          <w:p>
+            <w:pPr>
+              <w:spacing w:after="40" w:line="260"/>
+            </w:pPr>
+            <w:r>
+              <w:rPr>
+                <w:rFonts w:ascii="Arial" w:cs="Arial" w:eastAsia="Arial" w:hAnsi="Arial"/>
+                <w:b w:val="false"/>
+                <w:bCs w:val="false"/>
+                <w:color w:val="14181E"/>
+                <w:sz w:val="16"/>
+                <w:szCs w:val="16"/>
+              </w:rPr>
+              <w:t xml:space="preserve">C</w:t>
+            </w:r>
+          </w:p>
+        </w:tc>
+        <w:tc>
+          <w:tcPr>
+            <w:tcW w:type="dxa" w:w="600"/>
+            <w:tcBorders>
+              <w:top w:val="none" w:color="auto" w:sz="0"/>
+              <w:left w:val="none" w:color="auto" w:sz="0"/>
+              <w:bottom w:val="single" w:color="DDE2E8" w:sz="4"/>
+              <w:right w:val="none" w:color="auto" w:sz="0"/>
+            </w:tcBorders>
+            <w:tcMar>
+              <w:top w:type="dxa" w:w="70"/>
+              <w:left w:type="dxa" w:w="90"/>
+              <w:bottom w:type="dxa" w:w="70"/>
+              <w:right w:type="dxa" w:w="90"/>
+            </w:tcMar>
+          </w:tcPr>
+          <w:p>
+            <w:pPr>
+              <w:spacing w:after="40" w:line="260"/>
+            </w:pPr>
+          </w:p>
+        </w:tc>
+        <w:tc>
+          <w:tcPr>
+            <w:tcW w:type="dxa" w:w="700"/>
+            <w:tcBorders>
+              <w:top w:val="none" w:color="auto" w:sz="0"/>
+              <w:left w:val="none" w:color="auto" w:sz="0"/>
+              <w:bottom w:val="single" w:color="DDE2E8" w:sz="4"/>
+              <w:right w:val="none" w:color="auto" w:sz="0"/>
+            </w:tcBorders>
+            <w:tcMar>
+              <w:top w:type="dxa" w:w="70"/>
+              <w:left w:type="dxa" w:w="90"/>
+              <w:bottom w:type="dxa" w:w="70"/>
+              <w:right w:type="dxa" w:w="90"/>
+            </w:tcMar>
+          </w:tcPr>
+          <w:p>
+            <w:pPr>
+              <w:spacing w:after="40" w:line="260"/>
+            </w:pPr>
+          </w:p>
+        </w:tc>
+      </w:tr>
+      <w:tr>
+        <w:trPr>
+          <w:cantSplit/>
+        </w:trPr>
+        <w:tc>
+          <w:tcPr>
+            <w:tcW w:type="dxa" w:w="800"/>
+            <w:tcBorders>
+              <w:top w:val="none" w:color="auto" w:sz="0"/>
+              <w:left w:val="none" w:color="auto" w:sz="0"/>
+              <w:bottom w:val="single" w:color="DDE2E8" w:sz="4"/>
+              <w:right w:val="none" w:color="auto" w:sz="0"/>
+            </w:tcBorders>
+            <w:tcMar>
+              <w:top w:type="dxa" w:w="70"/>
+              <w:left w:type="dxa" w:w="90"/>
+              <w:bottom w:type="dxa" w:w="70"/>
+              <w:right w:type="dxa" w:w="90"/>
+            </w:tcMar>
+          </w:tcPr>
+          <w:p>
+            <w:pPr>
+              <w:spacing w:after="40" w:line="260"/>
+            </w:pPr>
+            <w:r>
+              <w:rPr>
+                <w:rFonts w:ascii="Arial" w:cs="Arial" w:eastAsia="Arial" w:hAnsi="Arial"/>
+                <w:color w:val="14181E"/>
+                <w:sz w:val="16"/>
+                <w:szCs w:val="16"/>
+              </w:rPr>
+              <w:t xml:space="preserve">W-BOOK-12</w:t>
+            </w:r>
+          </w:p>
+        </w:tc>
+        <w:tc>
+          <w:tcPr>
+            <w:tcW w:type="dxa" w:w="3450"/>
+            <w:tcBorders>
+              <w:top w:val="none" w:color="auto" w:sz="0"/>
+              <w:left w:val="none" w:color="auto" w:sz="0"/>
+              <w:bottom w:val="single" w:color="DDE2E8" w:sz="4"/>
+              <w:right w:val="none" w:color="auto" w:sz="0"/>
+            </w:tcBorders>
+            <w:tcMar>
+              <w:top w:type="dxa" w:w="70"/>
+              <w:left w:type="dxa" w:w="90"/>
+              <w:bottom w:type="dxa" w:w="70"/>
+              <w:right w:type="dxa" w:w="90"/>
+            </w:tcMar>
+          </w:tcPr>
+          <w:p>
+            <w:pPr>
+              <w:spacing w:after="40" w:line="260"/>
+            </w:pPr>
+            <w:r>
+              <w:rPr>
+                <w:rFonts w:ascii="Arial" w:cs="Arial" w:eastAsia="Arial" w:hAnsi="Arial"/>
+                <w:b w:val="false"/>
+                <w:bCs w:val="false"/>
+                <w:color w:val="14181E"/>
+                <w:sz w:val="16"/>
+                <w:szCs w:val="16"/>
+              </w:rPr>
+              <w:t xml:space="preserve">Instant book vs approval: book a listing with instant book on, and one with host approval.</w:t>
+            </w:r>
+          </w:p>
+        </w:tc>
+        <w:tc>
+          <w:tcPr>
+            <w:tcW w:type="dxa" w:w="2976"/>
+            <w:tcBorders>
+              <w:top w:val="none" w:color="auto" w:sz="0"/>
+              <w:left w:val="none" w:color="auto" w:sz="0"/>
+              <w:bottom w:val="single" w:color="DDE2E8" w:sz="4"/>
+              <w:right w:val="none" w:color="auto" w:sz="0"/>
+            </w:tcBorders>
+            <w:tcMar>
+              <w:top w:type="dxa" w:w="70"/>
+              <w:left w:type="dxa" w:w="90"/>
+              <w:bottom w:type="dxa" w:w="70"/>
+              <w:right w:type="dxa" w:w="90"/>
+            </w:tcMar>
+          </w:tcPr>
+          <w:p>
+            <w:pPr>
+              <w:spacing w:after="40" w:line="260"/>
+            </w:pPr>
+            <w:r>
+              <w:rPr>
+                <w:rFonts w:ascii="Arial" w:cs="Arial" w:eastAsia="Arial" w:hAnsi="Arial"/>
+                <w:b w:val="false"/>
+                <w:bCs w:val="false"/>
+                <w:color w:val="14181E"/>
+                <w:sz w:val="16"/>
+                <w:szCs w:val="16"/>
+              </w:rPr>
+              <w:t xml:space="preserve">Instant book confirms immediately; approval-required shows Booked until the host confirms, then Confirmed; the guest is notified at each step.</w:t>
+            </w:r>
+          </w:p>
+        </w:tc>
+        <w:tc>
+          <w:tcPr>
+            <w:tcW w:type="dxa" w:w="500"/>
+            <w:tcBorders>
+              <w:top w:val="none" w:color="auto" w:sz="0"/>
+              <w:left w:val="none" w:color="auto" w:sz="0"/>
+              <w:bottom w:val="single" w:color="DDE2E8" w:sz="4"/>
+              <w:right w:val="none" w:color="auto" w:sz="0"/>
+            </w:tcBorders>
+            <w:tcMar>
+              <w:top w:type="dxa" w:w="70"/>
+              <w:left w:type="dxa" w:w="90"/>
+              <w:bottom w:type="dxa" w:w="70"/>
+              <w:right w:type="dxa" w:w="90"/>
+            </w:tcMar>
+          </w:tcPr>
+          <w:p>
+            <w:pPr>
+              <w:spacing w:after="40" w:line="260"/>
+            </w:pPr>
+            <w:r>
+              <w:rPr>
+                <w:rFonts w:ascii="Arial" w:cs="Arial" w:eastAsia="Arial" w:hAnsi="Arial"/>
+                <w:b w:val="false"/>
+                <w:bCs w:val="false"/>
+                <w:color w:val="14181E"/>
+                <w:sz w:val="16"/>
+                <w:szCs w:val="16"/>
+              </w:rPr>
+              <w:t xml:space="preserve">H</w:t>
+            </w:r>
+          </w:p>
+        </w:tc>
+        <w:tc>
+          <w:tcPr>
+            <w:tcW w:type="dxa" w:w="600"/>
+            <w:tcBorders>
+              <w:top w:val="none" w:color="auto" w:sz="0"/>
+              <w:left w:val="none" w:color="auto" w:sz="0"/>
+              <w:bottom w:val="single" w:color="DDE2E8" w:sz="4"/>
+              <w:right w:val="none" w:color="auto" w:sz="0"/>
+            </w:tcBorders>
+            <w:tcMar>
+              <w:top w:type="dxa" w:w="70"/>
+              <w:left w:type="dxa" w:w="90"/>
+              <w:bottom w:type="dxa" w:w="70"/>
+              <w:right w:type="dxa" w:w="90"/>
+            </w:tcMar>
+          </w:tcPr>
+          <w:p>
+            <w:pPr>
+              <w:spacing w:after="40" w:line="260"/>
+            </w:pPr>
+          </w:p>
+        </w:tc>
+        <w:tc>
+          <w:tcPr>
+            <w:tcW w:type="dxa" w:w="700"/>
+            <w:tcBorders>
+              <w:top w:val="none" w:color="auto" w:sz="0"/>
+              <w:left w:val="none" w:color="auto" w:sz="0"/>
+              <w:bottom w:val="single" w:color="DDE2E8" w:sz="4"/>
+              <w:right w:val="none" w:color="auto" w:sz="0"/>
+            </w:tcBorders>
+            <w:tcMar>
+              <w:top w:type="dxa" w:w="70"/>
+              <w:left w:type="dxa" w:w="90"/>
+              <w:bottom w:type="dxa" w:w="70"/>
+              <w:right w:type="dxa" w:w="90"/>
+            </w:tcMar>
+          </w:tcPr>
+          <w:p>
+            <w:pPr>
+              <w:spacing w:after="40" w:line="260"/>
+            </w:pPr>
+          </w:p>
+        </w:tc>
+      </w:tr>
+    </w:tbl>
+    <w:p>
+      <w:pPr>
+        <w:pStyle w:val="Heading1"/>
+        <w:spacing w:after="160" w:before="420"/>
+      </w:pPr>
+      <w:r>
+        <w:rPr>
+          <w:rFonts w:ascii="Arial" w:cs="Arial" w:eastAsia="Arial" w:hAnsi="Arial"/>
+          <w:b/>
+          <w:bCs/>
+          <w:color w:val="14181E"/>
+          <w:sz w:val="30"/>
+          <w:szCs w:val="30"/>
+        </w:rPr>
+        <w:t xml:space="preserve">7. Price negotiation (W-NEG)</w:t>
+      </w:r>
+    </w:p>
+    <w:p>
+      <w:pPr>
+        <w:pBdr>
+          <w:left w:val="single" w:color="0F766E" w:sz="18" w:space="10"/>
+        </w:pBdr>
+        <w:shd w:fill="E8F1F0" w:color="auto" w:val="clear"/>
+        <w:spacing w:after="200" w:before="100" w:line="276"/>
+        <w:ind w:left="170" w:right="170"/>
+      </w:pPr>
+      <w:r>
+        <w:rPr>
+          <w:rFonts w:ascii="Arial" w:cs="Arial" w:eastAsia="Arial" w:hAnsi="Arial"/>
+          <w:b/>
+          <w:bCs/>
+          <w:color w:val="14181E"/>
+          <w:sz w:val="20"/>
+          <w:szCs w:val="20"/>
+        </w:rPr>
+        <w:t xml:space="preserve">Two kinds of booking, told apart by the day the stay STARTS.</w:t>
+      </w:r>
+      <w:r>
+        <w:rPr>
+          <w:rFonts w:ascii="Arial" w:cs="Arial" w:eastAsia="Arial" w:hAnsi="Arial"/>
+          <w:color w:val="14181E"/>
+          <w:sz w:val="20"/>
+          <w:szCs w:val="20"/>
+        </w:rPr>
+        <w:t xml:space="preserve"> A stay starting </w:t>
+      </w:r>
+      <w:r>
+        <w:rPr>
+          <w:rFonts w:ascii="Arial" w:cs="Arial" w:eastAsia="Arial" w:hAnsi="Arial"/>
+          <w:b/>
+          <w:bCs/>
+          <w:color w:val="14181E"/>
+          <w:sz w:val="20"/>
+          <w:szCs w:val="20"/>
+        </w:rPr>
+        <w:t xml:space="preserve">today</w:t>
+      </w:r>
+      <w:r>
+        <w:rPr>
+          <w:rFonts w:ascii="Arial" w:cs="Arial" w:eastAsia="Arial" w:hAnsi="Arial"/>
+          <w:color w:val="14181E"/>
+          <w:sz w:val="20"/>
+          <w:szCs w:val="20"/>
+        </w:rPr>
+        <w:t xml:space="preserve"> is a *normal booking*: it can be negotiated, and it is paid in full or at the property. A stay starting </w:t>
+      </w:r>
+      <w:r>
+        <w:rPr>
+          <w:rFonts w:ascii="Arial" w:cs="Arial" w:eastAsia="Arial" w:hAnsi="Arial"/>
+          <w:b/>
+          <w:bCs/>
+          <w:color w:val="14181E"/>
+          <w:sz w:val="20"/>
+          <w:szCs w:val="20"/>
+        </w:rPr>
+        <w:t xml:space="preserve">tomorrow or later</w:t>
+      </w:r>
+      <w:r>
+        <w:rPr>
+          <w:rFonts w:ascii="Arial" w:cs="Arial" w:eastAsia="Arial" w:hAnsi="Arial"/>
+          <w:color w:val="14181E"/>
+          <w:sz w:val="20"/>
+          <w:szCs w:val="20"/>
+        </w:rPr>
+        <w:t xml:space="preserve"> is an *advance booking* (also called a pre-booking): it cannot be negotiated, and in exchange it offers </w:t>
+      </w:r>
+      <w:r>
+        <w:rPr>
+          <w:rFonts w:ascii="Arial" w:cs="Arial" w:eastAsia="Arial" w:hAnsi="Arial"/>
+          <w:b/>
+          <w:bCs/>
+          <w:color w:val="14181E"/>
+          <w:sz w:val="20"/>
+          <w:szCs w:val="20"/>
+        </w:rPr>
+        <w:t xml:space="preserve">pay 10% and book</w:t>
+      </w:r>
+      <w:r>
+        <w:rPr>
+          <w:rFonts w:ascii="Arial" w:cs="Arial" w:eastAsia="Arial" w:hAnsi="Arial"/>
+          <w:color w:val="14181E"/>
+          <w:sz w:val="20"/>
+          <w:szCs w:val="20"/>
+        </w:rPr>
+        <w:t xml:space="preserve"> alongside full payment and pay at property. Weekly and monthly pricing applies to both alike — a fortnight starting today and the same fortnight starting tomorrow price identically. The rule is decided in Indian time and enforced by the backend, so the website, the app and the chatbot all behave the same way. Changed 6 September 2026: before that date an offer on a future stay was accepted.</w:t>
+      </w:r>
+    </w:p>
+    <w:tbl>
+      <w:tblPr>
+        <w:tblW w:type="dxa" w:w="9026"/>
+        <w:tblBorders>
+          <w:top w:val="single" w:color="auto" w:sz="4"/>
+          <w:left w:val="single" w:color="auto" w:sz="4"/>
+          <w:bottom w:val="single" w:color="auto" w:sz="4"/>
+          <w:right w:val="single" w:color="auto" w:sz="4"/>
+          <w:insideH w:val="single" w:color="auto" w:sz="4"/>
+          <w:insideV w:val="single" w:color="auto" w:sz="4"/>
+        </w:tblBorders>
+      </w:tblPr>
+      <w:tblGrid>
+        <w:gridCol w:w="800"/>
+        <w:gridCol w:w="3450"/>
+        <w:gridCol w:w="2976"/>
+        <w:gridCol w:w="500"/>
+        <w:gridCol w:w="600"/>
+        <w:gridCol w:w="700"/>
+      </w:tblGrid>
+      <w:tr>
+        <w:trPr>
+          <w:tblHeader/>
+        </w:trPr>
+        <w:tc>
+          <w:tcPr>
+            <w:tcW w:type="dxa" w:w="800"/>
+            <w:tcBorders>
+              <w:top w:val="none" w:color="auto" w:sz="0"/>
+              <w:left w:val="none" w:color="auto" w:sz="0"/>
+              <w:bottom w:val="single" w:color="B8C1CA" w:sz="8"/>
+              <w:right w:val="none" w:color="auto" w:sz="0"/>
+            </w:tcBorders>
+            <w:shd w:fill="F1F3F5" w:color="auto" w:val="clear"/>
+            <w:tcMar>
+              <w:top w:type="dxa" w:w="80"/>
+              <w:left w:type="dxa" w:w="90"/>
+              <w:bottom w:type="dxa" w:w="80"/>
+              <w:right w:type="dxa" w:w="90"/>
+            </w:tcMar>
+          </w:tcPr>
+          <w:p>
+            <w:r>
+              <w:rPr>
+                <w:rFonts w:ascii="Arial" w:cs="Arial" w:eastAsia="Arial" w:hAnsi="Arial"/>
+                <w:b/>
+                <w:bCs/>
+                <w:color w:val="8A939E"/>
+                <w:spacing w:val="20"/>
+                <w:sz w:val="15"/>
+                <w:szCs w:val="15"/>
+              </w:rPr>
+              <w:t xml:space="preserve">ID</w:t>
+            </w:r>
+          </w:p>
+        </w:tc>
+        <w:tc>
+          <w:tcPr>
+            <w:tcW w:type="dxa" w:w="3450"/>
+            <w:tcBorders>
+              <w:top w:val="none" w:color="auto" w:sz="0"/>
+              <w:left w:val="none" w:color="auto" w:sz="0"/>
+              <w:bottom w:val="single" w:color="B8C1CA" w:sz="8"/>
+              <w:right w:val="none" w:color="auto" w:sz="0"/>
+            </w:tcBorders>
+            <w:shd w:fill="F1F3F5" w:color="auto" w:val="clear"/>
+            <w:tcMar>
+              <w:top w:type="dxa" w:w="80"/>
+              <w:left w:type="dxa" w:w="90"/>
+              <w:bottom w:type="dxa" w:w="80"/>
+              <w:right w:type="dxa" w:w="90"/>
+            </w:tcMar>
+          </w:tcPr>
+          <w:p>
+            <w:r>
+              <w:rPr>
+                <w:rFonts w:ascii="Arial" w:cs="Arial" w:eastAsia="Arial" w:hAnsi="Arial"/>
+                <w:b/>
+                <w:bCs/>
+                <w:color w:val="8A939E"/>
+                <w:spacing w:val="20"/>
+                <w:sz w:val="15"/>
+                <w:szCs w:val="15"/>
+              </w:rPr>
+              <w:t xml:space="preserve">SCENARIO AND STEPS</w:t>
+            </w:r>
+          </w:p>
+        </w:tc>
+        <w:tc>
+          <w:tcPr>
+            <w:tcW w:type="dxa" w:w="2976"/>
+            <w:tcBorders>
+              <w:top w:val="none" w:color="auto" w:sz="0"/>
+              <w:left w:val="none" w:color="auto" w:sz="0"/>
+              <w:bottom w:val="single" w:color="B8C1CA" w:sz="8"/>
+              <w:right w:val="none" w:color="auto" w:sz="0"/>
+            </w:tcBorders>
+            <w:shd w:fill="F1F3F5" w:color="auto" w:val="clear"/>
+            <w:tcMar>
+              <w:top w:type="dxa" w:w="80"/>
+              <w:left w:type="dxa" w:w="90"/>
+              <w:bottom w:type="dxa" w:w="80"/>
+              <w:right w:type="dxa" w:w="90"/>
+            </w:tcMar>
+          </w:tcPr>
+          <w:p>
+            <w:r>
+              <w:rPr>
+                <w:rFonts w:ascii="Arial" w:cs="Arial" w:eastAsia="Arial" w:hAnsi="Arial"/>
+                <w:b/>
+                <w:bCs/>
+                <w:color w:val="8A939E"/>
+                <w:spacing w:val="20"/>
+                <w:sz w:val="15"/>
+                <w:szCs w:val="15"/>
+              </w:rPr>
+              <w:t xml:space="preserve">EXPECTED RESULT</w:t>
+            </w:r>
+          </w:p>
+        </w:tc>
+        <w:tc>
+          <w:tcPr>
+            <w:tcW w:type="dxa" w:w="500"/>
+            <w:tcBorders>
+              <w:top w:val="none" w:color="auto" w:sz="0"/>
+              <w:left w:val="none" w:color="auto" w:sz="0"/>
+              <w:bottom w:val="single" w:color="B8C1CA" w:sz="8"/>
+              <w:right w:val="none" w:color="auto" w:sz="0"/>
+            </w:tcBorders>
+            <w:shd w:fill="F1F3F5" w:color="auto" w:val="clear"/>
+            <w:tcMar>
+              <w:top w:type="dxa" w:w="80"/>
+              <w:left w:type="dxa" w:w="90"/>
+              <w:bottom w:type="dxa" w:w="80"/>
+              <w:right w:type="dxa" w:w="90"/>
+            </w:tcMar>
+          </w:tcPr>
+          <w:p>
+            <w:r>
+              <w:rPr>
+                <w:rFonts w:ascii="Arial" w:cs="Arial" w:eastAsia="Arial" w:hAnsi="Arial"/>
+                <w:b/>
+                <w:bCs/>
+                <w:color w:val="8A939E"/>
+                <w:spacing w:val="20"/>
+                <w:sz w:val="15"/>
+                <w:szCs w:val="15"/>
+              </w:rPr>
+              <w:t xml:space="preserve">PRI</w:t>
+            </w:r>
+          </w:p>
+        </w:tc>
+        <w:tc>
+          <w:tcPr>
+            <w:tcW w:type="dxa" w:w="600"/>
+            <w:tcBorders>
+              <w:top w:val="none" w:color="auto" w:sz="0"/>
+              <w:left w:val="none" w:color="auto" w:sz="0"/>
+              <w:bottom w:val="single" w:color="B8C1CA" w:sz="8"/>
+              <w:right w:val="none" w:color="auto" w:sz="0"/>
+            </w:tcBorders>
+            <w:shd w:fill="F1F3F5" w:color="auto" w:val="clear"/>
+            <w:tcMar>
+              <w:top w:type="dxa" w:w="80"/>
+              <w:left w:type="dxa" w:w="90"/>
+              <w:bottom w:type="dxa" w:w="80"/>
+              <w:right w:type="dxa" w:w="90"/>
+            </w:tcMar>
+          </w:tcPr>
+          <w:p>
+            <w:r>
+              <w:rPr>
+                <w:rFonts w:ascii="Arial" w:cs="Arial" w:eastAsia="Arial" w:hAnsi="Arial"/>
+                <w:b/>
+                <w:bCs/>
+                <w:color w:val="8A939E"/>
+                <w:spacing w:val="20"/>
+                <w:sz w:val="15"/>
+                <w:szCs w:val="15"/>
+              </w:rPr>
+              <w:t xml:space="preserve">RESULT</w:t>
+            </w:r>
+          </w:p>
+        </w:tc>
+        <w:tc>
+          <w:tcPr>
+            <w:tcW w:type="dxa" w:w="700"/>
+            <w:tcBorders>
+              <w:top w:val="none" w:color="auto" w:sz="0"/>
+              <w:left w:val="none" w:color="auto" w:sz="0"/>
+              <w:bottom w:val="single" w:color="B8C1CA" w:sz="8"/>
+              <w:right w:val="none" w:color="auto" w:sz="0"/>
+            </w:tcBorders>
+            <w:shd w:fill="F1F3F5" w:color="auto" w:val="clear"/>
+            <w:tcMar>
+              <w:top w:type="dxa" w:w="80"/>
+              <w:left w:type="dxa" w:w="90"/>
+              <w:bottom w:type="dxa" w:w="80"/>
+              <w:right w:type="dxa" w:w="90"/>
+            </w:tcMar>
+          </w:tcPr>
+          <w:p>
+            <w:r>
+              <w:rPr>
+                <w:rFonts w:ascii="Arial" w:cs="Arial" w:eastAsia="Arial" w:hAnsi="Arial"/>
+                <w:b/>
+                <w:bCs/>
+                <w:color w:val="8A939E"/>
+                <w:spacing w:val="20"/>
+                <w:sz w:val="15"/>
+                <w:szCs w:val="15"/>
+              </w:rPr>
+              <w:t xml:space="preserve">REMARKS</w:t>
+            </w:r>
+          </w:p>
+        </w:tc>
+      </w:tr>
+      <w:tr>
+        <w:trPr>
+          <w:cantSplit/>
+        </w:trPr>
+        <w:tc>
+          <w:tcPr>
+            <w:tcW w:type="dxa" w:w="800"/>
+            <w:tcBorders>
+              <w:top w:val="none" w:color="auto" w:sz="0"/>
+              <w:left w:val="none" w:color="auto" w:sz="0"/>
+              <w:bottom w:val="single" w:color="DDE2E8" w:sz="4"/>
+              <w:right w:val="none" w:color="auto" w:sz="0"/>
+            </w:tcBorders>
+            <w:tcMar>
+              <w:top w:type="dxa" w:w="70"/>
+              <w:left w:type="dxa" w:w="90"/>
+              <w:bottom w:type="dxa" w:w="70"/>
+              <w:right w:type="dxa" w:w="90"/>
+            </w:tcMar>
+          </w:tcPr>
+          <w:p>
+            <w:pPr>
+              <w:spacing w:after="40" w:line="260"/>
+            </w:pPr>
+            <w:r>
+              <w:rPr>
+                <w:rFonts w:ascii="Arial" w:cs="Arial" w:eastAsia="Arial" w:hAnsi="Arial"/>
+                <w:color w:val="14181E"/>
+                <w:sz w:val="16"/>
+                <w:szCs w:val="16"/>
+              </w:rPr>
+              <w:t xml:space="preserve">W-NEG-01</w:t>
+            </w:r>
+          </w:p>
+        </w:tc>
+        <w:tc>
+          <w:tcPr>
+            <w:tcW w:type="dxa" w:w="3450"/>
+            <w:tcBorders>
+              <w:top w:val="none" w:color="auto" w:sz="0"/>
+              <w:left w:val="none" w:color="auto" w:sz="0"/>
+              <w:bottom w:val="single" w:color="DDE2E8" w:sz="4"/>
+              <w:right w:val="none" w:color="auto" w:sz="0"/>
+            </w:tcBorders>
+            <w:tcMar>
+              <w:top w:type="dxa" w:w="70"/>
+              <w:left w:type="dxa" w:w="90"/>
+              <w:bottom w:type="dxa" w:w="70"/>
+              <w:right w:type="dxa" w:w="90"/>
+            </w:tcMar>
+          </w:tcPr>
+          <w:p>
+            <w:pPr>
+              <w:spacing w:after="40" w:line="260"/>
+            </w:pPr>
+            <w:r>
+              <w:rPr>
+                <w:rFonts w:ascii="Arial" w:cs="Arial" w:eastAsia="Arial" w:hAnsi="Arial"/>
+                <w:b w:val="false"/>
+                <w:bCs w:val="false"/>
+                <w:color w:val="14181E"/>
+                <w:sz w:val="16"/>
+                <w:szCs w:val="16"/>
+              </w:rPr>
+              <w:t xml:space="preserve">On a listing send an offer below the host's floor; then one at or above the auto-accept threshold; set 3 guests on the listing first.</w:t>
+            </w:r>
+          </w:p>
+        </w:tc>
+        <w:tc>
+          <w:tcPr>
+            <w:tcW w:type="dxa" w:w="2976"/>
+            <w:tcBorders>
+              <w:top w:val="none" w:color="auto" w:sz="0"/>
+              <w:left w:val="none" w:color="auto" w:sz="0"/>
+              <w:bottom w:val="single" w:color="DDE2E8" w:sz="4"/>
+              <w:right w:val="none" w:color="auto" w:sz="0"/>
+            </w:tcBorders>
+            <w:tcMar>
+              <w:top w:type="dxa" w:w="70"/>
+              <w:left w:type="dxa" w:w="90"/>
+              <w:bottom w:type="dxa" w:w="70"/>
+              <w:right w:type="dxa" w:w="90"/>
+            </w:tcMar>
+          </w:tcPr>
+          <w:p>
+            <w:pPr>
+              <w:spacing w:after="40" w:line="260"/>
+            </w:pPr>
+            <w:r>
+              <w:rPr>
+                <w:rFonts w:ascii="Arial" w:cs="Arial" w:eastAsia="Arial" w:hAnsi="Arial"/>
+                <w:b w:val="false"/>
+                <w:bCs w:val="false"/>
+                <w:color w:val="14181E"/>
+                <w:sz w:val="16"/>
+                <w:szCs w:val="16"/>
+              </w:rPr>
+              <w:t xml:space="preserve">Below floor: refused with a message; at threshold: accepted instantly and a personal coupon appears in the booking rail; the offer records the guest count.</w:t>
+            </w:r>
+          </w:p>
+        </w:tc>
+        <w:tc>
+          <w:tcPr>
+            <w:tcW w:type="dxa" w:w="500"/>
+            <w:tcBorders>
+              <w:top w:val="none" w:color="auto" w:sz="0"/>
+              <w:left w:val="none" w:color="auto" w:sz="0"/>
+              <w:bottom w:val="single" w:color="DDE2E8" w:sz="4"/>
+              <w:right w:val="none" w:color="auto" w:sz="0"/>
+            </w:tcBorders>
+            <w:tcMar>
+              <w:top w:type="dxa" w:w="70"/>
+              <w:left w:type="dxa" w:w="90"/>
+              <w:bottom w:type="dxa" w:w="70"/>
+              <w:right w:type="dxa" w:w="90"/>
+            </w:tcMar>
+          </w:tcPr>
+          <w:p>
+            <w:pPr>
+              <w:spacing w:after="40" w:line="260"/>
+            </w:pPr>
+            <w:r>
+              <w:rPr>
+                <w:rFonts w:ascii="Arial" w:cs="Arial" w:eastAsia="Arial" w:hAnsi="Arial"/>
+                <w:b w:val="false"/>
+                <w:bCs w:val="false"/>
+                <w:color w:val="14181E"/>
+                <w:sz w:val="16"/>
+                <w:szCs w:val="16"/>
+              </w:rPr>
+              <w:t xml:space="preserve">C</w:t>
+            </w:r>
+          </w:p>
+        </w:tc>
+        <w:tc>
+          <w:tcPr>
+            <w:tcW w:type="dxa" w:w="600"/>
+            <w:tcBorders>
+              <w:top w:val="none" w:color="auto" w:sz="0"/>
+              <w:left w:val="none" w:color="auto" w:sz="0"/>
+              <w:bottom w:val="single" w:color="DDE2E8" w:sz="4"/>
+              <w:right w:val="none" w:color="auto" w:sz="0"/>
+            </w:tcBorders>
+            <w:tcMar>
+              <w:top w:type="dxa" w:w="70"/>
+              <w:left w:type="dxa" w:w="90"/>
+              <w:bottom w:type="dxa" w:w="70"/>
+              <w:right w:type="dxa" w:w="90"/>
+            </w:tcMar>
+          </w:tcPr>
+          <w:p>
+            <w:pPr>
+              <w:spacing w:after="40" w:line="260"/>
+            </w:pPr>
+          </w:p>
+        </w:tc>
+        <w:tc>
+          <w:tcPr>
+            <w:tcW w:type="dxa" w:w="700"/>
+            <w:tcBorders>
+              <w:top w:val="none" w:color="auto" w:sz="0"/>
+              <w:left w:val="none" w:color="auto" w:sz="0"/>
+              <w:bottom w:val="single" w:color="DDE2E8" w:sz="4"/>
+              <w:right w:val="none" w:color="auto" w:sz="0"/>
+            </w:tcBorders>
+            <w:tcMar>
+              <w:top w:type="dxa" w:w="70"/>
+              <w:left w:type="dxa" w:w="90"/>
+              <w:bottom w:type="dxa" w:w="70"/>
+              <w:right w:type="dxa" w:w="90"/>
+            </w:tcMar>
+          </w:tcPr>
+          <w:p>
+            <w:pPr>
+              <w:spacing w:after="40" w:line="260"/>
+            </w:pPr>
+          </w:p>
+        </w:tc>
+      </w:tr>
+      <w:tr>
+        <w:trPr>
+          <w:cantSplit/>
+        </w:trPr>
+        <w:tc>
+          <w:tcPr>
+            <w:tcW w:type="dxa" w:w="800"/>
+            <w:tcBorders>
+              <w:top w:val="none" w:color="auto" w:sz="0"/>
+              <w:left w:val="none" w:color="auto" w:sz="0"/>
+              <w:bottom w:val="single" w:color="DDE2E8" w:sz="4"/>
+              <w:right w:val="none" w:color="auto" w:sz="0"/>
+            </w:tcBorders>
+            <w:tcMar>
+              <w:top w:type="dxa" w:w="70"/>
+              <w:left w:type="dxa" w:w="90"/>
+              <w:bottom w:type="dxa" w:w="70"/>
+              <w:right w:type="dxa" w:w="90"/>
+            </w:tcMar>
+          </w:tcPr>
+          <w:p>
+            <w:pPr>
+              <w:spacing w:after="40" w:line="260"/>
+            </w:pPr>
+            <w:r>
+              <w:rPr>
+                <w:rFonts w:ascii="Arial" w:cs="Arial" w:eastAsia="Arial" w:hAnsi="Arial"/>
+                <w:color w:val="14181E"/>
+                <w:sz w:val="16"/>
+                <w:szCs w:val="16"/>
+              </w:rPr>
+              <w:t xml:space="preserve">W-NEG-02</w:t>
+            </w:r>
+          </w:p>
+        </w:tc>
+        <w:tc>
+          <w:tcPr>
+            <w:tcW w:type="dxa" w:w="3450"/>
+            <w:tcBorders>
+              <w:top w:val="none" w:color="auto" w:sz="0"/>
+              <w:left w:val="none" w:color="auto" w:sz="0"/>
+              <w:bottom w:val="single" w:color="DDE2E8" w:sz="4"/>
+              <w:right w:val="none" w:color="auto" w:sz="0"/>
+            </w:tcBorders>
+            <w:tcMar>
+              <w:top w:type="dxa" w:w="70"/>
+              <w:left w:type="dxa" w:w="90"/>
+              <w:bottom w:type="dxa" w:w="70"/>
+              <w:right w:type="dxa" w:w="90"/>
+            </w:tcMar>
+          </w:tcPr>
+          <w:p>
+            <w:pPr>
+              <w:spacing w:after="40" w:line="260"/>
+            </w:pPr>
+            <w:r>
+              <w:rPr>
+                <w:rFonts w:ascii="Arial" w:cs="Arial" w:eastAsia="Arial" w:hAnsi="Arial"/>
+                <w:b w:val="false"/>
+                <w:bCs w:val="false"/>
+                <w:color w:val="14181E"/>
+                <w:sz w:val="16"/>
+                <w:szCs w:val="16"/>
+              </w:rPr>
+              <w:t xml:space="preserve">Send an offer in the negotiable band. As the host (host portal → Negotiations) counter it. As the guest accept the counter.</w:t>
+            </w:r>
+          </w:p>
+        </w:tc>
+        <w:tc>
+          <w:tcPr>
+            <w:tcW w:type="dxa" w:w="2976"/>
+            <w:tcBorders>
+              <w:top w:val="none" w:color="auto" w:sz="0"/>
+              <w:left w:val="none" w:color="auto" w:sz="0"/>
+              <w:bottom w:val="single" w:color="DDE2E8" w:sz="4"/>
+              <w:right w:val="none" w:color="auto" w:sz="0"/>
+            </w:tcBorders>
+            <w:tcMar>
+              <w:top w:type="dxa" w:w="70"/>
+              <w:left w:type="dxa" w:w="90"/>
+              <w:bottom w:type="dxa" w:w="70"/>
+              <w:right w:type="dxa" w:w="90"/>
+            </w:tcMar>
+          </w:tcPr>
+          <w:p>
+            <w:pPr>
+              <w:spacing w:after="40" w:line="260"/>
+            </w:pPr>
+            <w:r>
+              <w:rPr>
+                <w:rFonts w:ascii="Arial" w:cs="Arial" w:eastAsia="Arial" w:hAnsi="Arial"/>
+                <w:b w:val="false"/>
+                <w:bCs w:val="false"/>
+                <w:color w:val="14181E"/>
+                <w:sz w:val="16"/>
+                <w:szCs w:val="16"/>
+              </w:rPr>
+              <w:t xml:space="preserve">Guest sees the counter with the host's message; accepting mints a coupon that lasts until midnight tonight (not a rolling 24 hours); 'Move to book at agreed price' reopens the listing with the same dates and the same guest count (not the default 2).</w:t>
+            </w:r>
+          </w:p>
+        </w:tc>
+        <w:tc>
+          <w:tcPr>
+            <w:tcW w:type="dxa" w:w="500"/>
+            <w:tcBorders>
+              <w:top w:val="none" w:color="auto" w:sz="0"/>
+              <w:left w:val="none" w:color="auto" w:sz="0"/>
+              <w:bottom w:val="single" w:color="DDE2E8" w:sz="4"/>
+              <w:right w:val="none" w:color="auto" w:sz="0"/>
+            </w:tcBorders>
+            <w:tcMar>
+              <w:top w:type="dxa" w:w="70"/>
+              <w:left w:type="dxa" w:w="90"/>
+              <w:bottom w:type="dxa" w:w="70"/>
+              <w:right w:type="dxa" w:w="90"/>
+            </w:tcMar>
+          </w:tcPr>
+          <w:p>
+            <w:pPr>
+              <w:spacing w:after="40" w:line="260"/>
+            </w:pPr>
+            <w:r>
+              <w:rPr>
+                <w:rFonts w:ascii="Arial" w:cs="Arial" w:eastAsia="Arial" w:hAnsi="Arial"/>
+                <w:b w:val="false"/>
+                <w:bCs w:val="false"/>
+                <w:color w:val="14181E"/>
+                <w:sz w:val="16"/>
+                <w:szCs w:val="16"/>
+              </w:rPr>
+              <w:t xml:space="preserve">C</w:t>
+            </w:r>
+          </w:p>
+        </w:tc>
+        <w:tc>
+          <w:tcPr>
+            <w:tcW w:type="dxa" w:w="600"/>
+            <w:tcBorders>
+              <w:top w:val="none" w:color="auto" w:sz="0"/>
+              <w:left w:val="none" w:color="auto" w:sz="0"/>
+              <w:bottom w:val="single" w:color="DDE2E8" w:sz="4"/>
+              <w:right w:val="none" w:color="auto" w:sz="0"/>
+            </w:tcBorders>
+            <w:tcMar>
+              <w:top w:type="dxa" w:w="70"/>
+              <w:left w:type="dxa" w:w="90"/>
+              <w:bottom w:type="dxa" w:w="70"/>
+              <w:right w:type="dxa" w:w="90"/>
+            </w:tcMar>
+          </w:tcPr>
+          <w:p>
+            <w:pPr>
+              <w:spacing w:after="40" w:line="260"/>
+            </w:pPr>
+          </w:p>
+        </w:tc>
+        <w:tc>
+          <w:tcPr>
+            <w:tcW w:type="dxa" w:w="700"/>
+            <w:tcBorders>
+              <w:top w:val="none" w:color="auto" w:sz="0"/>
+              <w:left w:val="none" w:color="auto" w:sz="0"/>
+              <w:bottom w:val="single" w:color="DDE2E8" w:sz="4"/>
+              <w:right w:val="none" w:color="auto" w:sz="0"/>
+            </w:tcBorders>
+            <w:tcMar>
+              <w:top w:type="dxa" w:w="70"/>
+              <w:left w:type="dxa" w:w="90"/>
+              <w:bottom w:type="dxa" w:w="70"/>
+              <w:right w:type="dxa" w:w="90"/>
+            </w:tcMar>
+          </w:tcPr>
+          <w:p>
+            <w:pPr>
+              <w:spacing w:after="40" w:line="260"/>
+            </w:pPr>
+          </w:p>
+        </w:tc>
+      </w:tr>
+      <w:tr>
+        <w:trPr>
+          <w:cantSplit/>
+        </w:trPr>
+        <w:tc>
+          <w:tcPr>
+            <w:tcW w:type="dxa" w:w="800"/>
+            <w:tcBorders>
+              <w:top w:val="none" w:color="auto" w:sz="0"/>
+              <w:left w:val="none" w:color="auto" w:sz="0"/>
+              <w:bottom w:val="single" w:color="DDE2E8" w:sz="4"/>
+              <w:right w:val="none" w:color="auto" w:sz="0"/>
+            </w:tcBorders>
+            <w:tcMar>
+              <w:top w:type="dxa" w:w="70"/>
+              <w:left w:type="dxa" w:w="90"/>
+              <w:bottom w:type="dxa" w:w="70"/>
+              <w:right w:type="dxa" w:w="90"/>
+            </w:tcMar>
+          </w:tcPr>
+          <w:p>
+            <w:pPr>
+              <w:spacing w:after="40" w:line="260"/>
+            </w:pPr>
+            <w:r>
+              <w:rPr>
+                <w:rFonts w:ascii="Arial" w:cs="Arial" w:eastAsia="Arial" w:hAnsi="Arial"/>
+                <w:color w:val="14181E"/>
+                <w:sz w:val="16"/>
+                <w:szCs w:val="16"/>
+              </w:rPr>
+              <w:t xml:space="preserve">W-NEG-03</w:t>
+            </w:r>
+          </w:p>
+        </w:tc>
+        <w:tc>
+          <w:tcPr>
+            <w:tcW w:type="dxa" w:w="3450"/>
+            <w:tcBorders>
+              <w:top w:val="none" w:color="auto" w:sz="0"/>
+              <w:left w:val="none" w:color="auto" w:sz="0"/>
+              <w:bottom w:val="single" w:color="DDE2E8" w:sz="4"/>
+              <w:right w:val="none" w:color="auto" w:sz="0"/>
+            </w:tcBorders>
+            <w:tcMar>
+              <w:top w:type="dxa" w:w="70"/>
+              <w:left w:type="dxa" w:w="90"/>
+              <w:bottom w:type="dxa" w:w="70"/>
+              <w:right w:type="dxa" w:w="90"/>
+            </w:tcMar>
+          </w:tcPr>
+          <w:p>
+            <w:pPr>
+              <w:spacing w:after="40" w:line="260"/>
+            </w:pPr>
+            <w:r>
+              <w:rPr>
+                <w:rFonts w:ascii="Arial" w:cs="Arial" w:eastAsia="Arial" w:hAnsi="Arial"/>
+                <w:b w:val="false"/>
+                <w:bCs w:val="false"/>
+                <w:color w:val="14181E"/>
+                <w:sz w:val="16"/>
+                <w:szCs w:val="16"/>
+              </w:rPr>
+              <w:t xml:space="preserve">Start a host/admin offer (discount) on a listing; open it as a guest.</w:t>
+            </w:r>
+          </w:p>
+        </w:tc>
+        <w:tc>
+          <w:tcPr>
+            <w:tcW w:type="dxa" w:w="2976"/>
+            <w:tcBorders>
+              <w:top w:val="none" w:color="auto" w:sz="0"/>
+              <w:left w:val="none" w:color="auto" w:sz="0"/>
+              <w:bottom w:val="single" w:color="DDE2E8" w:sz="4"/>
+              <w:right w:val="none" w:color="auto" w:sz="0"/>
+            </w:tcBorders>
+            <w:tcMar>
+              <w:top w:type="dxa" w:w="70"/>
+              <w:left w:type="dxa" w:w="90"/>
+              <w:bottom w:type="dxa" w:w="70"/>
+              <w:right w:type="dxa" w:w="90"/>
+            </w:tcMar>
+          </w:tcPr>
+          <w:p>
+            <w:pPr>
+              <w:spacing w:after="40" w:line="260"/>
+            </w:pPr>
+            <w:r>
+              <w:rPr>
+                <w:rFonts w:ascii="Arial" w:cs="Arial" w:eastAsia="Arial" w:hAnsi="Arial"/>
+                <w:b w:val="false"/>
+                <w:bCs w:val="false"/>
+                <w:color w:val="14181E"/>
+                <w:sz w:val="16"/>
+                <w:szCs w:val="16"/>
+              </w:rPr>
+              <w:t xml:space="preserve">The displayed price is the discounted one everywhere (card, listing, review, payment); negotiation is unavailable while the offer runs; a coupon cannot stack on top.</w:t>
+            </w:r>
+          </w:p>
+        </w:tc>
+        <w:tc>
+          <w:tcPr>
+            <w:tcW w:type="dxa" w:w="500"/>
+            <w:tcBorders>
+              <w:top w:val="none" w:color="auto" w:sz="0"/>
+              <w:left w:val="none" w:color="auto" w:sz="0"/>
+              <w:bottom w:val="single" w:color="DDE2E8" w:sz="4"/>
+              <w:right w:val="none" w:color="auto" w:sz="0"/>
+            </w:tcBorders>
+            <w:tcMar>
+              <w:top w:type="dxa" w:w="70"/>
+              <w:left w:type="dxa" w:w="90"/>
+              <w:bottom w:type="dxa" w:w="70"/>
+              <w:right w:type="dxa" w:w="90"/>
+            </w:tcMar>
+          </w:tcPr>
+          <w:p>
+            <w:pPr>
+              <w:spacing w:after="40" w:line="260"/>
+            </w:pPr>
+            <w:r>
+              <w:rPr>
+                <w:rFonts w:ascii="Arial" w:cs="Arial" w:eastAsia="Arial" w:hAnsi="Arial"/>
+                <w:b w:val="false"/>
+                <w:bCs w:val="false"/>
+                <w:color w:val="14181E"/>
+                <w:sz w:val="16"/>
+                <w:szCs w:val="16"/>
+              </w:rPr>
+              <w:t xml:space="preserve">H</w:t>
+            </w:r>
+          </w:p>
+        </w:tc>
+        <w:tc>
+          <w:tcPr>
+            <w:tcW w:type="dxa" w:w="600"/>
+            <w:tcBorders>
+              <w:top w:val="none" w:color="auto" w:sz="0"/>
+              <w:left w:val="none" w:color="auto" w:sz="0"/>
+              <w:bottom w:val="single" w:color="DDE2E8" w:sz="4"/>
+              <w:right w:val="none" w:color="auto" w:sz="0"/>
+            </w:tcBorders>
+            <w:tcMar>
+              <w:top w:type="dxa" w:w="70"/>
+              <w:left w:type="dxa" w:w="90"/>
+              <w:bottom w:type="dxa" w:w="70"/>
+              <w:right w:type="dxa" w:w="90"/>
+            </w:tcMar>
+          </w:tcPr>
+          <w:p>
+            <w:pPr>
+              <w:spacing w:after="40" w:line="260"/>
+            </w:pPr>
+          </w:p>
+        </w:tc>
+        <w:tc>
+          <w:tcPr>
+            <w:tcW w:type="dxa" w:w="700"/>
+            <w:tcBorders>
+              <w:top w:val="none" w:color="auto" w:sz="0"/>
+              <w:left w:val="none" w:color="auto" w:sz="0"/>
+              <w:bottom w:val="single" w:color="DDE2E8" w:sz="4"/>
+              <w:right w:val="none" w:color="auto" w:sz="0"/>
+            </w:tcBorders>
+            <w:tcMar>
+              <w:top w:type="dxa" w:w="70"/>
+              <w:left w:type="dxa" w:w="90"/>
+              <w:bottom w:type="dxa" w:w="70"/>
+              <w:right w:type="dxa" w:w="90"/>
+            </w:tcMar>
+          </w:tcPr>
+          <w:p>
+            <w:pPr>
+              <w:spacing w:after="40" w:line="260"/>
+            </w:pPr>
+          </w:p>
+        </w:tc>
+      </w:tr>
+      <w:tr>
+        <w:trPr>
+          <w:cantSplit/>
+        </w:trPr>
+        <w:tc>
+          <w:tcPr>
+            <w:tcW w:type="dxa" w:w="800"/>
+            <w:tcBorders>
+              <w:top w:val="none" w:color="auto" w:sz="0"/>
+              <w:left w:val="none" w:color="auto" w:sz="0"/>
+              <w:bottom w:val="single" w:color="DDE2E8" w:sz="4"/>
+              <w:right w:val="none" w:color="auto" w:sz="0"/>
+            </w:tcBorders>
+            <w:tcMar>
+              <w:top w:type="dxa" w:w="70"/>
+              <w:left w:type="dxa" w:w="90"/>
+              <w:bottom w:type="dxa" w:w="70"/>
+              <w:right w:type="dxa" w:w="90"/>
+            </w:tcMar>
+          </w:tcPr>
+          <w:p>
+            <w:pPr>
+              <w:spacing w:after="40" w:line="260"/>
+            </w:pPr>
+            <w:r>
+              <w:rPr>
+                <w:rFonts w:ascii="Arial" w:cs="Arial" w:eastAsia="Arial" w:hAnsi="Arial"/>
+                <w:color w:val="14181E"/>
+                <w:sz w:val="16"/>
+                <w:szCs w:val="16"/>
+              </w:rPr>
               <w:t xml:space="preserve">W-NEG-04</w:t>
             </w:r>
           </w:p>
@@ -8692,6 +8872,543 @@
                 <w:szCs w:val="16"/>
               </w:rPr>
               <w:t xml:space="preserve">Counts and tabs are consistent; each thread shows dates, guests and the last message.</w:t>
+            </w:r>
+          </w:p>
+        </w:tc>
+        <w:tc>
+          <w:tcPr>
+            <w:tcW w:type="dxa" w:w="500"/>
+            <w:tcBorders>
+              <w:top w:val="none" w:color="auto" w:sz="0"/>
+              <w:left w:val="none" w:color="auto" w:sz="0"/>
+              <w:bottom w:val="single" w:color="DDE2E8" w:sz="4"/>
+              <w:right w:val="none" w:color="auto" w:sz="0"/>
+            </w:tcBorders>
+            <w:tcMar>
+              <w:top w:type="dxa" w:w="70"/>
+              <w:left w:type="dxa" w:w="90"/>
+              <w:bottom w:type="dxa" w:w="70"/>
+              <w:right w:type="dxa" w:w="90"/>
+            </w:tcMar>
+          </w:tcPr>
+          <w:p>
+            <w:pPr>
+              <w:spacing w:after="40" w:line="260"/>
+            </w:pPr>
+            <w:r>
+              <w:rPr>
+                <w:rFonts w:ascii="Arial" w:cs="Arial" w:eastAsia="Arial" w:hAnsi="Arial"/>
+                <w:b w:val="false"/>
+                <w:bCs w:val="false"/>
+                <w:color w:val="14181E"/>
+                <w:sz w:val="16"/>
+                <w:szCs w:val="16"/>
+              </w:rPr>
+              <w:t xml:space="preserve">M</w:t>
+            </w:r>
+          </w:p>
+        </w:tc>
+        <w:tc>
+          <w:tcPr>
+            <w:tcW w:type="dxa" w:w="600"/>
+            <w:tcBorders>
+              <w:top w:val="none" w:color="auto" w:sz="0"/>
+              <w:left w:val="none" w:color="auto" w:sz="0"/>
+              <w:bottom w:val="single" w:color="DDE2E8" w:sz="4"/>
+              <w:right w:val="none" w:color="auto" w:sz="0"/>
+            </w:tcBorders>
+            <w:tcMar>
+              <w:top w:type="dxa" w:w="70"/>
+              <w:left w:type="dxa" w:w="90"/>
+              <w:bottom w:type="dxa" w:w="70"/>
+              <w:right w:type="dxa" w:w="90"/>
+            </w:tcMar>
+          </w:tcPr>
+          <w:p>
+            <w:pPr>
+              <w:spacing w:after="40" w:line="260"/>
+            </w:pPr>
+          </w:p>
+        </w:tc>
+        <w:tc>
+          <w:tcPr>
+            <w:tcW w:type="dxa" w:w="700"/>
+            <w:tcBorders>
+              <w:top w:val="none" w:color="auto" w:sz="0"/>
+              <w:left w:val="none" w:color="auto" w:sz="0"/>
+              <w:bottom w:val="single" w:color="DDE2E8" w:sz="4"/>
+              <w:right w:val="none" w:color="auto" w:sz="0"/>
+            </w:tcBorders>
+            <w:tcMar>
+              <w:top w:type="dxa" w:w="70"/>
+              <w:left w:type="dxa" w:w="90"/>
+              <w:bottom w:type="dxa" w:w="70"/>
+              <w:right w:type="dxa" w:w="90"/>
+            </w:tcMar>
+          </w:tcPr>
+          <w:p>
+            <w:pPr>
+              <w:spacing w:after="40" w:line="260"/>
+            </w:pPr>
+          </w:p>
+        </w:tc>
+      </w:tr>
+      <w:tr>
+        <w:trPr>
+          <w:cantSplit/>
+        </w:trPr>
+        <w:tc>
+          <w:tcPr>
+            <w:tcW w:type="dxa" w:w="800"/>
+            <w:tcBorders>
+              <w:top w:val="none" w:color="auto" w:sz="0"/>
+              <w:left w:val="none" w:color="auto" w:sz="0"/>
+              <w:bottom w:val="single" w:color="DDE2E8" w:sz="4"/>
+              <w:right w:val="none" w:color="auto" w:sz="0"/>
+            </w:tcBorders>
+            <w:tcMar>
+              <w:top w:type="dxa" w:w="70"/>
+              <w:left w:type="dxa" w:w="90"/>
+              <w:bottom w:type="dxa" w:w="70"/>
+              <w:right w:type="dxa" w:w="90"/>
+            </w:tcMar>
+          </w:tcPr>
+          <w:p>
+            <w:pPr>
+              <w:spacing w:after="40" w:line="260"/>
+            </w:pPr>
+            <w:r>
+              <w:rPr>
+                <w:rFonts w:ascii="Arial" w:cs="Arial" w:eastAsia="Arial" w:hAnsi="Arial"/>
+                <w:color w:val="14181E"/>
+                <w:sz w:val="16"/>
+                <w:szCs w:val="16"/>
+              </w:rPr>
+              <w:t xml:space="preserve">W-NEG-05</w:t>
+            </w:r>
+          </w:p>
+        </w:tc>
+        <w:tc>
+          <w:tcPr>
+            <w:tcW w:type="dxa" w:w="3450"/>
+            <w:tcBorders>
+              <w:top w:val="none" w:color="auto" w:sz="0"/>
+              <w:left w:val="none" w:color="auto" w:sz="0"/>
+              <w:bottom w:val="single" w:color="DDE2E8" w:sz="4"/>
+              <w:right w:val="none" w:color="auto" w:sz="0"/>
+            </w:tcBorders>
+            <w:tcMar>
+              <w:top w:type="dxa" w:w="70"/>
+              <w:left w:type="dxa" w:w="90"/>
+              <w:bottom w:type="dxa" w:w="70"/>
+              <w:right w:type="dxa" w:w="90"/>
+            </w:tcMar>
+          </w:tcPr>
+          <w:p>
+            <w:pPr>
+              <w:spacing w:after="40" w:line="260"/>
+            </w:pPr>
+            <w:r>
+              <w:rPr>
+                <w:rFonts w:ascii="Arial" w:cs="Arial" w:eastAsia="Arial" w:hAnsi="Arial"/>
+                <w:b w:val="false"/>
+                <w:bCs w:val="false"/>
+                <w:color w:val="14181E"/>
+                <w:sz w:val="16"/>
+                <w:szCs w:val="16"/>
+              </w:rPr>
+              <w:t xml:space="preserve">Set dates starting TOMORROW on a negotiable listing and look for Send an Offer. Then set dates starting TODAY on the same listing.</w:t>
+            </w:r>
+          </w:p>
+        </w:tc>
+        <w:tc>
+          <w:tcPr>
+            <w:tcW w:type="dxa" w:w="2976"/>
+            <w:tcBorders>
+              <w:top w:val="none" w:color="auto" w:sz="0"/>
+              <w:left w:val="none" w:color="auto" w:sz="0"/>
+              <w:bottom w:val="single" w:color="DDE2E8" w:sz="4"/>
+              <w:right w:val="none" w:color="auto" w:sz="0"/>
+            </w:tcBorders>
+            <w:tcMar>
+              <w:top w:type="dxa" w:w="70"/>
+              <w:left w:type="dxa" w:w="90"/>
+              <w:bottom w:type="dxa" w:w="70"/>
+              <w:right w:type="dxa" w:w="90"/>
+            </w:tcMar>
+          </w:tcPr>
+          <w:p>
+            <w:pPr>
+              <w:spacing w:after="40" w:line="260"/>
+            </w:pPr>
+            <w:r>
+              <w:rPr>
+                <w:rFonts w:ascii="Arial" w:cs="Arial" w:eastAsia="Arial" w:hAnsi="Arial"/>
+                <w:b w:val="false"/>
+                <w:bCs w:val="false"/>
+                <w:color w:val="14181E"/>
+                <w:sz w:val="16"/>
+                <w:szCs w:val="16"/>
+              </w:rPr>
+              <w:t xml:space="preserve">Tomorrow: no offer button — the rail says it is an advance booking and points at the 10% option. Today: the offer button is there and an offer can be sent. Record the refusal as a PASS; this is the rule, not a fault.</w:t>
+            </w:r>
+          </w:p>
+        </w:tc>
+        <w:tc>
+          <w:tcPr>
+            <w:tcW w:type="dxa" w:w="500"/>
+            <w:tcBorders>
+              <w:top w:val="none" w:color="auto" w:sz="0"/>
+              <w:left w:val="none" w:color="auto" w:sz="0"/>
+              <w:bottom w:val="single" w:color="DDE2E8" w:sz="4"/>
+              <w:right w:val="none" w:color="auto" w:sz="0"/>
+            </w:tcBorders>
+            <w:tcMar>
+              <w:top w:type="dxa" w:w="70"/>
+              <w:left w:type="dxa" w:w="90"/>
+              <w:bottom w:type="dxa" w:w="70"/>
+              <w:right w:type="dxa" w:w="90"/>
+            </w:tcMar>
+          </w:tcPr>
+          <w:p>
+            <w:pPr>
+              <w:spacing w:after="40" w:line="260"/>
+            </w:pPr>
+            <w:r>
+              <w:rPr>
+                <w:rFonts w:ascii="Arial" w:cs="Arial" w:eastAsia="Arial" w:hAnsi="Arial"/>
+                <w:b w:val="false"/>
+                <w:bCs w:val="false"/>
+                <w:color w:val="14181E"/>
+                <w:sz w:val="16"/>
+                <w:szCs w:val="16"/>
+              </w:rPr>
+              <w:t xml:space="preserve">C</w:t>
+            </w:r>
+          </w:p>
+        </w:tc>
+        <w:tc>
+          <w:tcPr>
+            <w:tcW w:type="dxa" w:w="600"/>
+            <w:tcBorders>
+              <w:top w:val="none" w:color="auto" w:sz="0"/>
+              <w:left w:val="none" w:color="auto" w:sz="0"/>
+              <w:bottom w:val="single" w:color="DDE2E8" w:sz="4"/>
+              <w:right w:val="none" w:color="auto" w:sz="0"/>
+            </w:tcBorders>
+            <w:tcMar>
+              <w:top w:type="dxa" w:w="70"/>
+              <w:left w:type="dxa" w:w="90"/>
+              <w:bottom w:type="dxa" w:w="70"/>
+              <w:right w:type="dxa" w:w="90"/>
+            </w:tcMar>
+          </w:tcPr>
+          <w:p>
+            <w:pPr>
+              <w:spacing w:after="40" w:line="260"/>
+            </w:pPr>
+          </w:p>
+        </w:tc>
+        <w:tc>
+          <w:tcPr>
+            <w:tcW w:type="dxa" w:w="700"/>
+            <w:tcBorders>
+              <w:top w:val="none" w:color="auto" w:sz="0"/>
+              <w:left w:val="none" w:color="auto" w:sz="0"/>
+              <w:bottom w:val="single" w:color="DDE2E8" w:sz="4"/>
+              <w:right w:val="none" w:color="auto" w:sz="0"/>
+            </w:tcBorders>
+            <w:tcMar>
+              <w:top w:type="dxa" w:w="70"/>
+              <w:left w:type="dxa" w:w="90"/>
+              <w:bottom w:type="dxa" w:w="70"/>
+              <w:right w:type="dxa" w:w="90"/>
+            </w:tcMar>
+          </w:tcPr>
+          <w:p>
+            <w:pPr>
+              <w:spacing w:after="40" w:line="260"/>
+            </w:pPr>
+          </w:p>
+        </w:tc>
+      </w:tr>
+      <w:tr>
+        <w:trPr>
+          <w:cantSplit/>
+        </w:trPr>
+        <w:tc>
+          <w:tcPr>
+            <w:tcW w:type="dxa" w:w="800"/>
+            <w:tcBorders>
+              <w:top w:val="none" w:color="auto" w:sz="0"/>
+              <w:left w:val="none" w:color="auto" w:sz="0"/>
+              <w:bottom w:val="single" w:color="DDE2E8" w:sz="4"/>
+              <w:right w:val="none" w:color="auto" w:sz="0"/>
+            </w:tcBorders>
+            <w:tcMar>
+              <w:top w:type="dxa" w:w="70"/>
+              <w:left w:type="dxa" w:w="90"/>
+              <w:bottom w:type="dxa" w:w="70"/>
+              <w:right w:type="dxa" w:w="90"/>
+            </w:tcMar>
+          </w:tcPr>
+          <w:p>
+            <w:pPr>
+              <w:spacing w:after="40" w:line="260"/>
+            </w:pPr>
+            <w:r>
+              <w:rPr>
+                <w:rFonts w:ascii="Arial" w:cs="Arial" w:eastAsia="Arial" w:hAnsi="Arial"/>
+                <w:color w:val="14181E"/>
+                <w:sz w:val="16"/>
+                <w:szCs w:val="16"/>
+              </w:rPr>
+              <w:t xml:space="preserve">W-NEG-06</w:t>
+            </w:r>
+          </w:p>
+        </w:tc>
+        <w:tc>
+          <w:tcPr>
+            <w:tcW w:type="dxa" w:w="3450"/>
+            <w:tcBorders>
+              <w:top w:val="none" w:color="auto" w:sz="0"/>
+              <w:left w:val="none" w:color="auto" w:sz="0"/>
+              <w:bottom w:val="single" w:color="DDE2E8" w:sz="4"/>
+              <w:right w:val="none" w:color="auto" w:sz="0"/>
+            </w:tcBorders>
+            <w:tcMar>
+              <w:top w:type="dxa" w:w="70"/>
+              <w:left w:type="dxa" w:w="90"/>
+              <w:bottom w:type="dxa" w:w="70"/>
+              <w:right w:type="dxa" w:w="90"/>
+            </w:tcMar>
+          </w:tcPr>
+          <w:p>
+            <w:pPr>
+              <w:spacing w:after="40" w:line="260"/>
+            </w:pPr>
+            <w:r>
+              <w:rPr>
+                <w:rFonts w:ascii="Arial" w:cs="Arial" w:eastAsia="Arial" w:hAnsi="Arial"/>
+                <w:b w:val="false"/>
+                <w:bCs w:val="false"/>
+                <w:color w:val="14181E"/>
+                <w:sz w:val="16"/>
+                <w:szCs w:val="16"/>
+              </w:rPr>
+              <w:t xml:space="preserve">Open an accepted deal with Book at the agreed price. Try to change the check-in and check-out. Then use Book different dates without the deal.</w:t>
+            </w:r>
+          </w:p>
+        </w:tc>
+        <w:tc>
+          <w:tcPr>
+            <w:tcW w:type="dxa" w:w="2976"/>
+            <w:tcBorders>
+              <w:top w:val="none" w:color="auto" w:sz="0"/>
+              <w:left w:val="none" w:color="auto" w:sz="0"/>
+              <w:bottom w:val="single" w:color="DDE2E8" w:sz="4"/>
+              <w:right w:val="none" w:color="auto" w:sz="0"/>
+            </w:tcBorders>
+            <w:tcMar>
+              <w:top w:type="dxa" w:w="70"/>
+              <w:left w:type="dxa" w:w="90"/>
+              <w:bottom w:type="dxa" w:w="70"/>
+              <w:right w:type="dxa" w:w="90"/>
+            </w:tcMar>
+          </w:tcPr>
+          <w:p>
+            <w:pPr>
+              <w:spacing w:after="40" w:line="260"/>
+            </w:pPr>
+            <w:r>
+              <w:rPr>
+                <w:rFonts w:ascii="Arial" w:cs="Arial" w:eastAsia="Arial" w:hAnsi="Arial"/>
+                <w:b w:val="false"/>
+                <w:bCs w:val="false"/>
+                <w:color w:val="14181E"/>
+                <w:sz w:val="16"/>
+                <w:szCs w:val="16"/>
+              </w:rPr>
+              <w:t xml:space="preserve">The date fields do not open and say the deal is agreed for those dates. Releasing removes the discount, the price returns to the listed one, and the dates become editable again.</w:t>
+            </w:r>
+          </w:p>
+        </w:tc>
+        <w:tc>
+          <w:tcPr>
+            <w:tcW w:type="dxa" w:w="500"/>
+            <w:tcBorders>
+              <w:top w:val="none" w:color="auto" w:sz="0"/>
+              <w:left w:val="none" w:color="auto" w:sz="0"/>
+              <w:bottom w:val="single" w:color="DDE2E8" w:sz="4"/>
+              <w:right w:val="none" w:color="auto" w:sz="0"/>
+            </w:tcBorders>
+            <w:tcMar>
+              <w:top w:type="dxa" w:w="70"/>
+              <w:left w:type="dxa" w:w="90"/>
+              <w:bottom w:type="dxa" w:w="70"/>
+              <w:right w:type="dxa" w:w="90"/>
+            </w:tcMar>
+          </w:tcPr>
+          <w:p>
+            <w:pPr>
+              <w:spacing w:after="40" w:line="260"/>
+            </w:pPr>
+            <w:r>
+              <w:rPr>
+                <w:rFonts w:ascii="Arial" w:cs="Arial" w:eastAsia="Arial" w:hAnsi="Arial"/>
+                <w:b w:val="false"/>
+                <w:bCs w:val="false"/>
+                <w:color w:val="14181E"/>
+                <w:sz w:val="16"/>
+                <w:szCs w:val="16"/>
+              </w:rPr>
+              <w:t xml:space="preserve">H</w:t>
+            </w:r>
+          </w:p>
+        </w:tc>
+        <w:tc>
+          <w:tcPr>
+            <w:tcW w:type="dxa" w:w="600"/>
+            <w:tcBorders>
+              <w:top w:val="none" w:color="auto" w:sz="0"/>
+              <w:left w:val="none" w:color="auto" w:sz="0"/>
+              <w:bottom w:val="single" w:color="DDE2E8" w:sz="4"/>
+              <w:right w:val="none" w:color="auto" w:sz="0"/>
+            </w:tcBorders>
+            <w:tcMar>
+              <w:top w:type="dxa" w:w="70"/>
+              <w:left w:type="dxa" w:w="90"/>
+              <w:bottom w:type="dxa" w:w="70"/>
+              <w:right w:type="dxa" w:w="90"/>
+            </w:tcMar>
+          </w:tcPr>
+          <w:p>
+            <w:pPr>
+              <w:spacing w:after="40" w:line="260"/>
+            </w:pPr>
+          </w:p>
+        </w:tc>
+        <w:tc>
+          <w:tcPr>
+            <w:tcW w:type="dxa" w:w="700"/>
+            <w:tcBorders>
+              <w:top w:val="none" w:color="auto" w:sz="0"/>
+              <w:left w:val="none" w:color="auto" w:sz="0"/>
+              <w:bottom w:val="single" w:color="DDE2E8" w:sz="4"/>
+              <w:right w:val="none" w:color="auto" w:sz="0"/>
+            </w:tcBorders>
+            <w:tcMar>
+              <w:top w:type="dxa" w:w="70"/>
+              <w:left w:type="dxa" w:w="90"/>
+              <w:bottom w:type="dxa" w:w="70"/>
+              <w:right w:type="dxa" w:w="90"/>
+            </w:tcMar>
+          </w:tcPr>
+          <w:p>
+            <w:pPr>
+              <w:spacing w:after="40" w:line="260"/>
+            </w:pPr>
+          </w:p>
+        </w:tc>
+      </w:tr>
+      <w:tr>
+        <w:trPr>
+          <w:cantSplit/>
+        </w:trPr>
+        <w:tc>
+          <w:tcPr>
+            <w:tcW w:type="dxa" w:w="800"/>
+            <w:tcBorders>
+              <w:top w:val="none" w:color="auto" w:sz="0"/>
+              <w:left w:val="none" w:color="auto" w:sz="0"/>
+              <w:bottom w:val="single" w:color="DDE2E8" w:sz="4"/>
+              <w:right w:val="none" w:color="auto" w:sz="0"/>
+            </w:tcBorders>
+            <w:tcMar>
+              <w:top w:type="dxa" w:w="70"/>
+              <w:left w:type="dxa" w:w="90"/>
+              <w:bottom w:type="dxa" w:w="70"/>
+              <w:right w:type="dxa" w:w="90"/>
+            </w:tcMar>
+          </w:tcPr>
+          <w:p>
+            <w:pPr>
+              <w:spacing w:after="40" w:line="260"/>
+            </w:pPr>
+            <w:r>
+              <w:rPr>
+                <w:rFonts w:ascii="Arial" w:cs="Arial" w:eastAsia="Arial" w:hAnsi="Arial"/>
+                <w:color w:val="14181E"/>
+                <w:sz w:val="16"/>
+                <w:szCs w:val="16"/>
+              </w:rPr>
+              <w:t xml:space="preserve">W-NEG-07</w:t>
+            </w:r>
+          </w:p>
+        </w:tc>
+        <w:tc>
+          <w:tcPr>
+            <w:tcW w:type="dxa" w:w="3450"/>
+            <w:tcBorders>
+              <w:top w:val="none" w:color="auto" w:sz="0"/>
+              <w:left w:val="none" w:color="auto" w:sz="0"/>
+              <w:bottom w:val="single" w:color="DDE2E8" w:sz="4"/>
+              <w:right w:val="none" w:color="auto" w:sz="0"/>
+            </w:tcBorders>
+            <w:tcMar>
+              <w:top w:type="dxa" w:w="70"/>
+              <w:left w:type="dxa" w:w="90"/>
+              <w:bottom w:type="dxa" w:w="70"/>
+              <w:right w:type="dxa" w:w="90"/>
+            </w:tcMar>
+          </w:tcPr>
+          <w:p>
+            <w:pPr>
+              <w:spacing w:after="40" w:line="260"/>
+            </w:pPr>
+            <w:r>
+              <w:rPr>
+                <w:rFonts w:ascii="Arial" w:cs="Arial" w:eastAsia="Arial" w:hAnsi="Arial"/>
+                <w:b w:val="false"/>
+                <w:bCs w:val="false"/>
+                <w:color w:val="14181E"/>
+                <w:sz w:val="16"/>
+                <w:szCs w:val="16"/>
+              </w:rPr>
+              <w:t xml:space="preserve">On the Negotiations screen read what it says the deal is worth and how long it lasts.</w:t>
+            </w:r>
+          </w:p>
+        </w:tc>
+        <w:tc>
+          <w:tcPr>
+            <w:tcW w:type="dxa" w:w="2976"/>
+            <w:tcBorders>
+              <w:top w:val="none" w:color="auto" w:sz="0"/>
+              <w:left w:val="none" w:color="auto" w:sz="0"/>
+              <w:bottom w:val="single" w:color="DDE2E8" w:sz="4"/>
+              <w:right w:val="none" w:color="auto" w:sz="0"/>
+            </w:tcBorders>
+            <w:tcMar>
+              <w:top w:type="dxa" w:w="70"/>
+              <w:left w:type="dxa" w:w="90"/>
+              <w:bottom w:type="dxa" w:w="70"/>
+              <w:right w:type="dxa" w:w="90"/>
+            </w:tcMar>
+          </w:tcPr>
+          <w:p>
+            <w:pPr>
+              <w:spacing w:after="40" w:line="260"/>
+            </w:pPr>
+            <w:r>
+              <w:rPr>
+                <w:rFonts w:ascii="Arial" w:cs="Arial" w:eastAsia="Arial" w:hAnsi="Arial"/>
+                <w:b w:val="false"/>
+                <w:bCs w:val="false"/>
+                <w:color w:val="14181E"/>
+                <w:sz w:val="16"/>
+                <w:szCs w:val="16"/>
+              </w:rPr>
+              <w:t xml:space="preserve">It says the deal lasts until midnight tonight. It must not say 24 hours anywhere.</w:t>
             </w:r>
           </w:p>
         </w:tc>
@@ -12026,6 +12743,364 @@
                 <w:szCs w:val="16"/>
               </w:rPr>
               <w:t xml:space="preserve">Toggle works and the listing disappears from / reappears in search within a minute.</w:t>
+            </w:r>
+          </w:p>
+        </w:tc>
+        <w:tc>
+          <w:tcPr>
+            <w:tcW w:type="dxa" w:w="500"/>
+            <w:tcBorders>
+              <w:top w:val="none" w:color="auto" w:sz="0"/>
+              <w:left w:val="none" w:color="auto" w:sz="0"/>
+              <w:bottom w:val="single" w:color="DDE2E8" w:sz="4"/>
+              <w:right w:val="none" w:color="auto" w:sz="0"/>
+            </w:tcBorders>
+            <w:tcMar>
+              <w:top w:type="dxa" w:w="70"/>
+              <w:left w:type="dxa" w:w="90"/>
+              <w:bottom w:type="dxa" w:w="70"/>
+              <w:right w:type="dxa" w:w="90"/>
+            </w:tcMar>
+          </w:tcPr>
+          <w:p>
+            <w:pPr>
+              <w:spacing w:after="40" w:line="260"/>
+            </w:pPr>
+            <w:r>
+              <w:rPr>
+                <w:rFonts w:ascii="Arial" w:cs="Arial" w:eastAsia="Arial" w:hAnsi="Arial"/>
+                <w:b w:val="false"/>
+                <w:bCs w:val="false"/>
+                <w:color w:val="14181E"/>
+                <w:sz w:val="16"/>
+                <w:szCs w:val="16"/>
+              </w:rPr>
+              <w:t xml:space="preserve">H</w:t>
+            </w:r>
+          </w:p>
+        </w:tc>
+        <w:tc>
+          <w:tcPr>
+            <w:tcW w:type="dxa" w:w="600"/>
+            <w:tcBorders>
+              <w:top w:val="none" w:color="auto" w:sz="0"/>
+              <w:left w:val="none" w:color="auto" w:sz="0"/>
+              <w:bottom w:val="single" w:color="DDE2E8" w:sz="4"/>
+              <w:right w:val="none" w:color="auto" w:sz="0"/>
+            </w:tcBorders>
+            <w:tcMar>
+              <w:top w:type="dxa" w:w="70"/>
+              <w:left w:type="dxa" w:w="90"/>
+              <w:bottom w:type="dxa" w:w="70"/>
+              <w:right w:type="dxa" w:w="90"/>
+            </w:tcMar>
+          </w:tcPr>
+          <w:p>
+            <w:pPr>
+              <w:spacing w:after="40" w:line="260"/>
+            </w:pPr>
+          </w:p>
+        </w:tc>
+        <w:tc>
+          <w:tcPr>
+            <w:tcW w:type="dxa" w:w="700"/>
+            <w:tcBorders>
+              <w:top w:val="none" w:color="auto" w:sz="0"/>
+              <w:left w:val="none" w:color="auto" w:sz="0"/>
+              <w:bottom w:val="single" w:color="DDE2E8" w:sz="4"/>
+              <w:right w:val="none" w:color="auto" w:sz="0"/>
+            </w:tcBorders>
+            <w:tcMar>
+              <w:top w:type="dxa" w:w="70"/>
+              <w:left w:type="dxa" w:w="90"/>
+              <w:bottom w:type="dxa" w:w="70"/>
+              <w:right w:type="dxa" w:w="90"/>
+            </w:tcMar>
+          </w:tcPr>
+          <w:p>
+            <w:pPr>
+              <w:spacing w:after="40" w:line="260"/>
+            </w:pPr>
+          </w:p>
+        </w:tc>
+      </w:tr>
+      <w:tr>
+        <w:trPr>
+          <w:cantSplit/>
+        </w:trPr>
+        <w:tc>
+          <w:tcPr>
+            <w:tcW w:type="dxa" w:w="800"/>
+            <w:tcBorders>
+              <w:top w:val="none" w:color="auto" w:sz="0"/>
+              <w:left w:val="none" w:color="auto" w:sz="0"/>
+              <w:bottom w:val="single" w:color="DDE2E8" w:sz="4"/>
+              <w:right w:val="none" w:color="auto" w:sz="0"/>
+            </w:tcBorders>
+            <w:tcMar>
+              <w:top w:type="dxa" w:w="70"/>
+              <w:left w:type="dxa" w:w="90"/>
+              <w:bottom w:type="dxa" w:w="70"/>
+              <w:right w:type="dxa" w:w="90"/>
+            </w:tcMar>
+          </w:tcPr>
+          <w:p>
+            <w:pPr>
+              <w:spacing w:after="40" w:line="260"/>
+            </w:pPr>
+            <w:r>
+              <w:rPr>
+                <w:rFonts w:ascii="Arial" w:cs="Arial" w:eastAsia="Arial" w:hAnsi="Arial"/>
+                <w:color w:val="14181E"/>
+                <w:sz w:val="16"/>
+                <w:szCs w:val="16"/>
+              </w:rPr>
+              <w:t xml:space="preserve">W-HOST-04a</w:t>
+            </w:r>
+          </w:p>
+        </w:tc>
+        <w:tc>
+          <w:tcPr>
+            <w:tcW w:type="dxa" w:w="3450"/>
+            <w:tcBorders>
+              <w:top w:val="none" w:color="auto" w:sz="0"/>
+              <w:left w:val="none" w:color="auto" w:sz="0"/>
+              <w:bottom w:val="single" w:color="DDE2E8" w:sz="4"/>
+              <w:right w:val="none" w:color="auto" w:sz="0"/>
+            </w:tcBorders>
+            <w:tcMar>
+              <w:top w:type="dxa" w:w="70"/>
+              <w:left w:type="dxa" w:w="90"/>
+              <w:bottom w:type="dxa" w:w="70"/>
+              <w:right w:type="dxa" w:w="90"/>
+            </w:tcMar>
+          </w:tcPr>
+          <w:p>
+            <w:pPr>
+              <w:spacing w:after="40" w:line="260"/>
+            </w:pPr>
+            <w:r>
+              <w:rPr>
+                <w:rFonts w:ascii="Arial" w:cs="Arial" w:eastAsia="Arial" w:hAnsi="Arial"/>
+                <w:b w:val="false"/>
+                <w:bCs w:val="false"/>
+                <w:color w:val="14181E"/>
+                <w:sz w:val="16"/>
+                <w:szCs w:val="16"/>
+              </w:rPr>
+              <w:t xml:space="preserve">Properties list: press the eye (preview) button on one of your listings, including an inactive one.</w:t>
+            </w:r>
+          </w:p>
+        </w:tc>
+        <w:tc>
+          <w:tcPr>
+            <w:tcW w:type="dxa" w:w="2976"/>
+            <w:tcBorders>
+              <w:top w:val="none" w:color="auto" w:sz="0"/>
+              <w:left w:val="none" w:color="auto" w:sz="0"/>
+              <w:bottom w:val="single" w:color="DDE2E8" w:sz="4"/>
+              <w:right w:val="none" w:color="auto" w:sz="0"/>
+            </w:tcBorders>
+            <w:tcMar>
+              <w:top w:type="dxa" w:w="70"/>
+              <w:left w:type="dxa" w:w="90"/>
+              <w:bottom w:type="dxa" w:w="70"/>
+              <w:right w:type="dxa" w:w="90"/>
+            </w:tcMar>
+          </w:tcPr>
+          <w:p>
+            <w:pPr>
+              <w:spacing w:after="40" w:line="260"/>
+            </w:pPr>
+            <w:r>
+              <w:rPr>
+                <w:rFonts w:ascii="Arial" w:cs="Arial" w:eastAsia="Arial" w:hAnsi="Arial"/>
+                <w:b w:val="false"/>
+                <w:bCs w:val="false"/>
+                <w:color w:val="14181E"/>
+                <w:sz w:val="16"/>
+                <w:szCs w:val="16"/>
+              </w:rPr>
+              <w:t xml:space="preserve">The listing opens as a guest sees it, under a preview bar reading 'This is how guests see your listing' with My Properties and Edit listing. No renter header, no renter account menu, no site footer. Back to My Properties returns to the list.</w:t>
+            </w:r>
+          </w:p>
+        </w:tc>
+        <w:tc>
+          <w:tcPr>
+            <w:tcW w:type="dxa" w:w="500"/>
+            <w:tcBorders>
+              <w:top w:val="none" w:color="auto" w:sz="0"/>
+              <w:left w:val="none" w:color="auto" w:sz="0"/>
+              <w:bottom w:val="single" w:color="DDE2E8" w:sz="4"/>
+              <w:right w:val="none" w:color="auto" w:sz="0"/>
+            </w:tcBorders>
+            <w:tcMar>
+              <w:top w:type="dxa" w:w="70"/>
+              <w:left w:type="dxa" w:w="90"/>
+              <w:bottom w:type="dxa" w:w="70"/>
+              <w:right w:type="dxa" w:w="90"/>
+            </w:tcMar>
+          </w:tcPr>
+          <w:p>
+            <w:pPr>
+              <w:spacing w:after="40" w:line="260"/>
+            </w:pPr>
+            <w:r>
+              <w:rPr>
+                <w:rFonts w:ascii="Arial" w:cs="Arial" w:eastAsia="Arial" w:hAnsi="Arial"/>
+                <w:b w:val="false"/>
+                <w:bCs w:val="false"/>
+                <w:color w:val="14181E"/>
+                <w:sz w:val="16"/>
+                <w:szCs w:val="16"/>
+              </w:rPr>
+              <w:t xml:space="preserve">H</w:t>
+            </w:r>
+          </w:p>
+        </w:tc>
+        <w:tc>
+          <w:tcPr>
+            <w:tcW w:type="dxa" w:w="600"/>
+            <w:tcBorders>
+              <w:top w:val="none" w:color="auto" w:sz="0"/>
+              <w:left w:val="none" w:color="auto" w:sz="0"/>
+              <w:bottom w:val="single" w:color="DDE2E8" w:sz="4"/>
+              <w:right w:val="none" w:color="auto" w:sz="0"/>
+            </w:tcBorders>
+            <w:tcMar>
+              <w:top w:type="dxa" w:w="70"/>
+              <w:left w:type="dxa" w:w="90"/>
+              <w:bottom w:type="dxa" w:w="70"/>
+              <w:right w:type="dxa" w:w="90"/>
+            </w:tcMar>
+          </w:tcPr>
+          <w:p>
+            <w:pPr>
+              <w:spacing w:after="40" w:line="260"/>
+            </w:pPr>
+          </w:p>
+        </w:tc>
+        <w:tc>
+          <w:tcPr>
+            <w:tcW w:type="dxa" w:w="700"/>
+            <w:tcBorders>
+              <w:top w:val="none" w:color="auto" w:sz="0"/>
+              <w:left w:val="none" w:color="auto" w:sz="0"/>
+              <w:bottom w:val="single" w:color="DDE2E8" w:sz="4"/>
+              <w:right w:val="none" w:color="auto" w:sz="0"/>
+            </w:tcBorders>
+            <w:tcMar>
+              <w:top w:type="dxa" w:w="70"/>
+              <w:left w:type="dxa" w:w="90"/>
+              <w:bottom w:type="dxa" w:w="70"/>
+              <w:right w:type="dxa" w:w="90"/>
+            </w:tcMar>
+          </w:tcPr>
+          <w:p>
+            <w:pPr>
+              <w:spacing w:after="40" w:line="260"/>
+            </w:pPr>
+          </w:p>
+        </w:tc>
+      </w:tr>
+      <w:tr>
+        <w:trPr>
+          <w:cantSplit/>
+        </w:trPr>
+        <w:tc>
+          <w:tcPr>
+            <w:tcW w:type="dxa" w:w="800"/>
+            <w:tcBorders>
+              <w:top w:val="none" w:color="auto" w:sz="0"/>
+              <w:left w:val="none" w:color="auto" w:sz="0"/>
+              <w:bottom w:val="single" w:color="DDE2E8" w:sz="4"/>
+              <w:right w:val="none" w:color="auto" w:sz="0"/>
+            </w:tcBorders>
+            <w:tcMar>
+              <w:top w:type="dxa" w:w="70"/>
+              <w:left w:type="dxa" w:w="90"/>
+              <w:bottom w:type="dxa" w:w="70"/>
+              <w:right w:type="dxa" w:w="90"/>
+            </w:tcMar>
+          </w:tcPr>
+          <w:p>
+            <w:pPr>
+              <w:spacing w:after="40" w:line="260"/>
+            </w:pPr>
+            <w:r>
+              <w:rPr>
+                <w:rFonts w:ascii="Arial" w:cs="Arial" w:eastAsia="Arial" w:hAnsi="Arial"/>
+                <w:color w:val="14181E"/>
+                <w:sz w:val="16"/>
+                <w:szCs w:val="16"/>
+              </w:rPr>
+              <w:t xml:space="preserve">W-HOST-04b</w:t>
+            </w:r>
+          </w:p>
+        </w:tc>
+        <w:tc>
+          <w:tcPr>
+            <w:tcW w:type="dxa" w:w="3450"/>
+            <w:tcBorders>
+              <w:top w:val="none" w:color="auto" w:sz="0"/>
+              <w:left w:val="none" w:color="auto" w:sz="0"/>
+              <w:bottom w:val="single" w:color="DDE2E8" w:sz="4"/>
+              <w:right w:val="none" w:color="auto" w:sz="0"/>
+            </w:tcBorders>
+            <w:tcMar>
+              <w:top w:type="dxa" w:w="70"/>
+              <w:left w:type="dxa" w:w="90"/>
+              <w:bottom w:type="dxa" w:w="70"/>
+              <w:right w:type="dxa" w:w="90"/>
+            </w:tcMar>
+          </w:tcPr>
+          <w:p>
+            <w:pPr>
+              <w:spacing w:after="40" w:line="260"/>
+            </w:pPr>
+            <w:r>
+              <w:rPr>
+                <w:rFonts w:ascii="Arial" w:cs="Arial" w:eastAsia="Arial" w:hAnsi="Arial"/>
+                <w:b w:val="false"/>
+                <w:bCs w:val="false"/>
+                <w:color w:val="14181E"/>
+                <w:sz w:val="16"/>
+                <w:szCs w:val="16"/>
+              </w:rPr>
+              <w:t xml:space="preserve">While signed in as a host, open any public page (a listing, the home page) and open the account menu in the header.</w:t>
+            </w:r>
+          </w:p>
+        </w:tc>
+        <w:tc>
+          <w:tcPr>
+            <w:tcW w:type="dxa" w:w="2976"/>
+            <w:tcBorders>
+              <w:top w:val="none" w:color="auto" w:sz="0"/>
+              <w:left w:val="none" w:color="auto" w:sz="0"/>
+              <w:bottom w:val="single" w:color="DDE2E8" w:sz="4"/>
+              <w:right w:val="none" w:color="auto" w:sz="0"/>
+            </w:tcBorders>
+            <w:tcMar>
+              <w:top w:type="dxa" w:w="70"/>
+              <w:left w:type="dxa" w:w="90"/>
+              <w:bottom w:type="dxa" w:w="70"/>
+              <w:right w:type="dxa" w:w="90"/>
+            </w:tcMar>
+          </w:tcPr>
+          <w:p>
+            <w:pPr>
+              <w:spacing w:after="40" w:line="260"/>
+            </w:pPr>
+            <w:r>
+              <w:rPr>
+                <w:rFonts w:ascii="Arial" w:cs="Arial" w:eastAsia="Arial" w:hAnsi="Arial"/>
+                <w:b w:val="false"/>
+                <w:bCs w:val="false"/>
+                <w:color w:val="14181E"/>
+                <w:sz w:val="16"/>
+                <w:szCs w:val="16"/>
+              </w:rPr>
+              <w:t xml:space="preserve">It reads 'Host account' and offers Host dashboard, My Properties, Bookings and Settings. It must not say 'Renter account' or offer My Bookings / Saved Stays, and Become a Host must not appear.</w:t>
             </w:r>
           </w:p>
         </w:tc>
